--- a/Lab5/Лб 5 UML Дягилев.docx
+++ b/Lab5/Лб 5 UML Дягилев.docx
@@ -4915,29 +4915,49 @@
         <w:docPartUnique/>
       </w:docPartObj>
     </w:sdtPr>
-    <w:sdtEndPr/>
+    <w:sdtEndPr>
+      <w:rPr>
+        <w:rFonts w:ascii="Times New Roman" w:hAnsi="Times New Roman" w:cs="Times New Roman"/>
+      </w:rPr>
+    </w:sdtEndPr>
     <w:sdtContent>
       <w:p>
         <w:pPr>
           <w:pStyle w:val="a8"/>
           <w:jc w:val="center"/>
+          <w:rPr>
+            <w:rFonts w:ascii="Times New Roman" w:hAnsi="Times New Roman" w:cs="Times New Roman"/>
+          </w:rPr>
         </w:pPr>
         <w:r>
+          <w:rPr>
+            <w:rFonts w:ascii="Times New Roman" w:hAnsi="Times New Roman" w:cs="Times New Roman"/>
+          </w:rPr>
           <w:fldChar w:fldCharType="begin"/>
         </w:r>
         <w:r>
+          <w:rPr>
+            <w:rFonts w:ascii="Times New Roman" w:hAnsi="Times New Roman" w:cs="Times New Roman"/>
+          </w:rPr>
           <w:instrText>PAGE   \* MERGEFORMAT</w:instrText>
         </w:r>
         <w:r>
+          <w:rPr>
+            <w:rFonts w:ascii="Times New Roman" w:hAnsi="Times New Roman" w:cs="Times New Roman"/>
+          </w:rPr>
           <w:fldChar w:fldCharType="separate"/>
         </w:r>
         <w:r>
           <w:rPr>
+            <w:rFonts w:ascii="Times New Roman" w:hAnsi="Times New Roman" w:cs="Times New Roman"/>
             <w:noProof/>
           </w:rPr>
           <w:t>2</w:t>
         </w:r>
         <w:r>
+          <w:rPr>
+            <w:rFonts w:ascii="Times New Roman" w:hAnsi="Times New Roman" w:cs="Times New Roman"/>
+          </w:rPr>
           <w:fldChar w:fldCharType="end"/>
         </w:r>
       </w:p>
@@ -5099,6 +5119,7 @@
     <w:lsdException w:name="HTML Sample" w:semiHidden="1" w:unhideWhenUsed="1"/>
     <w:lsdException w:name="HTML Typewriter" w:semiHidden="1" w:unhideWhenUsed="1"/>
     <w:lsdException w:name="HTML Variable" w:semiHidden="1" w:unhideWhenUsed="1"/>
+    <w:lsdException w:name="Normal Table" w:semiHidden="1" w:unhideWhenUsed="1"/>
     <w:lsdException w:name="annotation subject" w:semiHidden="1" w:unhideWhenUsed="1"/>
     <w:lsdException w:name="No List" w:semiHidden="1" w:unhideWhenUsed="1"/>
     <w:lsdException w:name="Outline List 1" w:semiHidden="1" w:unhideWhenUsed="1"/>
@@ -5141,8 +5162,11 @@
     <w:lsdException w:name="Table Contemporary" w:semiHidden="1" w:unhideWhenUsed="1"/>
     <w:lsdException w:name="Table Elegant" w:semiHidden="1" w:unhideWhenUsed="1"/>
     <w:lsdException w:name="Table Professional" w:semiHidden="1" w:unhideWhenUsed="1"/>
+    <w:lsdException w:name="Table Subtle 1" w:semiHidden="1" w:unhideWhenUsed="1"/>
     <w:lsdException w:name="Table Subtle 2" w:semiHidden="1" w:unhideWhenUsed="1"/>
     <w:lsdException w:name="Table Web 1" w:semiHidden="1" w:unhideWhenUsed="1"/>
+    <w:lsdException w:name="Table Web 2" w:semiHidden="1" w:unhideWhenUsed="1"/>
+    <w:lsdException w:name="Table Web 3" w:semiHidden="1" w:unhideWhenUsed="1"/>
     <w:lsdException w:name="Balloon Text" w:semiHidden="1" w:unhideWhenUsed="1"/>
     <w:lsdException w:name="Table Grid" w:uiPriority="39"/>
     <w:lsdException w:name="Table Theme" w:semiHidden="1" w:unhideWhenUsed="1"/>

--- a/Lab5/Лб 5 UML Дягилев.docx
+++ b/Lab5/Лб 5 UML Дягилев.docx
@@ -1,6 +1,6 @@
 
 <file path=word/document.xml><?xml version="1.0" encoding="utf-8"?>
-<w:document xmlns:wpc="http://schemas.microsoft.com/office/word/2010/wordprocessingCanvas" xmlns:cx="http://schemas.microsoft.com/office/drawing/2014/chartex" xmlns:cx1="http://schemas.microsoft.com/office/drawing/2015/9/8/chartex" xmlns:cx2="http://schemas.microsoft.com/office/drawing/2015/10/21/chartex" xmlns:cx3="http://schemas.microsoft.com/office/drawing/2016/5/9/chartex" xmlns:cx4="http://schemas.microsoft.com/office/drawing/2016/5/10/chartex" xmlns:cx5="http://schemas.microsoft.com/office/drawing/2016/5/11/chartex" xmlns:cx6="http://schemas.microsoft.com/office/drawing/2016/5/12/chartex" xmlns:cx7="http://schemas.microsoft.com/office/drawing/2016/5/13/chartex" xmlns:cx8="http://schemas.microsoft.com/office/drawing/2016/5/14/chartex" xmlns:mc="http://schemas.openxmlformats.org/markup-compatibility/2006" xmlns:aink="http://schemas.microsoft.com/office/drawing/2016/ink" xmlns:am3d="http://schemas.microsoft.com/office/drawing/2017/model3d" xmlns:o="urn:schemas-microsoft-com:office:office" xmlns:r="http://schemas.openxmlformats.org/officeDocument/2006/relationships" xmlns:m="http://schemas.openxmlformats.org/officeDocument/2006/math" xmlns:v="urn:schemas-microsoft-com:vml" xmlns:wp14="http://schemas.microsoft.com/office/word/2010/wordprocessingDrawing" xmlns:wp="http://schemas.openxmlformats.org/drawingml/2006/wordprocessingDrawing" xmlns:w10="urn:schemas-microsoft-com:office:word" xmlns:w="http://schemas.openxmlformats.org/wordprocessingml/2006/main" xmlns:w14="http://schemas.microsoft.com/office/word/2010/wordml" xmlns:w15="http://schemas.microsoft.com/office/word/2012/wordml" xmlns:w16cex="http://schemas.microsoft.com/office/word/2018/wordml/cex" xmlns:w16cid="http://schemas.microsoft.com/office/word/2016/wordml/cid" xmlns:w16="http://schemas.microsoft.com/office/word/2018/wordml" xmlns:w16sdtdh="http://schemas.microsoft.com/office/word/2020/wordml/sdtdatahash" xmlns:w16se="http://schemas.microsoft.com/office/word/2015/wordml/symex" xmlns:wpg="http://schemas.microsoft.com/office/word/2010/wordprocessingGroup" xmlns:wpi="http://schemas.microsoft.com/office/word/2010/wordprocessingInk" xmlns:wne="http://schemas.microsoft.com/office/word/2006/wordml" xmlns:wps="http://schemas.microsoft.com/office/word/2010/wordprocessingShape" mc:Ignorable="w14 w15 w16se w16cid w16 w16cex w16sdtdh wp14">
+<w:document xmlns:wpc="http://schemas.microsoft.com/office/word/2010/wordprocessingCanvas" xmlns:cx="http://schemas.microsoft.com/office/drawing/2014/chartex" xmlns:mc="http://schemas.openxmlformats.org/markup-compatibility/2006" xmlns:o="urn:schemas-microsoft-com:office:office" xmlns:r="http://schemas.openxmlformats.org/officeDocument/2006/relationships" xmlns:m="http://schemas.openxmlformats.org/officeDocument/2006/math" xmlns:v="urn:schemas-microsoft-com:vml" xmlns:wp14="http://schemas.microsoft.com/office/word/2010/wordprocessingDrawing" xmlns:wp="http://schemas.openxmlformats.org/drawingml/2006/wordprocessingDrawing" xmlns:w10="urn:schemas-microsoft-com:office:word" xmlns:w="http://schemas.openxmlformats.org/wordprocessingml/2006/main" xmlns:w14="http://schemas.microsoft.com/office/word/2010/wordml" xmlns:w15="http://schemas.microsoft.com/office/word/2012/wordml" xmlns:w16se="http://schemas.microsoft.com/office/word/2015/wordml/symex" xmlns:wpg="http://schemas.microsoft.com/office/word/2010/wordprocessingGroup" xmlns:wpi="http://schemas.microsoft.com/office/word/2010/wordprocessingInk" xmlns:wne="http://schemas.microsoft.com/office/word/2006/wordml" xmlns:wps="http://schemas.microsoft.com/office/word/2010/wordprocessingShape" mc:Ignorable="w14 w15 w16se wp14">
   <w:body>
     <w:p>
       <w:pPr>
@@ -102,7 +102,7 @@
                     </pic:cNvPicPr>
                   </pic:nvPicPr>
                   <pic:blipFill rotWithShape="1">
-                    <a:blip r:embed="rId7" cstate="print">
+                    <a:blip r:embed="rId8" cstate="print">
                       <a:extLst>
                         <a:ext uri="{28A0092B-C50C-407E-A947-70E740481C1C}">
                           <a14:useLocalDpi xmlns:a14="http://schemas.microsoft.com/office/drawing/2010/main" val="0"/>
@@ -989,7 +989,7 @@
       <w:sdtContent>
         <w:p>
           <w:pPr>
-            <w:pStyle w:val="a5"/>
+            <w:pStyle w:val="a6"/>
             <w:rPr>
               <w:rFonts w:ascii="Times New Roman" w:hAnsi="Times New Roman" w:cs="Times New Roman"/>
               <w:b/>
@@ -1049,7 +1049,7 @@
           <w:hyperlink w:anchor="_Toc201827279" w:history="1">
             <w:r>
               <w:rPr>
-                <w:rStyle w:val="ad"/>
+                <w:rStyle w:val="ae"/>
                 <w:rFonts w:ascii="Times New Roman" w:hAnsi="Times New Roman" w:cs="Times New Roman"/>
                 <w:noProof/>
                 <w:sz w:val="28"/>
@@ -1144,7 +1144,7 @@
           <w:hyperlink w:anchor="_Toc201827280" w:history="1">
             <w:r>
               <w:rPr>
-                <w:rStyle w:val="ad"/>
+                <w:rStyle w:val="ae"/>
                 <w:rFonts w:ascii="Times New Roman" w:hAnsi="Times New Roman" w:cs="Times New Roman"/>
                 <w:noProof/>
                 <w:sz w:val="28"/>
@@ -1155,7 +1155,7 @@
             </w:r>
             <w:r>
               <w:rPr>
-                <w:rStyle w:val="ad"/>
+                <w:rStyle w:val="ae"/>
                 <w:rFonts w:ascii="Times New Roman" w:hAnsi="Times New Roman" w:cs="Times New Roman"/>
                 <w:noProof/>
                 <w:sz w:val="28"/>
@@ -1250,7 +1250,7 @@
           <w:hyperlink w:anchor="_Toc201827281" w:history="1">
             <w:r>
               <w:rPr>
-                <w:rStyle w:val="ad"/>
+                <w:rStyle w:val="ae"/>
                 <w:rFonts w:ascii="Times New Roman" w:hAnsi="Times New Roman" w:cs="Times New Roman"/>
                 <w:bCs/>
                 <w:noProof/>
@@ -1262,7 +1262,7 @@
             </w:r>
             <w:r>
               <w:rPr>
-                <w:rStyle w:val="ad"/>
+                <w:rStyle w:val="ae"/>
                 <w:rFonts w:ascii="Times New Roman" w:hAnsi="Times New Roman" w:cs="Times New Roman"/>
                 <w:bCs/>
                 <w:noProof/>
@@ -1358,7 +1358,7 @@
           <w:hyperlink w:anchor="_Toc201827282" w:history="1">
             <w:r>
               <w:rPr>
-                <w:rStyle w:val="ad"/>
+                <w:rStyle w:val="ae"/>
                 <w:rFonts w:ascii="Times New Roman" w:hAnsi="Times New Roman" w:cs="Times New Roman"/>
                 <w:noProof/>
                 <w:sz w:val="28"/>
@@ -1477,7 +1477,7 @@
     <w:p/>
     <w:p>
       <w:pPr>
-        <w:pStyle w:val="aa"/>
+        <w:pStyle w:val="ab"/>
       </w:pPr>
       <w:bookmarkStart w:id="0" w:name="_Toc201827279"/>
       <w:r>
@@ -1487,7 +1487,7 @@
     </w:p>
     <w:p>
       <w:pPr>
-        <w:pStyle w:val="a3"/>
+        <w:pStyle w:val="a4"/>
       </w:pPr>
       <w:r>
         <w:t>Корректная и полная документация сопровождает разработку программного обеспечения (ПО) от появления идеи до выпуска конечного продукта. Написание документации является обязательным критерием разработки и п</w:t>
@@ -1501,7 +1501,7 @@
     </w:p>
     <w:p>
       <w:pPr>
-        <w:pStyle w:val="a3"/>
+        <w:pStyle w:val="a4"/>
         <w:rPr>
           <w:b/>
         </w:rPr>
@@ -1509,7 +1509,11 @@
     </w:p>
     <w:p>
       <w:pPr>
-        <w:pStyle w:val="aa"/>
+        <w:pStyle w:val="ab"/>
+        <w:numPr>
+          <w:ilvl w:val="0"/>
+          <w:numId w:val="1"/>
+        </w:numPr>
       </w:pPr>
       <w:bookmarkStart w:id="1" w:name="_Toc201827280"/>
       <w:r>
@@ -1525,7 +1529,7 @@
     </w:p>
     <w:p>
       <w:pPr>
-        <w:pStyle w:val="a3"/>
+        <w:pStyle w:val="a4"/>
         <w:ind w:firstLine="0"/>
         <w:jc w:val="center"/>
         <w:rPr>
@@ -1552,7 +1556,7 @@
                     <pic:cNvPicPr/>
                   </pic:nvPicPr>
                   <pic:blipFill>
-                    <a:blip r:embed="rId8">
+                    <a:blip r:embed="rId9">
                       <a:extLst>
                         <a:ext uri="{28A0092B-C50C-407E-A947-70E740481C1C}">
                           <a14:useLocalDpi xmlns:a14="http://schemas.microsoft.com/office/drawing/2010/main" val="0"/>
@@ -1581,7 +1585,7 @@
     </w:p>
     <w:p>
       <w:pPr>
-        <w:pStyle w:val="a3"/>
+        <w:pStyle w:val="a4"/>
         <w:ind w:firstLine="0"/>
         <w:jc w:val="center"/>
       </w:pPr>
@@ -1603,7 +1607,7 @@
     </w:p>
     <w:p>
       <w:pPr>
-        <w:pStyle w:val="a3"/>
+        <w:pStyle w:val="a4"/>
         <w:rPr>
           <w:b/>
         </w:rPr>
@@ -1611,7 +1615,11 @@
     </w:p>
     <w:p>
       <w:pPr>
-        <w:pStyle w:val="aa"/>
+        <w:pStyle w:val="ab"/>
+        <w:numPr>
+          <w:ilvl w:val="0"/>
+          <w:numId w:val="1"/>
+        </w:numPr>
         <w:rPr>
           <w:bCs/>
         </w:rPr>
@@ -1640,12 +1648,7 @@
     </w:p>
     <w:p>
       <w:pPr>
-        <w:pStyle w:val="a3"/>
-      </w:pPr>
-    </w:p>
-    <w:p>
-      <w:pPr>
-        <w:pStyle w:val="a3"/>
+        <w:pStyle w:val="a4"/>
         <w:ind w:firstLine="0"/>
         <w:jc w:val="center"/>
       </w:pPr>
@@ -1654,10 +1657,10 @@
           <w:noProof/>
         </w:rPr>
         <w:drawing>
-          <wp:inline distT="0" distB="0" distL="0" distR="0" wp14:anchorId="2326E707" wp14:editId="2679C4B9">
-            <wp:extent cx="5940425" cy="3103245"/>
-            <wp:effectExtent l="0" t="0" r="3175" b="1905"/>
-            <wp:docPr id="2" name="Рисунок 2"/>
+          <wp:inline distT="0" distB="0" distL="0" distR="0" wp14:anchorId="7669C39E" wp14:editId="1D813B6D">
+            <wp:extent cx="5940425" cy="3072130"/>
+            <wp:effectExtent l="0" t="0" r="3175" b="0"/>
+            <wp:docPr id="10" name="Рисунок 10"/>
             <wp:cNvGraphicFramePr>
               <a:graphicFrameLocks xmlns:a="http://schemas.openxmlformats.org/drawingml/2006/main" noChangeAspect="1"/>
             </wp:cNvGraphicFramePr>
@@ -1669,7 +1672,7 @@
                     <pic:cNvPicPr/>
                   </pic:nvPicPr>
                   <pic:blipFill>
-                    <a:blip r:embed="rId9"/>
+                    <a:blip r:embed="rId10"/>
                     <a:stretch>
                       <a:fillRect/>
                     </a:stretch>
@@ -1677,7 +1680,7 @@
                   <pic:spPr>
                     <a:xfrm>
                       <a:off x="0" y="0"/>
-                      <a:ext cx="5940425" cy="3103245"/>
+                      <a:ext cx="5940425" cy="3072130"/>
                     </a:xfrm>
                     <a:prstGeom prst="rect">
                       <a:avLst/>
@@ -1692,7 +1695,7 @@
     </w:p>
     <w:p>
       <w:pPr>
-        <w:pStyle w:val="a3"/>
+        <w:pStyle w:val="a4"/>
         <w:ind w:firstLine="0"/>
         <w:jc w:val="center"/>
       </w:pPr>
@@ -1714,13 +1717,17 @@
     </w:p>
     <w:p>
       <w:pPr>
-        <w:pStyle w:val="a3"/>
+        <w:pStyle w:val="a4"/>
         <w:ind w:firstLine="0"/>
       </w:pPr>
     </w:p>
     <w:p>
       <w:pPr>
-        <w:pStyle w:val="aa"/>
+        <w:pStyle w:val="ab"/>
+        <w:numPr>
+          <w:ilvl w:val="0"/>
+          <w:numId w:val="1"/>
+        </w:numPr>
       </w:pPr>
       <w:bookmarkStart w:id="3" w:name="_Toc201827282"/>
       <w:r>
@@ -1730,7 +1737,7 @@
     </w:p>
     <w:p>
       <w:pPr>
-        <w:pStyle w:val="a3"/>
+        <w:pStyle w:val="a4"/>
         <w:rPr>
           <w:rFonts w:eastAsia="Calibri"/>
           <w:lang w:eastAsia="en-US"/>
@@ -1839,7 +1846,7 @@
     </w:p>
     <w:p>
       <w:pPr>
-        <w:pStyle w:val="a3"/>
+        <w:pStyle w:val="a4"/>
         <w:ind w:firstLine="0"/>
         <w:rPr>
           <w:rFonts w:eastAsia="MS Gothic"/>
@@ -1849,7 +1856,7 @@
     </w:p>
     <w:p>
       <w:pPr>
-        <w:pStyle w:val="a3"/>
+        <w:pStyle w:val="a4"/>
         <w:ind w:firstLine="0"/>
         <w:rPr>
           <w:rFonts w:eastAsia="MS Gothic"/>
@@ -2398,7 +2405,7 @@
     </w:p>
     <w:p>
       <w:pPr>
-        <w:pStyle w:val="a3"/>
+        <w:pStyle w:val="a4"/>
         <w:ind w:firstLine="0"/>
         <w:rPr>
           <w:rFonts w:eastAsia="MS Gothic"/>
@@ -2410,6 +2417,7 @@
           <w:rFonts w:eastAsia="MS Gothic"/>
           <w:lang w:val="en-US" w:eastAsia="en-US"/>
         </w:rPr>
+        <w:lastRenderedPageBreak/>
         <w:t>Таблица 2 – Описание класса Circle</w:t>
       </w:r>
     </w:p>
@@ -3115,7 +3123,7 @@
     </w:p>
     <w:p>
       <w:pPr>
-        <w:pStyle w:val="a3"/>
+        <w:pStyle w:val="a4"/>
         <w:ind w:firstLine="0"/>
         <w:rPr>
           <w:rFonts w:eastAsia="MS Gothic"/>
@@ -3984,7 +3992,7 @@
     </w:p>
     <w:p>
       <w:pPr>
-        <w:pStyle w:val="a3"/>
+        <w:pStyle w:val="a4"/>
         <w:ind w:firstLine="0"/>
         <w:rPr>
           <w:rFonts w:eastAsia="MS Gothic"/>
@@ -4865,11 +4873,5112 @@
     </w:p>
     <w:p>
       <w:pPr>
-        <w:pStyle w:val="a3"/>
+        <w:pStyle w:val="a4"/>
+      </w:pPr>
+    </w:p>
+    <w:p>
+      <w:pPr>
+        <w:pStyle w:val="a4"/>
+      </w:pPr>
+    </w:p>
+    <w:p>
+      <w:pPr>
+        <w:pStyle w:val="a4"/>
+      </w:pPr>
+    </w:p>
+    <w:p>
+      <w:pPr>
+        <w:pStyle w:val="ab"/>
+        <w:numPr>
+          <w:ilvl w:val="0"/>
+          <w:numId w:val="1"/>
+        </w:numPr>
+        <w:rPr>
+          <w:lang w:val="en-US"/>
+        </w:rPr>
+      </w:pPr>
+      <w:r>
+        <w:lastRenderedPageBreak/>
+        <w:t xml:space="preserve">Дерево ветвлений </w:t>
+      </w:r>
+      <w:proofErr w:type="spellStart"/>
+      <w:r>
+        <w:rPr>
+          <w:lang w:val="en-US"/>
+        </w:rPr>
+        <w:t>Git</w:t>
+      </w:r>
+      <w:proofErr w:type="spellEnd"/>
+    </w:p>
+    <w:p>
+      <w:pPr>
+        <w:pStyle w:val="a4"/>
+        <w:rPr>
+          <w:rFonts w:eastAsia="Calibri"/>
+          <w:lang w:eastAsia="en-US"/>
+        </w:rPr>
+      </w:pPr>
+      <w:r>
+        <w:rPr>
+          <w:rFonts w:eastAsia="Calibri"/>
+          <w:lang w:eastAsia="en-US"/>
+        </w:rPr>
+        <w:t xml:space="preserve">На рисунке 3 представлено дерево ветвлений </w:t>
+      </w:r>
+      <w:proofErr w:type="spellStart"/>
+      <w:r>
+        <w:rPr>
+          <w:rFonts w:eastAsia="Calibri"/>
+          <w:lang w:val="en-US" w:eastAsia="en-US"/>
+        </w:rPr>
+        <w:t>Git</w:t>
+      </w:r>
+      <w:proofErr w:type="spellEnd"/>
+      <w:r>
+        <w:rPr>
+          <w:rFonts w:eastAsia="Calibri"/>
+          <w:lang w:eastAsia="en-US"/>
+        </w:rPr>
+        <w:t>, полученное по окончании работы с проектом.</w:t>
+      </w:r>
+    </w:p>
+    <w:p>
+      <w:pPr>
+        <w:spacing w:after="0" w:line="360" w:lineRule="auto"/>
+        <w:jc w:val="center"/>
+        <w:rPr>
+          <w:rFonts w:ascii="Times New Roman" w:eastAsia="Calibri" w:hAnsi="Times New Roman" w:cs="Times New Roman"/>
+          <w:sz w:val="28"/>
+          <w:lang w:eastAsia="en-US"/>
+        </w:rPr>
+      </w:pPr>
+      <w:r>
+        <w:rPr>
+          <w:rFonts w:ascii="Times New Roman" w:eastAsia="Calibri" w:hAnsi="Times New Roman" w:cs="Times New Roman"/>
+          <w:sz w:val="28"/>
+          <w:lang w:eastAsia="en-US"/>
+        </w:rPr>
+        <w:drawing>
+          <wp:inline distT="0" distB="0" distL="0" distR="0" wp14:anchorId="24528440" wp14:editId="59D3FF28">
+            <wp:extent cx="5327950" cy="3344848"/>
+            <wp:effectExtent l="0" t="0" r="6350" b="8255"/>
+            <wp:docPr id="6" name="Рисунок 6"/>
+            <wp:cNvGraphicFramePr>
+              <a:graphicFrameLocks xmlns:a="http://schemas.openxmlformats.org/drawingml/2006/main" noChangeAspect="1"/>
+            </wp:cNvGraphicFramePr>
+            <a:graphic xmlns:a="http://schemas.openxmlformats.org/drawingml/2006/main">
+              <a:graphicData uri="http://schemas.openxmlformats.org/drawingml/2006/picture">
+                <pic:pic xmlns:pic="http://schemas.openxmlformats.org/drawingml/2006/picture">
+                  <pic:nvPicPr>
+                    <pic:cNvPr id="1" name=""/>
+                    <pic:cNvPicPr/>
+                  </pic:nvPicPr>
+                  <pic:blipFill>
+                    <a:blip r:embed="rId11"/>
+                    <a:stretch>
+                      <a:fillRect/>
+                    </a:stretch>
+                  </pic:blipFill>
+                  <pic:spPr>
+                    <a:xfrm>
+                      <a:off x="0" y="0"/>
+                      <a:ext cx="5330776" cy="3346622"/>
+                    </a:xfrm>
+                    <a:prstGeom prst="rect">
+                      <a:avLst/>
+                    </a:prstGeom>
+                  </pic:spPr>
+                </pic:pic>
+              </a:graphicData>
+            </a:graphic>
+          </wp:inline>
+        </w:drawing>
+      </w:r>
+    </w:p>
+    <w:p>
+      <w:pPr>
+        <w:spacing w:after="0" w:line="360" w:lineRule="auto"/>
+        <w:jc w:val="center"/>
+        <w:rPr>
+          <w:rFonts w:ascii="Times New Roman" w:eastAsia="Calibri" w:hAnsi="Times New Roman" w:cs="Times New Roman"/>
+          <w:sz w:val="28"/>
+          <w:lang w:eastAsia="en-US"/>
+        </w:rPr>
+      </w:pPr>
+      <w:r>
+        <w:rPr>
+          <w:rFonts w:ascii="Times New Roman" w:eastAsia="Calibri" w:hAnsi="Times New Roman" w:cs="Times New Roman"/>
+          <w:sz w:val="28"/>
+          <w:lang w:eastAsia="en-US"/>
+        </w:rPr>
+        <w:t xml:space="preserve">Рисунок 3 – Дерево ветвлений </w:t>
+      </w:r>
+      <w:proofErr w:type="spellStart"/>
+      <w:r>
+        <w:rPr>
+          <w:rFonts w:ascii="Times New Roman" w:eastAsia="Calibri" w:hAnsi="Times New Roman" w:cs="Times New Roman"/>
+          <w:sz w:val="28"/>
+          <w:lang w:val="en-US" w:eastAsia="en-US"/>
+        </w:rPr>
+        <w:t>Git</w:t>
+      </w:r>
+      <w:proofErr w:type="spellEnd"/>
+      <w:r>
+        <w:rPr>
+          <w:rFonts w:ascii="Times New Roman" w:eastAsia="Calibri" w:hAnsi="Times New Roman" w:cs="Times New Roman"/>
+          <w:sz w:val="28"/>
+          <w:lang w:eastAsia="en-US"/>
+        </w:rPr>
+        <w:t xml:space="preserve"> </w:t>
+      </w:r>
+    </w:p>
+    <w:p>
+      <w:pPr>
+        <w:pStyle w:val="a4"/>
+      </w:pPr>
+    </w:p>
+    <w:p>
+      <w:pPr>
+        <w:pStyle w:val="a4"/>
+      </w:pPr>
+    </w:p>
+    <w:p>
+      <w:pPr>
+        <w:pStyle w:val="a4"/>
+      </w:pPr>
+    </w:p>
+    <w:p>
+      <w:pPr>
+        <w:pStyle w:val="a4"/>
+      </w:pPr>
+    </w:p>
+    <w:p>
+      <w:pPr>
+        <w:pStyle w:val="a4"/>
+      </w:pPr>
+    </w:p>
+    <w:p>
+      <w:pPr>
+        <w:pStyle w:val="a4"/>
+      </w:pPr>
+    </w:p>
+    <w:p>
+      <w:pPr>
+        <w:pStyle w:val="a4"/>
+      </w:pPr>
+    </w:p>
+    <w:p>
+      <w:pPr>
+        <w:pStyle w:val="a4"/>
+      </w:pPr>
+    </w:p>
+    <w:p>
+      <w:pPr>
+        <w:pStyle w:val="a4"/>
+      </w:pPr>
+    </w:p>
+    <w:p>
+      <w:pPr>
+        <w:pStyle w:val="a4"/>
+      </w:pPr>
+    </w:p>
+    <w:p>
+      <w:pPr>
+        <w:pStyle w:val="a4"/>
+      </w:pPr>
+    </w:p>
+    <w:p>
+      <w:pPr>
+        <w:pStyle w:val="a4"/>
+      </w:pPr>
+    </w:p>
+    <w:p>
+      <w:pPr>
+        <w:pStyle w:val="a4"/>
+      </w:pPr>
+    </w:p>
+    <w:p>
+      <w:pPr>
+        <w:pStyle w:val="a4"/>
+      </w:pPr>
+    </w:p>
+    <w:p>
+      <w:pPr>
+        <w:pStyle w:val="a4"/>
+      </w:pPr>
+    </w:p>
+    <w:p>
+      <w:pPr>
+        <w:pStyle w:val="ab"/>
+        <w:numPr>
+          <w:ilvl w:val="0"/>
+          <w:numId w:val="1"/>
+        </w:numPr>
+      </w:pPr>
+      <w:r>
+        <w:lastRenderedPageBreak/>
+        <w:t>Тестирование программы</w:t>
+      </w:r>
+    </w:p>
+    <w:p>
+      <w:pPr>
+        <w:pStyle w:val="a4"/>
+        <w:rPr>
+          <w:rFonts w:eastAsia="Calibri"/>
+          <w:lang w:eastAsia="en-US"/>
+        </w:rPr>
+      </w:pPr>
+      <w:r>
+        <w:rPr>
+          <w:rFonts w:eastAsia="Calibri"/>
+          <w:lang w:eastAsia="en-US"/>
+        </w:rPr>
+        <w:t>Графический интерфейс пользователя представлен на рисунке 4.</w:t>
+      </w:r>
+    </w:p>
+    <w:p>
+      <w:pPr>
+        <w:spacing w:after="0" w:line="360" w:lineRule="auto"/>
+        <w:jc w:val="center"/>
+        <w:rPr>
+          <w:rFonts w:ascii="Times New Roman" w:eastAsia="Calibri" w:hAnsi="Times New Roman" w:cs="Times New Roman"/>
+          <w:sz w:val="28"/>
+          <w:lang w:eastAsia="en-US"/>
+        </w:rPr>
+      </w:pPr>
+      <w:r>
+        <w:rPr>
+          <w:rFonts w:ascii="Times New Roman" w:eastAsia="Calibri" w:hAnsi="Times New Roman" w:cs="Times New Roman"/>
+          <w:sz w:val="28"/>
+          <w:lang w:eastAsia="en-US"/>
+        </w:rPr>
+        <w:drawing>
+          <wp:inline distT="0" distB="0" distL="0" distR="0" wp14:anchorId="06DF8837" wp14:editId="48795E1A">
+            <wp:extent cx="2629267" cy="3000794"/>
+            <wp:effectExtent l="0" t="0" r="0" b="9525"/>
+            <wp:docPr id="8" name="Рисунок 8"/>
+            <wp:cNvGraphicFramePr>
+              <a:graphicFrameLocks xmlns:a="http://schemas.openxmlformats.org/drawingml/2006/main" noChangeAspect="1"/>
+            </wp:cNvGraphicFramePr>
+            <a:graphic xmlns:a="http://schemas.openxmlformats.org/drawingml/2006/main">
+              <a:graphicData uri="http://schemas.openxmlformats.org/drawingml/2006/picture">
+                <pic:pic xmlns:pic="http://schemas.openxmlformats.org/drawingml/2006/picture">
+                  <pic:nvPicPr>
+                    <pic:cNvPr id="1" name=""/>
+                    <pic:cNvPicPr/>
+                  </pic:nvPicPr>
+                  <pic:blipFill>
+                    <a:blip r:embed="rId12"/>
+                    <a:stretch>
+                      <a:fillRect/>
+                    </a:stretch>
+                  </pic:blipFill>
+                  <pic:spPr>
+                    <a:xfrm>
+                      <a:off x="0" y="0"/>
+                      <a:ext cx="2629267" cy="3000794"/>
+                    </a:xfrm>
+                    <a:prstGeom prst="rect">
+                      <a:avLst/>
+                    </a:prstGeom>
+                  </pic:spPr>
+                </pic:pic>
+              </a:graphicData>
+            </a:graphic>
+          </wp:inline>
+        </w:drawing>
+      </w:r>
+    </w:p>
+    <w:p>
+      <w:pPr>
+        <w:spacing w:after="0" w:line="360" w:lineRule="auto"/>
+        <w:jc w:val="center"/>
+        <w:rPr>
+          <w:rFonts w:ascii="Times New Roman" w:eastAsia="Calibri" w:hAnsi="Times New Roman" w:cs="Times New Roman"/>
+          <w:sz w:val="28"/>
+          <w:lang w:eastAsia="en-US"/>
+        </w:rPr>
+      </w:pPr>
+      <w:r>
+        <w:rPr>
+          <w:rFonts w:ascii="Times New Roman" w:eastAsia="Calibri" w:hAnsi="Times New Roman" w:cs="Times New Roman"/>
+          <w:sz w:val="28"/>
+          <w:lang w:eastAsia="en-US"/>
+        </w:rPr>
+        <w:t>Рисунок 4 – Графический интерфейс пользователя</w:t>
+      </w:r>
+    </w:p>
+    <w:p>
+      <w:pPr>
+        <w:pStyle w:val="a4"/>
+      </w:pPr>
+    </w:p>
+    <w:p>
+      <w:pPr>
+        <w:pStyle w:val="ab"/>
+        <w:rPr>
+          <w:rFonts w:eastAsia="Calibri"/>
+          <w:lang w:eastAsia="en-US"/>
+        </w:rPr>
+      </w:pPr>
+      <w:r>
+        <w:rPr>
+          <w:rFonts w:eastAsia="Calibri"/>
+          <w:lang w:eastAsia="en-US"/>
+        </w:rPr>
+        <w:t>5.1 Тестовый случай «Добавить элемент»</w:t>
+      </w:r>
+    </w:p>
+    <w:p>
+      <w:pPr>
+        <w:spacing w:after="0" w:line="360" w:lineRule="auto"/>
+        <w:ind w:firstLine="709"/>
+        <w:jc w:val="both"/>
+        <w:rPr>
+          <w:rFonts w:ascii="Times New Roman" w:eastAsia="Calibri" w:hAnsi="Times New Roman" w:cs="Times New Roman"/>
+          <w:sz w:val="28"/>
+          <w:lang w:eastAsia="en-US"/>
+        </w:rPr>
+      </w:pPr>
+      <w:r>
+        <w:rPr>
+          <w:rFonts w:ascii="Times New Roman" w:eastAsia="Calibri" w:hAnsi="Times New Roman" w:cs="Times New Roman"/>
+          <w:sz w:val="28"/>
+          <w:lang w:eastAsia="en-US"/>
+        </w:rPr>
+        <w:t>Для добавления элемента необходимо вызвать соответствующую форму путём нажатия кнопки «Добавить…» (рисунок 5).</w:t>
+      </w:r>
+    </w:p>
+    <w:p>
+      <w:pPr>
+        <w:spacing w:after="0" w:line="360" w:lineRule="auto"/>
+        <w:jc w:val="center"/>
+        <w:rPr>
+          <w:rFonts w:ascii="Times New Roman" w:eastAsia="Calibri" w:hAnsi="Times New Roman" w:cs="Times New Roman"/>
+          <w:sz w:val="28"/>
+          <w:lang w:eastAsia="en-US"/>
+        </w:rPr>
+      </w:pPr>
+      <w:r>
+        <w:rPr>
+          <w:rFonts w:ascii="Times New Roman" w:eastAsia="Calibri" w:hAnsi="Times New Roman" w:cs="Times New Roman"/>
+          <w:sz w:val="28"/>
+          <w:lang w:eastAsia="en-US"/>
+        </w:rPr>
+        <w:drawing>
+          <wp:inline distT="0" distB="0" distL="0" distR="0" wp14:anchorId="0B254583" wp14:editId="2FE87281">
+            <wp:extent cx="3839111" cy="2162477"/>
+            <wp:effectExtent l="0" t="0" r="9525" b="9525"/>
+            <wp:docPr id="14" name="Рисунок 14"/>
+            <wp:cNvGraphicFramePr>
+              <a:graphicFrameLocks xmlns:a="http://schemas.openxmlformats.org/drawingml/2006/main" noChangeAspect="1"/>
+            </wp:cNvGraphicFramePr>
+            <a:graphic xmlns:a="http://schemas.openxmlformats.org/drawingml/2006/main">
+              <a:graphicData uri="http://schemas.openxmlformats.org/drawingml/2006/picture">
+                <pic:pic xmlns:pic="http://schemas.openxmlformats.org/drawingml/2006/picture">
+                  <pic:nvPicPr>
+                    <pic:cNvPr id="1" name=""/>
+                    <pic:cNvPicPr/>
+                  </pic:nvPicPr>
+                  <pic:blipFill>
+                    <a:blip r:embed="rId13"/>
+                    <a:stretch>
+                      <a:fillRect/>
+                    </a:stretch>
+                  </pic:blipFill>
+                  <pic:spPr>
+                    <a:xfrm>
+                      <a:off x="0" y="0"/>
+                      <a:ext cx="3839111" cy="2162477"/>
+                    </a:xfrm>
+                    <a:prstGeom prst="rect">
+                      <a:avLst/>
+                    </a:prstGeom>
+                  </pic:spPr>
+                </pic:pic>
+              </a:graphicData>
+            </a:graphic>
+          </wp:inline>
+        </w:drawing>
+      </w:r>
+    </w:p>
+    <w:p>
+      <w:pPr>
+        <w:spacing w:after="0" w:line="360" w:lineRule="auto"/>
+        <w:jc w:val="center"/>
+        <w:rPr>
+          <w:rFonts w:ascii="Times New Roman" w:eastAsia="Calibri" w:hAnsi="Times New Roman" w:cs="Times New Roman"/>
+          <w:sz w:val="28"/>
+          <w:lang w:eastAsia="en-US"/>
+        </w:rPr>
+      </w:pPr>
+      <w:r>
+        <w:rPr>
+          <w:rFonts w:ascii="Times New Roman" w:eastAsia="Calibri" w:hAnsi="Times New Roman" w:cs="Times New Roman"/>
+          <w:sz w:val="28"/>
+          <w:lang w:eastAsia="en-US"/>
+        </w:rPr>
+        <w:t>Рисунок 5 – Форма для добавления элемента</w:t>
+      </w:r>
+    </w:p>
+    <w:p>
+      <w:pPr>
+        <w:spacing w:after="0" w:line="360" w:lineRule="auto"/>
+        <w:ind w:firstLine="709"/>
+        <w:jc w:val="both"/>
+        <w:rPr>
+          <w:rFonts w:ascii="Times New Roman" w:eastAsia="Calibri" w:hAnsi="Times New Roman" w:cs="Times New Roman"/>
+          <w:sz w:val="28"/>
+          <w:lang w:eastAsia="en-US"/>
+        </w:rPr>
+      </w:pPr>
+      <w:r>
+        <w:rPr>
+          <w:rFonts w:ascii="Times New Roman" w:eastAsia="Calibri" w:hAnsi="Times New Roman" w:cs="Times New Roman"/>
+          <w:sz w:val="28"/>
+          <w:lang w:eastAsia="en-US"/>
+        </w:rPr>
+        <w:t xml:space="preserve">Параметры любой из </w:t>
+      </w:r>
+      <w:r>
+        <w:rPr>
+          <w:rFonts w:ascii="Times New Roman" w:eastAsia="Calibri" w:hAnsi="Times New Roman" w:cs="Times New Roman"/>
+          <w:sz w:val="28"/>
+          <w:lang w:eastAsia="en-US"/>
+        </w:rPr>
+        <w:t>выбранных фигур</w:t>
+      </w:r>
+      <w:r>
+        <w:rPr>
+          <w:rFonts w:ascii="Times New Roman" w:eastAsia="Calibri" w:hAnsi="Times New Roman" w:cs="Times New Roman"/>
+          <w:sz w:val="28"/>
+          <w:lang w:eastAsia="en-US"/>
+        </w:rPr>
+        <w:t xml:space="preserve"> (</w:t>
+      </w:r>
+      <w:r>
+        <w:rPr>
+          <w:rFonts w:ascii="Times New Roman" w:eastAsia="Calibri" w:hAnsi="Times New Roman" w:cs="Times New Roman"/>
+          <w:sz w:val="28"/>
+          <w:lang w:eastAsia="en-US"/>
+        </w:rPr>
+        <w:t>прямоугольник, треугольник, круг</w:t>
+      </w:r>
+      <w:r>
+        <w:rPr>
+          <w:rFonts w:ascii="Times New Roman" w:eastAsia="Calibri" w:hAnsi="Times New Roman" w:cs="Times New Roman"/>
+          <w:sz w:val="28"/>
+          <w:lang w:eastAsia="en-US"/>
+        </w:rPr>
+        <w:t>)</w:t>
+      </w:r>
+      <w:r>
+        <w:rPr>
+          <w:rFonts w:ascii="Times New Roman" w:eastAsia="Calibri" w:hAnsi="Times New Roman" w:cs="Times New Roman"/>
+          <w:sz w:val="28"/>
+          <w:lang w:eastAsia="en-US"/>
+        </w:rPr>
+        <w:t xml:space="preserve"> </w:t>
+      </w:r>
+      <w:r>
+        <w:rPr>
+          <w:rFonts w:ascii="Times New Roman" w:eastAsia="Calibri" w:hAnsi="Times New Roman" w:cs="Times New Roman"/>
+          <w:sz w:val="28"/>
+          <w:lang w:eastAsia="en-US"/>
+        </w:rPr>
+        <w:t>можно ввести, выбрав соответствующую фигуру в выпадающем меню.</w:t>
+      </w:r>
+    </w:p>
+    <w:p>
+      <w:pPr>
+        <w:spacing w:after="0" w:line="360" w:lineRule="auto"/>
+        <w:ind w:firstLine="709"/>
+        <w:jc w:val="both"/>
+        <w:rPr>
+          <w:rFonts w:ascii="Times New Roman" w:eastAsia="Calibri" w:hAnsi="Times New Roman" w:cs="Times New Roman"/>
+          <w:sz w:val="28"/>
+          <w:lang w:eastAsia="en-US"/>
+        </w:rPr>
+      </w:pPr>
+      <w:r>
+        <w:rPr>
+          <w:rFonts w:ascii="Times New Roman" w:eastAsia="Calibri" w:hAnsi="Times New Roman" w:cs="Times New Roman"/>
+          <w:sz w:val="28"/>
+          <w:lang w:eastAsia="en-US"/>
+        </w:rPr>
+        <w:t>После ввода данных необходимо нажать кнопку «</w:t>
+      </w:r>
+      <w:r>
+        <w:rPr>
+          <w:rFonts w:ascii="Times New Roman" w:eastAsia="Calibri" w:hAnsi="Times New Roman" w:cs="Times New Roman"/>
+          <w:sz w:val="28"/>
+          <w:lang w:eastAsia="en-US"/>
+        </w:rPr>
+        <w:t>Рассчитать</w:t>
+      </w:r>
+      <w:r>
+        <w:rPr>
+          <w:rFonts w:ascii="Times New Roman" w:eastAsia="Calibri" w:hAnsi="Times New Roman" w:cs="Times New Roman"/>
+          <w:sz w:val="28"/>
+          <w:lang w:eastAsia="en-US"/>
+        </w:rPr>
+        <w:t xml:space="preserve">», </w:t>
+      </w:r>
+      <w:r>
+        <w:rPr>
+          <w:rFonts w:ascii="Times New Roman" w:eastAsia="Calibri" w:hAnsi="Times New Roman" w:cs="Times New Roman"/>
+          <w:sz w:val="28"/>
+          <w:lang w:eastAsia="en-US"/>
+        </w:rPr>
+        <w:t>появится рассчитанное значение площади фигуры.</w:t>
+      </w:r>
+    </w:p>
+    <w:p>
+      <w:pPr>
+        <w:spacing w:after="0" w:line="360" w:lineRule="auto"/>
+        <w:jc w:val="center"/>
+        <w:rPr>
+          <w:rFonts w:ascii="Times New Roman" w:eastAsia="Calibri" w:hAnsi="Times New Roman" w:cs="Times New Roman"/>
+          <w:sz w:val="28"/>
+          <w:lang w:eastAsia="en-US"/>
+        </w:rPr>
+      </w:pPr>
+      <w:r>
+        <w:rPr>
+          <w:rFonts w:ascii="Times New Roman" w:eastAsia="Calibri" w:hAnsi="Times New Roman" w:cs="Times New Roman"/>
+          <w:sz w:val="28"/>
+          <w:lang w:eastAsia="en-US"/>
+        </w:rPr>
+        <w:lastRenderedPageBreak/>
+        <w:drawing>
+          <wp:inline distT="0" distB="0" distL="0" distR="0" wp14:anchorId="047BDE52" wp14:editId="1F0C9A47">
+            <wp:extent cx="3839111" cy="2162477"/>
+            <wp:effectExtent l="0" t="0" r="9525" b="9525"/>
+            <wp:docPr id="16" name="Рисунок 16"/>
+            <wp:cNvGraphicFramePr>
+              <a:graphicFrameLocks xmlns:a="http://schemas.openxmlformats.org/drawingml/2006/main" noChangeAspect="1"/>
+            </wp:cNvGraphicFramePr>
+            <a:graphic xmlns:a="http://schemas.openxmlformats.org/drawingml/2006/main">
+              <a:graphicData uri="http://schemas.openxmlformats.org/drawingml/2006/picture">
+                <pic:pic xmlns:pic="http://schemas.openxmlformats.org/drawingml/2006/picture">
+                  <pic:nvPicPr>
+                    <pic:cNvPr id="1" name=""/>
+                    <pic:cNvPicPr/>
+                  </pic:nvPicPr>
+                  <pic:blipFill>
+                    <a:blip r:embed="rId14"/>
+                    <a:stretch>
+                      <a:fillRect/>
+                    </a:stretch>
+                  </pic:blipFill>
+                  <pic:spPr>
+                    <a:xfrm>
+                      <a:off x="0" y="0"/>
+                      <a:ext cx="3839111" cy="2162477"/>
+                    </a:xfrm>
+                    <a:prstGeom prst="rect">
+                      <a:avLst/>
+                    </a:prstGeom>
+                  </pic:spPr>
+                </pic:pic>
+              </a:graphicData>
+            </a:graphic>
+          </wp:inline>
+        </w:drawing>
+      </w:r>
+    </w:p>
+    <w:p>
+      <w:pPr>
+        <w:spacing w:after="0" w:line="360" w:lineRule="auto"/>
+        <w:jc w:val="center"/>
+        <w:rPr>
+          <w:rFonts w:ascii="Times New Roman" w:eastAsia="Calibri" w:hAnsi="Times New Roman" w:cs="Times New Roman"/>
+          <w:sz w:val="28"/>
+          <w:lang w:eastAsia="en-US"/>
+        </w:rPr>
+      </w:pPr>
+      <w:r>
+        <w:rPr>
+          <w:rFonts w:ascii="Times New Roman" w:eastAsia="Calibri" w:hAnsi="Times New Roman" w:cs="Times New Roman"/>
+          <w:sz w:val="28"/>
+          <w:lang w:eastAsia="en-US"/>
+        </w:rPr>
+        <w:t>Рисунок 6 – Заполнение полей</w:t>
+      </w:r>
+    </w:p>
+    <w:p>
+      <w:pPr>
+        <w:spacing w:after="0" w:line="360" w:lineRule="auto"/>
+        <w:jc w:val="center"/>
+        <w:rPr>
+          <w:rFonts w:ascii="Times New Roman" w:eastAsia="Calibri" w:hAnsi="Times New Roman" w:cs="Times New Roman"/>
+          <w:sz w:val="28"/>
+          <w:lang w:eastAsia="en-US"/>
+        </w:rPr>
+      </w:pPr>
+    </w:p>
+    <w:p>
+      <w:pPr>
+        <w:spacing w:after="0" w:line="360" w:lineRule="auto"/>
+        <w:jc w:val="center"/>
+        <w:rPr>
+          <w:rFonts w:ascii="Times New Roman" w:eastAsia="Calibri" w:hAnsi="Times New Roman" w:cs="Times New Roman"/>
+          <w:sz w:val="28"/>
+          <w:lang w:eastAsia="en-US"/>
+        </w:rPr>
+      </w:pPr>
+      <w:r>
+        <w:rPr>
+          <w:rFonts w:ascii="Times New Roman" w:eastAsia="Calibri" w:hAnsi="Times New Roman" w:cs="Times New Roman"/>
+          <w:sz w:val="28"/>
+          <w:lang w:eastAsia="en-US"/>
+        </w:rPr>
+        <w:drawing>
+          <wp:inline distT="0" distB="0" distL="0" distR="0" wp14:anchorId="1B466413" wp14:editId="7679DBE1">
+            <wp:extent cx="3839111" cy="2162477"/>
+            <wp:effectExtent l="0" t="0" r="9525" b="9525"/>
+            <wp:docPr id="17" name="Рисунок 17"/>
+            <wp:cNvGraphicFramePr>
+              <a:graphicFrameLocks xmlns:a="http://schemas.openxmlformats.org/drawingml/2006/main" noChangeAspect="1"/>
+            </wp:cNvGraphicFramePr>
+            <a:graphic xmlns:a="http://schemas.openxmlformats.org/drawingml/2006/main">
+              <a:graphicData uri="http://schemas.openxmlformats.org/drawingml/2006/picture">
+                <pic:pic xmlns:pic="http://schemas.openxmlformats.org/drawingml/2006/picture">
+                  <pic:nvPicPr>
+                    <pic:cNvPr id="1" name=""/>
+                    <pic:cNvPicPr/>
+                  </pic:nvPicPr>
+                  <pic:blipFill>
+                    <a:blip r:embed="rId15"/>
+                    <a:stretch>
+                      <a:fillRect/>
+                    </a:stretch>
+                  </pic:blipFill>
+                  <pic:spPr>
+                    <a:xfrm>
+                      <a:off x="0" y="0"/>
+                      <a:ext cx="3839111" cy="2162477"/>
+                    </a:xfrm>
+                    <a:prstGeom prst="rect">
+                      <a:avLst/>
+                    </a:prstGeom>
+                  </pic:spPr>
+                </pic:pic>
+              </a:graphicData>
+            </a:graphic>
+          </wp:inline>
+        </w:drawing>
+      </w:r>
+    </w:p>
+    <w:p>
+      <w:pPr>
+        <w:spacing w:after="0" w:line="360" w:lineRule="auto"/>
+        <w:jc w:val="center"/>
+        <w:rPr>
+          <w:rFonts w:ascii="Times New Roman" w:eastAsia="Calibri" w:hAnsi="Times New Roman" w:cs="Times New Roman"/>
+          <w:sz w:val="28"/>
+          <w:lang w:eastAsia="en-US"/>
+        </w:rPr>
+      </w:pPr>
+      <w:r>
+        <w:rPr>
+          <w:rFonts w:ascii="Times New Roman" w:eastAsia="Calibri" w:hAnsi="Times New Roman" w:cs="Times New Roman"/>
+          <w:sz w:val="28"/>
+          <w:lang w:eastAsia="en-US"/>
+        </w:rPr>
+        <w:t xml:space="preserve">Рисунок </w:t>
+      </w:r>
+      <w:r>
+        <w:rPr>
+          <w:rFonts w:ascii="Times New Roman" w:eastAsia="Calibri" w:hAnsi="Times New Roman" w:cs="Times New Roman"/>
+          <w:sz w:val="28"/>
+          <w:lang w:eastAsia="en-US"/>
+        </w:rPr>
+        <w:t>7</w:t>
+      </w:r>
+      <w:r>
+        <w:rPr>
+          <w:rFonts w:ascii="Times New Roman" w:eastAsia="Calibri" w:hAnsi="Times New Roman" w:cs="Times New Roman"/>
+          <w:sz w:val="28"/>
+          <w:lang w:eastAsia="en-US"/>
+        </w:rPr>
+        <w:t xml:space="preserve"> – </w:t>
+      </w:r>
+      <w:r>
+        <w:rPr>
+          <w:rFonts w:ascii="Times New Roman" w:eastAsia="Calibri" w:hAnsi="Times New Roman" w:cs="Times New Roman"/>
+          <w:sz w:val="28"/>
+          <w:lang w:eastAsia="en-US"/>
+        </w:rPr>
+        <w:t>Расчет площади</w:t>
+      </w:r>
+    </w:p>
+    <w:p>
+      <w:pPr>
+        <w:spacing w:after="0" w:line="360" w:lineRule="auto"/>
+        <w:jc w:val="center"/>
+        <w:rPr>
+          <w:rFonts w:ascii="Times New Roman" w:eastAsia="Calibri" w:hAnsi="Times New Roman" w:cs="Times New Roman"/>
+          <w:sz w:val="28"/>
+          <w:lang w:eastAsia="en-US"/>
+        </w:rPr>
+      </w:pPr>
+    </w:p>
+    <w:p>
+      <w:pPr>
+        <w:spacing w:after="0" w:line="360" w:lineRule="auto"/>
+        <w:ind w:firstLine="709"/>
+        <w:jc w:val="both"/>
+        <w:rPr>
+          <w:rFonts w:ascii="Times New Roman" w:eastAsia="Calibri" w:hAnsi="Times New Roman" w:cs="Times New Roman"/>
+          <w:sz w:val="28"/>
+          <w:lang w:eastAsia="en-US"/>
+        </w:rPr>
+      </w:pPr>
+      <w:r>
+        <w:rPr>
+          <w:rFonts w:ascii="Times New Roman" w:eastAsia="Calibri" w:hAnsi="Times New Roman" w:cs="Times New Roman"/>
+          <w:sz w:val="28"/>
+          <w:lang w:eastAsia="en-US"/>
+        </w:rPr>
+        <w:t xml:space="preserve">После расчета площади </w:t>
+      </w:r>
+      <w:r>
+        <w:rPr>
+          <w:rFonts w:ascii="Times New Roman" w:eastAsia="Calibri" w:hAnsi="Times New Roman" w:cs="Times New Roman"/>
+          <w:sz w:val="28"/>
+          <w:lang w:eastAsia="en-US"/>
+        </w:rPr>
+        <w:t>необходимо нажать кнопку «</w:t>
+      </w:r>
+      <w:r>
+        <w:rPr>
+          <w:rFonts w:ascii="Times New Roman" w:eastAsia="Calibri" w:hAnsi="Times New Roman" w:cs="Times New Roman"/>
+          <w:sz w:val="28"/>
+          <w:lang w:eastAsia="en-US"/>
+        </w:rPr>
+        <w:t>Добавить</w:t>
+      </w:r>
+      <w:r>
+        <w:rPr>
+          <w:rFonts w:ascii="Times New Roman" w:eastAsia="Calibri" w:hAnsi="Times New Roman" w:cs="Times New Roman"/>
+          <w:sz w:val="28"/>
+          <w:lang w:eastAsia="en-US"/>
+        </w:rPr>
+        <w:t xml:space="preserve">», элемент появится </w:t>
+      </w:r>
+      <w:r>
+        <w:rPr>
+          <w:rFonts w:ascii="Times New Roman" w:eastAsia="Calibri" w:hAnsi="Times New Roman" w:cs="Times New Roman"/>
+          <w:sz w:val="28"/>
+          <w:lang w:eastAsia="en-US"/>
+        </w:rPr>
+        <w:t>в таблице главной формы (рисунок 8</w:t>
+      </w:r>
+      <w:r>
+        <w:rPr>
+          <w:rFonts w:ascii="Times New Roman" w:eastAsia="Calibri" w:hAnsi="Times New Roman" w:cs="Times New Roman"/>
+          <w:sz w:val="28"/>
+          <w:lang w:eastAsia="en-US"/>
+        </w:rPr>
+        <w:t>).</w:t>
+      </w:r>
+    </w:p>
+    <w:p>
+      <w:pPr>
+        <w:spacing w:after="0" w:line="360" w:lineRule="auto"/>
+        <w:ind w:firstLine="709"/>
+        <w:jc w:val="both"/>
+        <w:rPr>
+          <w:rFonts w:ascii="Times New Roman" w:eastAsia="Calibri" w:hAnsi="Times New Roman" w:cs="Times New Roman"/>
+          <w:sz w:val="28"/>
+          <w:lang w:eastAsia="en-US"/>
+        </w:rPr>
+      </w:pPr>
+    </w:p>
+    <w:p>
+      <w:pPr>
+        <w:spacing w:after="0" w:line="360" w:lineRule="auto"/>
+        <w:jc w:val="center"/>
+        <w:rPr>
+          <w:rFonts w:ascii="Times New Roman" w:eastAsia="Calibri" w:hAnsi="Times New Roman" w:cs="Times New Roman"/>
+          <w:sz w:val="28"/>
+          <w:lang w:eastAsia="en-US"/>
+        </w:rPr>
+      </w:pPr>
+    </w:p>
+    <w:p>
+      <w:pPr>
+        <w:spacing w:after="0" w:line="360" w:lineRule="auto"/>
+        <w:jc w:val="center"/>
+        <w:rPr>
+          <w:rFonts w:ascii="Times New Roman" w:eastAsia="Calibri" w:hAnsi="Times New Roman" w:cs="Times New Roman"/>
+          <w:sz w:val="28"/>
+          <w:lang w:eastAsia="en-US"/>
+        </w:rPr>
+      </w:pPr>
+    </w:p>
+    <w:p>
+      <w:pPr>
+        <w:spacing w:after="0" w:line="360" w:lineRule="auto"/>
+        <w:jc w:val="center"/>
+        <w:rPr>
+          <w:rFonts w:ascii="Times New Roman" w:eastAsia="Calibri" w:hAnsi="Times New Roman" w:cs="Times New Roman"/>
+          <w:sz w:val="28"/>
+          <w:lang w:eastAsia="en-US"/>
+        </w:rPr>
+      </w:pPr>
+    </w:p>
+    <w:p>
+      <w:pPr>
+        <w:spacing w:after="0" w:line="360" w:lineRule="auto"/>
+        <w:jc w:val="center"/>
+        <w:rPr>
+          <w:rFonts w:ascii="Times New Roman" w:eastAsia="Calibri" w:hAnsi="Times New Roman" w:cs="Times New Roman"/>
+          <w:sz w:val="28"/>
+          <w:lang w:eastAsia="en-US"/>
+        </w:rPr>
+      </w:pPr>
+      <w:r>
+        <w:rPr>
+          <w:rFonts w:ascii="Times New Roman" w:eastAsia="Calibri" w:hAnsi="Times New Roman" w:cs="Times New Roman"/>
+          <w:sz w:val="28"/>
+          <w:lang w:eastAsia="en-US"/>
+        </w:rPr>
+        <w:lastRenderedPageBreak/>
+        <w:drawing>
+          <wp:inline distT="0" distB="0" distL="0" distR="0" wp14:anchorId="6C908F9E" wp14:editId="00E29B0F">
+            <wp:extent cx="2629267" cy="3000794"/>
+            <wp:effectExtent l="0" t="0" r="0" b="9525"/>
+            <wp:docPr id="18" name="Рисунок 18"/>
+            <wp:cNvGraphicFramePr>
+              <a:graphicFrameLocks xmlns:a="http://schemas.openxmlformats.org/drawingml/2006/main" noChangeAspect="1"/>
+            </wp:cNvGraphicFramePr>
+            <a:graphic xmlns:a="http://schemas.openxmlformats.org/drawingml/2006/main">
+              <a:graphicData uri="http://schemas.openxmlformats.org/drawingml/2006/picture">
+                <pic:pic xmlns:pic="http://schemas.openxmlformats.org/drawingml/2006/picture">
+                  <pic:nvPicPr>
+                    <pic:cNvPr id="1" name=""/>
+                    <pic:cNvPicPr/>
+                  </pic:nvPicPr>
+                  <pic:blipFill>
+                    <a:blip r:embed="rId16"/>
+                    <a:stretch>
+                      <a:fillRect/>
+                    </a:stretch>
+                  </pic:blipFill>
+                  <pic:spPr>
+                    <a:xfrm>
+                      <a:off x="0" y="0"/>
+                      <a:ext cx="2629267" cy="3000794"/>
+                    </a:xfrm>
+                    <a:prstGeom prst="rect">
+                      <a:avLst/>
+                    </a:prstGeom>
+                  </pic:spPr>
+                </pic:pic>
+              </a:graphicData>
+            </a:graphic>
+          </wp:inline>
+        </w:drawing>
+      </w:r>
+    </w:p>
+    <w:p>
+      <w:pPr>
+        <w:spacing w:after="0" w:line="360" w:lineRule="auto"/>
+        <w:jc w:val="center"/>
+        <w:rPr>
+          <w:rFonts w:ascii="Times New Roman" w:eastAsia="Calibri" w:hAnsi="Times New Roman" w:cs="Times New Roman"/>
+          <w:sz w:val="28"/>
+          <w:lang w:eastAsia="en-US"/>
+        </w:rPr>
+      </w:pPr>
+      <w:r>
+        <w:rPr>
+          <w:rFonts w:ascii="Times New Roman" w:eastAsia="Calibri" w:hAnsi="Times New Roman" w:cs="Times New Roman"/>
+          <w:sz w:val="28"/>
+          <w:lang w:eastAsia="en-US"/>
+        </w:rPr>
+        <w:t xml:space="preserve">Рисунок </w:t>
+      </w:r>
+      <w:r>
+        <w:rPr>
+          <w:rFonts w:ascii="Times New Roman" w:eastAsia="Calibri" w:hAnsi="Times New Roman" w:cs="Times New Roman"/>
+          <w:sz w:val="28"/>
+          <w:lang w:eastAsia="en-US"/>
+        </w:rPr>
+        <w:t>8</w:t>
+      </w:r>
+      <w:r>
+        <w:rPr>
+          <w:rFonts w:ascii="Times New Roman" w:eastAsia="Calibri" w:hAnsi="Times New Roman" w:cs="Times New Roman"/>
+          <w:sz w:val="28"/>
+          <w:lang w:eastAsia="en-US"/>
+        </w:rPr>
+        <w:t xml:space="preserve"> – Успешное добавление нового элемента</w:t>
+      </w:r>
+    </w:p>
+    <w:p>
+      <w:pPr>
+        <w:spacing w:after="0" w:line="360" w:lineRule="auto"/>
+        <w:jc w:val="both"/>
+        <w:rPr>
+          <w:rFonts w:ascii="Times New Roman" w:eastAsia="Calibri" w:hAnsi="Times New Roman" w:cs="Times New Roman"/>
+          <w:sz w:val="28"/>
+          <w:lang w:eastAsia="en-US"/>
+        </w:rPr>
+      </w:pPr>
+    </w:p>
+    <w:p>
+      <w:pPr>
+        <w:spacing w:after="0" w:line="360" w:lineRule="auto"/>
+        <w:ind w:firstLine="709"/>
+        <w:jc w:val="both"/>
+        <w:rPr>
+          <w:rFonts w:ascii="Times New Roman" w:eastAsia="Calibri" w:hAnsi="Times New Roman" w:cs="Times New Roman"/>
+          <w:sz w:val="28"/>
+          <w:lang w:eastAsia="en-US"/>
+        </w:rPr>
+      </w:pPr>
+      <w:r>
+        <w:rPr>
+          <w:rFonts w:ascii="Times New Roman" w:eastAsia="Calibri" w:hAnsi="Times New Roman" w:cs="Times New Roman"/>
+          <w:sz w:val="28"/>
+          <w:lang w:eastAsia="en-US"/>
+        </w:rPr>
+        <w:t xml:space="preserve">В программе предусмотрена система обработки некорректного ввода данных пользователем. Например, при попытке ввести отрицательное число появится соответствующее сообщение об ошибке (рисунки </w:t>
+      </w:r>
+      <w:r>
+        <w:rPr>
+          <w:rFonts w:ascii="Times New Roman" w:eastAsia="Calibri" w:hAnsi="Times New Roman" w:cs="Times New Roman"/>
+          <w:sz w:val="28"/>
+          <w:lang w:eastAsia="en-US"/>
+        </w:rPr>
+        <w:t>9</w:t>
+      </w:r>
+      <w:r>
+        <w:rPr>
+          <w:rFonts w:ascii="Times New Roman" w:eastAsia="Calibri" w:hAnsi="Times New Roman" w:cs="Times New Roman"/>
+          <w:sz w:val="28"/>
+          <w:lang w:eastAsia="en-US"/>
+        </w:rPr>
+        <w:t>-</w:t>
+      </w:r>
+      <w:r>
+        <w:rPr>
+          <w:rFonts w:ascii="Times New Roman" w:eastAsia="Calibri" w:hAnsi="Times New Roman" w:cs="Times New Roman"/>
+          <w:sz w:val="28"/>
+          <w:lang w:eastAsia="en-US"/>
+        </w:rPr>
+        <w:t>10</w:t>
+      </w:r>
+      <w:r>
+        <w:rPr>
+          <w:rFonts w:ascii="Times New Roman" w:eastAsia="Calibri" w:hAnsi="Times New Roman" w:cs="Times New Roman"/>
+          <w:sz w:val="28"/>
+          <w:lang w:eastAsia="en-US"/>
+        </w:rPr>
+        <w:t xml:space="preserve">). Аналогичным образом обрабатывается попытка ввода </w:t>
+      </w:r>
+      <w:proofErr w:type="spellStart"/>
+      <w:r>
+        <w:rPr>
+          <w:rFonts w:ascii="Times New Roman" w:eastAsia="Calibri" w:hAnsi="Times New Roman" w:cs="Times New Roman"/>
+          <w:sz w:val="28"/>
+          <w:lang w:val="en-US" w:eastAsia="en-US"/>
+        </w:rPr>
+        <w:t>NaN</w:t>
+      </w:r>
+      <w:proofErr w:type="spellEnd"/>
+      <w:r>
+        <w:rPr>
+          <w:rFonts w:ascii="Times New Roman" w:eastAsia="Calibri" w:hAnsi="Times New Roman" w:cs="Times New Roman"/>
+          <w:sz w:val="28"/>
+          <w:lang w:eastAsia="en-US"/>
+        </w:rPr>
+        <w:t>.</w:t>
+      </w:r>
+      <w:r>
+        <w:rPr>
+          <w:rFonts w:ascii="Times New Roman" w:eastAsia="Calibri" w:hAnsi="Times New Roman" w:cs="Times New Roman"/>
+          <w:sz w:val="28"/>
+          <w:lang w:eastAsia="en-US"/>
+        </w:rPr>
+        <w:t xml:space="preserve"> </w:t>
+      </w:r>
+    </w:p>
+    <w:p>
+      <w:pPr>
+        <w:spacing w:after="0" w:line="360" w:lineRule="auto"/>
+        <w:ind w:firstLine="851"/>
+        <w:jc w:val="both"/>
+        <w:rPr>
+          <w:rFonts w:ascii="Times New Roman" w:eastAsia="Calibri" w:hAnsi="Times New Roman" w:cs="Times New Roman"/>
+          <w:sz w:val="28"/>
+          <w:lang w:eastAsia="en-US"/>
+        </w:rPr>
+      </w:pPr>
+    </w:p>
+    <w:p>
+      <w:pPr>
+        <w:spacing w:after="0" w:line="360" w:lineRule="auto"/>
+        <w:jc w:val="center"/>
+        <w:rPr>
+          <w:rFonts w:ascii="Times New Roman" w:eastAsia="Calibri" w:hAnsi="Times New Roman" w:cs="Times New Roman"/>
+          <w:sz w:val="28"/>
+          <w:lang w:eastAsia="en-US"/>
+        </w:rPr>
+      </w:pPr>
+      <w:r>
+        <w:rPr>
+          <w:rFonts w:ascii="Times New Roman" w:eastAsia="Calibri" w:hAnsi="Times New Roman" w:cs="Times New Roman"/>
+          <w:sz w:val="28"/>
+          <w:lang w:eastAsia="en-US"/>
+        </w:rPr>
+        <w:drawing>
+          <wp:inline distT="0" distB="0" distL="0" distR="0" wp14:anchorId="67E42EA7" wp14:editId="37DEB8FA">
+            <wp:extent cx="5315692" cy="2162477"/>
+            <wp:effectExtent l="0" t="0" r="0" b="9525"/>
+            <wp:docPr id="21" name="Рисунок 21"/>
+            <wp:cNvGraphicFramePr>
+              <a:graphicFrameLocks xmlns:a="http://schemas.openxmlformats.org/drawingml/2006/main" noChangeAspect="1"/>
+            </wp:cNvGraphicFramePr>
+            <a:graphic xmlns:a="http://schemas.openxmlformats.org/drawingml/2006/main">
+              <a:graphicData uri="http://schemas.openxmlformats.org/drawingml/2006/picture">
+                <pic:pic xmlns:pic="http://schemas.openxmlformats.org/drawingml/2006/picture">
+                  <pic:nvPicPr>
+                    <pic:cNvPr id="1" name=""/>
+                    <pic:cNvPicPr/>
+                  </pic:nvPicPr>
+                  <pic:blipFill>
+                    <a:blip r:embed="rId17"/>
+                    <a:stretch>
+                      <a:fillRect/>
+                    </a:stretch>
+                  </pic:blipFill>
+                  <pic:spPr>
+                    <a:xfrm>
+                      <a:off x="0" y="0"/>
+                      <a:ext cx="5315692" cy="2162477"/>
+                    </a:xfrm>
+                    <a:prstGeom prst="rect">
+                      <a:avLst/>
+                    </a:prstGeom>
+                  </pic:spPr>
+                </pic:pic>
+              </a:graphicData>
+            </a:graphic>
+          </wp:inline>
+        </w:drawing>
+      </w:r>
+    </w:p>
+    <w:p>
+      <w:pPr>
+        <w:spacing w:after="0" w:line="360" w:lineRule="auto"/>
+        <w:jc w:val="center"/>
+        <w:rPr>
+          <w:rFonts w:ascii="Times New Roman" w:eastAsia="Calibri" w:hAnsi="Times New Roman" w:cs="Times New Roman"/>
+          <w:sz w:val="28"/>
+          <w:lang w:eastAsia="en-US"/>
+        </w:rPr>
+      </w:pPr>
+      <w:r>
+        <w:rPr>
+          <w:rFonts w:ascii="Times New Roman" w:eastAsia="Calibri" w:hAnsi="Times New Roman" w:cs="Times New Roman"/>
+          <w:sz w:val="28"/>
+          <w:lang w:eastAsia="en-US"/>
+        </w:rPr>
+        <w:t xml:space="preserve">Рисунок </w:t>
+      </w:r>
+      <w:r>
+        <w:rPr>
+          <w:rFonts w:ascii="Times New Roman" w:eastAsia="Calibri" w:hAnsi="Times New Roman" w:cs="Times New Roman"/>
+          <w:sz w:val="28"/>
+          <w:lang w:eastAsia="en-US"/>
+        </w:rPr>
+        <w:t>9</w:t>
+      </w:r>
+      <w:r>
+        <w:rPr>
+          <w:rFonts w:ascii="Times New Roman" w:eastAsia="Calibri" w:hAnsi="Times New Roman" w:cs="Times New Roman"/>
+          <w:sz w:val="28"/>
+          <w:lang w:eastAsia="en-US"/>
+        </w:rPr>
+        <w:t xml:space="preserve"> – Некорректный ввод (отрицательное число)</w:t>
+      </w:r>
+    </w:p>
+    <w:p>
+      <w:pPr>
+        <w:spacing w:after="0" w:line="360" w:lineRule="auto"/>
+        <w:jc w:val="center"/>
+        <w:rPr>
+          <w:rFonts w:ascii="Times New Roman" w:eastAsia="Calibri" w:hAnsi="Times New Roman" w:cs="Times New Roman"/>
+          <w:sz w:val="28"/>
+          <w:lang w:eastAsia="en-US"/>
+        </w:rPr>
+      </w:pPr>
+    </w:p>
+    <w:p>
+      <w:pPr>
+        <w:spacing w:after="0" w:line="360" w:lineRule="auto"/>
+        <w:jc w:val="center"/>
+        <w:rPr>
+          <w:rFonts w:ascii="Times New Roman" w:eastAsia="Calibri" w:hAnsi="Times New Roman" w:cs="Times New Roman"/>
+          <w:sz w:val="28"/>
+          <w:lang w:eastAsia="en-US"/>
+        </w:rPr>
+      </w:pPr>
+      <w:r>
+        <w:rPr>
+          <w:rFonts w:ascii="Times New Roman" w:eastAsia="Calibri" w:hAnsi="Times New Roman" w:cs="Times New Roman"/>
+          <w:sz w:val="28"/>
+          <w:lang w:eastAsia="en-US"/>
+        </w:rPr>
+        <w:lastRenderedPageBreak/>
+        <w:drawing>
+          <wp:inline distT="0" distB="0" distL="0" distR="0" wp14:anchorId="5E906863" wp14:editId="6501769A">
+            <wp:extent cx="3839111" cy="2162477"/>
+            <wp:effectExtent l="0" t="0" r="9525" b="9525"/>
+            <wp:docPr id="22" name="Рисунок 22"/>
+            <wp:cNvGraphicFramePr>
+              <a:graphicFrameLocks xmlns:a="http://schemas.openxmlformats.org/drawingml/2006/main" noChangeAspect="1"/>
+            </wp:cNvGraphicFramePr>
+            <a:graphic xmlns:a="http://schemas.openxmlformats.org/drawingml/2006/main">
+              <a:graphicData uri="http://schemas.openxmlformats.org/drawingml/2006/picture">
+                <pic:pic xmlns:pic="http://schemas.openxmlformats.org/drawingml/2006/picture">
+                  <pic:nvPicPr>
+                    <pic:cNvPr id="1" name=""/>
+                    <pic:cNvPicPr/>
+                  </pic:nvPicPr>
+                  <pic:blipFill>
+                    <a:blip r:embed="rId18"/>
+                    <a:stretch>
+                      <a:fillRect/>
+                    </a:stretch>
+                  </pic:blipFill>
+                  <pic:spPr>
+                    <a:xfrm>
+                      <a:off x="0" y="0"/>
+                      <a:ext cx="3839111" cy="2162477"/>
+                    </a:xfrm>
+                    <a:prstGeom prst="rect">
+                      <a:avLst/>
+                    </a:prstGeom>
+                  </pic:spPr>
+                </pic:pic>
+              </a:graphicData>
+            </a:graphic>
+          </wp:inline>
+        </w:drawing>
+      </w:r>
+    </w:p>
+    <w:p>
+      <w:pPr>
+        <w:spacing w:after="0" w:line="360" w:lineRule="auto"/>
+        <w:jc w:val="center"/>
+        <w:rPr>
+          <w:rFonts w:ascii="Times New Roman" w:eastAsia="Calibri" w:hAnsi="Times New Roman" w:cs="Times New Roman"/>
+          <w:sz w:val="28"/>
+          <w:lang w:eastAsia="en-US"/>
+        </w:rPr>
+      </w:pPr>
+      <w:r>
+        <w:rPr>
+          <w:rFonts w:ascii="Times New Roman" w:eastAsia="Calibri" w:hAnsi="Times New Roman" w:cs="Times New Roman"/>
+          <w:sz w:val="28"/>
+          <w:lang w:eastAsia="en-US"/>
+        </w:rPr>
+        <w:t xml:space="preserve">Рисунок </w:t>
+      </w:r>
+      <w:r>
+        <w:rPr>
+          <w:rFonts w:ascii="Times New Roman" w:eastAsia="Calibri" w:hAnsi="Times New Roman" w:cs="Times New Roman"/>
+          <w:sz w:val="28"/>
+          <w:lang w:eastAsia="en-US"/>
+        </w:rPr>
+        <w:t>10</w:t>
+      </w:r>
+      <w:r>
+        <w:rPr>
+          <w:rFonts w:ascii="Times New Roman" w:eastAsia="Calibri" w:hAnsi="Times New Roman" w:cs="Times New Roman"/>
+          <w:sz w:val="28"/>
+          <w:lang w:eastAsia="en-US"/>
+        </w:rPr>
+        <w:t xml:space="preserve"> – Сообщение об ошибке</w:t>
+      </w:r>
+    </w:p>
+    <w:p>
+      <w:pPr>
+        <w:spacing w:after="0" w:line="360" w:lineRule="auto"/>
+        <w:ind w:firstLine="709"/>
+        <w:jc w:val="both"/>
+        <w:rPr>
+          <w:rFonts w:ascii="Times New Roman" w:eastAsia="Calibri" w:hAnsi="Times New Roman" w:cs="Times New Roman"/>
+          <w:sz w:val="28"/>
+          <w:lang w:eastAsia="en-US"/>
+        </w:rPr>
+      </w:pPr>
+    </w:p>
+    <w:p>
+      <w:pPr>
+        <w:spacing w:after="0" w:line="360" w:lineRule="auto"/>
+        <w:ind w:firstLine="709"/>
+        <w:jc w:val="both"/>
+        <w:rPr>
+          <w:rFonts w:ascii="Times New Roman" w:eastAsia="Calibri" w:hAnsi="Times New Roman" w:cs="Times New Roman"/>
+          <w:sz w:val="28"/>
+          <w:lang w:eastAsia="en-US"/>
+        </w:rPr>
+      </w:pPr>
+      <w:r>
+        <w:rPr>
+          <w:rFonts w:ascii="Times New Roman" w:eastAsia="Calibri" w:hAnsi="Times New Roman" w:cs="Times New Roman"/>
+          <w:sz w:val="28"/>
+          <w:lang w:eastAsia="en-US"/>
+        </w:rPr>
+        <w:t xml:space="preserve">Подобная обработка предусмотрена для всех параметров фигур. </w:t>
+      </w:r>
+    </w:p>
+    <w:p>
+      <w:pPr>
+        <w:pStyle w:val="a4"/>
+        <w:rPr>
+          <w:rFonts w:eastAsia="Calibri"/>
+          <w:lang w:eastAsia="en-US"/>
+        </w:rPr>
+      </w:pPr>
+      <w:r>
+        <w:rPr>
+          <w:rFonts w:eastAsia="Calibri"/>
+          <w:lang w:eastAsia="en-US"/>
+        </w:rPr>
+        <w:t xml:space="preserve">Для треугольника реализована проверка на существование. </w:t>
+      </w:r>
+      <w:r>
+        <w:rPr>
+          <w:rFonts w:eastAsia="Calibri"/>
+          <w:lang w:eastAsia="en-US"/>
+        </w:rPr>
+        <w:t>При попытке расчета площади несуществующего треугольника появится сообщение об ошибки (рисунок 1</w:t>
+      </w:r>
+      <w:r>
+        <w:rPr>
+          <w:rFonts w:eastAsia="Calibri"/>
+          <w:lang w:eastAsia="en-US"/>
+        </w:rPr>
+        <w:t>1</w:t>
+      </w:r>
+      <w:r>
+        <w:rPr>
+          <w:rFonts w:eastAsia="Calibri"/>
+          <w:lang w:eastAsia="en-US"/>
+        </w:rPr>
+        <w:t>)</w:t>
+      </w:r>
+    </w:p>
+    <w:p>
+      <w:pPr>
+        <w:pStyle w:val="a4"/>
+        <w:ind w:firstLine="0"/>
+        <w:jc w:val="center"/>
+      </w:pPr>
+      <w:r>
+        <w:drawing>
+          <wp:inline distT="0" distB="0" distL="0" distR="0" wp14:anchorId="5D0E60F5" wp14:editId="0BAA7365">
+            <wp:extent cx="3839111" cy="2162477"/>
+            <wp:effectExtent l="0" t="0" r="9525" b="9525"/>
+            <wp:docPr id="23" name="Рисунок 23"/>
+            <wp:cNvGraphicFramePr>
+              <a:graphicFrameLocks xmlns:a="http://schemas.openxmlformats.org/drawingml/2006/main" noChangeAspect="1"/>
+            </wp:cNvGraphicFramePr>
+            <a:graphic xmlns:a="http://schemas.openxmlformats.org/drawingml/2006/main">
+              <a:graphicData uri="http://schemas.openxmlformats.org/drawingml/2006/picture">
+                <pic:pic xmlns:pic="http://schemas.openxmlformats.org/drawingml/2006/picture">
+                  <pic:nvPicPr>
+                    <pic:cNvPr id="1" name=""/>
+                    <pic:cNvPicPr/>
+                  </pic:nvPicPr>
+                  <pic:blipFill>
+                    <a:blip r:embed="rId19"/>
+                    <a:stretch>
+                      <a:fillRect/>
+                    </a:stretch>
+                  </pic:blipFill>
+                  <pic:spPr>
+                    <a:xfrm>
+                      <a:off x="0" y="0"/>
+                      <a:ext cx="3839111" cy="2162477"/>
+                    </a:xfrm>
+                    <a:prstGeom prst="rect">
+                      <a:avLst/>
+                    </a:prstGeom>
+                  </pic:spPr>
+                </pic:pic>
+              </a:graphicData>
+            </a:graphic>
+          </wp:inline>
+        </w:drawing>
+      </w:r>
+    </w:p>
+    <w:p>
+      <w:pPr>
+        <w:spacing w:after="0" w:line="360" w:lineRule="auto"/>
+        <w:jc w:val="center"/>
+        <w:rPr>
+          <w:rFonts w:ascii="Times New Roman" w:eastAsia="Calibri" w:hAnsi="Times New Roman" w:cs="Times New Roman"/>
+          <w:sz w:val="28"/>
+          <w:lang w:eastAsia="en-US"/>
+        </w:rPr>
+      </w:pPr>
+      <w:r>
+        <w:rPr>
+          <w:rFonts w:ascii="Times New Roman" w:eastAsia="Calibri" w:hAnsi="Times New Roman" w:cs="Times New Roman"/>
+          <w:sz w:val="28"/>
+          <w:lang w:eastAsia="en-US"/>
+        </w:rPr>
+        <w:t xml:space="preserve">Рисунок </w:t>
+      </w:r>
+      <w:r>
+        <w:rPr>
+          <w:rFonts w:ascii="Times New Roman" w:eastAsia="Calibri" w:hAnsi="Times New Roman" w:cs="Times New Roman"/>
+          <w:sz w:val="28"/>
+          <w:lang w:eastAsia="en-US"/>
+        </w:rPr>
+        <w:t>11</w:t>
+      </w:r>
+      <w:r>
+        <w:rPr>
+          <w:rFonts w:ascii="Times New Roman" w:eastAsia="Calibri" w:hAnsi="Times New Roman" w:cs="Times New Roman"/>
+          <w:sz w:val="28"/>
+          <w:lang w:eastAsia="en-US"/>
+        </w:rPr>
+        <w:t xml:space="preserve"> – Сообщение об ошибке</w:t>
+      </w:r>
+    </w:p>
+    <w:p>
+      <w:pPr>
+        <w:pStyle w:val="a4"/>
+        <w:ind w:firstLine="0"/>
+        <w:jc w:val="center"/>
+      </w:pPr>
+    </w:p>
+    <w:p>
+      <w:pPr>
+        <w:pStyle w:val="ab"/>
+        <w:rPr>
+          <w:rFonts w:eastAsia="Calibri"/>
+          <w:lang w:eastAsia="en-US"/>
+        </w:rPr>
+      </w:pPr>
+      <w:r>
+        <w:rPr>
+          <w:rFonts w:eastAsia="Calibri"/>
+          <w:lang w:eastAsia="en-US"/>
+        </w:rPr>
+        <w:t>5.2 Тестовый случай «Удалить элемент»</w:t>
+      </w:r>
+    </w:p>
+    <w:p>
+      <w:pPr>
+        <w:spacing w:after="0" w:line="360" w:lineRule="auto"/>
+        <w:ind w:firstLine="709"/>
+        <w:jc w:val="both"/>
+        <w:rPr>
+          <w:rFonts w:ascii="Times New Roman" w:eastAsia="Calibri" w:hAnsi="Times New Roman" w:cs="Times New Roman"/>
+          <w:sz w:val="28"/>
+          <w:lang w:eastAsia="en-US"/>
+        </w:rPr>
+      </w:pPr>
+      <w:r>
+        <w:rPr>
+          <w:rFonts w:ascii="Times New Roman" w:eastAsia="Calibri" w:hAnsi="Times New Roman" w:cs="Times New Roman"/>
+          <w:sz w:val="28"/>
+          <w:lang w:eastAsia="en-US"/>
+        </w:rPr>
+        <w:t>Для удаления одного или нескольких элементов необходимо выбрать их в таблице и нажать на кнопку «Удалить» (рисунки 1</w:t>
+      </w:r>
+      <w:r>
+        <w:rPr>
+          <w:rFonts w:ascii="Times New Roman" w:eastAsia="Calibri" w:hAnsi="Times New Roman" w:cs="Times New Roman"/>
+          <w:sz w:val="28"/>
+          <w:lang w:eastAsia="en-US"/>
+        </w:rPr>
+        <w:t>2</w:t>
+      </w:r>
+      <w:r>
+        <w:rPr>
+          <w:rFonts w:ascii="Times New Roman" w:eastAsia="Calibri" w:hAnsi="Times New Roman" w:cs="Times New Roman"/>
+          <w:sz w:val="28"/>
+          <w:lang w:eastAsia="en-US"/>
+        </w:rPr>
+        <w:t>-</w:t>
+      </w:r>
+      <w:r>
+        <w:rPr>
+          <w:rFonts w:ascii="Times New Roman" w:eastAsia="Calibri" w:hAnsi="Times New Roman" w:cs="Times New Roman"/>
+          <w:sz w:val="28"/>
+          <w:lang w:eastAsia="en-US"/>
+        </w:rPr>
+        <w:t>1</w:t>
+      </w:r>
+      <w:r>
+        <w:rPr>
+          <w:rFonts w:ascii="Times New Roman" w:eastAsia="Calibri" w:hAnsi="Times New Roman" w:cs="Times New Roman"/>
+          <w:sz w:val="28"/>
+          <w:lang w:eastAsia="en-US"/>
+        </w:rPr>
+        <w:t>5</w:t>
+      </w:r>
+      <w:r>
+        <w:rPr>
+          <w:rFonts w:ascii="Times New Roman" w:eastAsia="Calibri" w:hAnsi="Times New Roman" w:cs="Times New Roman"/>
+          <w:sz w:val="28"/>
+          <w:lang w:eastAsia="en-US"/>
+        </w:rPr>
+        <w:t>).</w:t>
+      </w:r>
+    </w:p>
+    <w:p>
+      <w:pPr>
+        <w:spacing w:after="0" w:line="360" w:lineRule="auto"/>
+        <w:ind w:firstLine="851"/>
+        <w:jc w:val="both"/>
+        <w:rPr>
+          <w:rFonts w:ascii="Times New Roman" w:eastAsia="Calibri" w:hAnsi="Times New Roman" w:cs="Times New Roman"/>
+          <w:sz w:val="28"/>
+          <w:lang w:eastAsia="en-US"/>
+        </w:rPr>
+      </w:pPr>
+    </w:p>
+    <w:p>
+      <w:pPr>
+        <w:spacing w:after="0" w:line="360" w:lineRule="auto"/>
+        <w:jc w:val="center"/>
+        <w:rPr>
+          <w:rFonts w:ascii="Times New Roman" w:eastAsia="Calibri" w:hAnsi="Times New Roman" w:cs="Times New Roman"/>
+          <w:sz w:val="28"/>
+          <w:lang w:eastAsia="en-US"/>
+        </w:rPr>
+      </w:pPr>
+      <w:r>
+        <w:rPr>
+          <w:rFonts w:ascii="Times New Roman" w:eastAsia="Calibri" w:hAnsi="Times New Roman" w:cs="Times New Roman"/>
+          <w:sz w:val="28"/>
+          <w:lang w:eastAsia="en-US"/>
+        </w:rPr>
+        <w:lastRenderedPageBreak/>
+        <w:drawing>
+          <wp:inline distT="0" distB="0" distL="0" distR="0" wp14:anchorId="70E997C1" wp14:editId="4C6FB316">
+            <wp:extent cx="2629267" cy="3000794"/>
+            <wp:effectExtent l="0" t="0" r="0" b="9525"/>
+            <wp:docPr id="29" name="Рисунок 29"/>
+            <wp:cNvGraphicFramePr>
+              <a:graphicFrameLocks xmlns:a="http://schemas.openxmlformats.org/drawingml/2006/main" noChangeAspect="1"/>
+            </wp:cNvGraphicFramePr>
+            <a:graphic xmlns:a="http://schemas.openxmlformats.org/drawingml/2006/main">
+              <a:graphicData uri="http://schemas.openxmlformats.org/drawingml/2006/picture">
+                <pic:pic xmlns:pic="http://schemas.openxmlformats.org/drawingml/2006/picture">
+                  <pic:nvPicPr>
+                    <pic:cNvPr id="1" name=""/>
+                    <pic:cNvPicPr/>
+                  </pic:nvPicPr>
+                  <pic:blipFill>
+                    <a:blip r:embed="rId20"/>
+                    <a:stretch>
+                      <a:fillRect/>
+                    </a:stretch>
+                  </pic:blipFill>
+                  <pic:spPr>
+                    <a:xfrm>
+                      <a:off x="0" y="0"/>
+                      <a:ext cx="2629267" cy="3000794"/>
+                    </a:xfrm>
+                    <a:prstGeom prst="rect">
+                      <a:avLst/>
+                    </a:prstGeom>
+                  </pic:spPr>
+                </pic:pic>
+              </a:graphicData>
+            </a:graphic>
+          </wp:inline>
+        </w:drawing>
+      </w:r>
+    </w:p>
+    <w:p>
+      <w:pPr>
+        <w:spacing w:after="0" w:line="360" w:lineRule="auto"/>
+        <w:jc w:val="center"/>
+        <w:rPr>
+          <w:rFonts w:ascii="Times New Roman" w:eastAsia="Calibri" w:hAnsi="Times New Roman" w:cs="Times New Roman"/>
+          <w:sz w:val="28"/>
+          <w:lang w:eastAsia="en-US"/>
+        </w:rPr>
+      </w:pPr>
+      <w:r>
+        <w:rPr>
+          <w:rFonts w:ascii="Times New Roman" w:eastAsia="Calibri" w:hAnsi="Times New Roman" w:cs="Times New Roman"/>
+          <w:sz w:val="28"/>
+          <w:lang w:eastAsia="en-US"/>
+        </w:rPr>
+        <w:t>Рисунок 1</w:t>
+      </w:r>
+      <w:r>
+        <w:rPr>
+          <w:rFonts w:ascii="Times New Roman" w:eastAsia="Calibri" w:hAnsi="Times New Roman" w:cs="Times New Roman"/>
+          <w:sz w:val="28"/>
+          <w:lang w:eastAsia="en-US"/>
+        </w:rPr>
+        <w:t>2</w:t>
+      </w:r>
+      <w:r>
+        <w:rPr>
+          <w:rFonts w:ascii="Times New Roman" w:eastAsia="Calibri" w:hAnsi="Times New Roman" w:cs="Times New Roman"/>
+          <w:sz w:val="28"/>
+          <w:lang w:eastAsia="en-US"/>
+        </w:rPr>
+        <w:t xml:space="preserve"> – Выбор элемента в таблице</w:t>
+      </w:r>
+    </w:p>
+    <w:p>
+      <w:pPr>
+        <w:spacing w:after="0" w:line="360" w:lineRule="auto"/>
+        <w:jc w:val="center"/>
+        <w:rPr>
+          <w:rFonts w:ascii="Times New Roman" w:eastAsia="Calibri" w:hAnsi="Times New Roman" w:cs="Times New Roman"/>
+          <w:sz w:val="28"/>
+          <w:lang w:eastAsia="en-US"/>
+        </w:rPr>
+      </w:pPr>
+    </w:p>
+    <w:p>
+      <w:pPr>
+        <w:spacing w:after="0" w:line="360" w:lineRule="auto"/>
+        <w:jc w:val="center"/>
+        <w:rPr>
+          <w:rFonts w:ascii="Times New Roman" w:eastAsia="Calibri" w:hAnsi="Times New Roman" w:cs="Times New Roman"/>
+          <w:sz w:val="28"/>
+          <w:lang w:eastAsia="en-US"/>
+        </w:rPr>
+      </w:pPr>
+      <w:r>
+        <w:rPr>
+          <w:rFonts w:ascii="Times New Roman" w:eastAsia="Calibri" w:hAnsi="Times New Roman" w:cs="Times New Roman"/>
+          <w:sz w:val="28"/>
+          <w:lang w:eastAsia="en-US"/>
+        </w:rPr>
+        <w:drawing>
+          <wp:inline distT="0" distB="0" distL="0" distR="0" wp14:anchorId="5157EC78" wp14:editId="35178E5D">
+            <wp:extent cx="2629267" cy="3000794"/>
+            <wp:effectExtent l="0" t="0" r="0" b="9525"/>
+            <wp:docPr id="30" name="Рисунок 30"/>
+            <wp:cNvGraphicFramePr>
+              <a:graphicFrameLocks xmlns:a="http://schemas.openxmlformats.org/drawingml/2006/main" noChangeAspect="1"/>
+            </wp:cNvGraphicFramePr>
+            <a:graphic xmlns:a="http://schemas.openxmlformats.org/drawingml/2006/main">
+              <a:graphicData uri="http://schemas.openxmlformats.org/drawingml/2006/picture">
+                <pic:pic xmlns:pic="http://schemas.openxmlformats.org/drawingml/2006/picture">
+                  <pic:nvPicPr>
+                    <pic:cNvPr id="1" name=""/>
+                    <pic:cNvPicPr/>
+                  </pic:nvPicPr>
+                  <pic:blipFill>
+                    <a:blip r:embed="rId21"/>
+                    <a:stretch>
+                      <a:fillRect/>
+                    </a:stretch>
+                  </pic:blipFill>
+                  <pic:spPr>
+                    <a:xfrm>
+                      <a:off x="0" y="0"/>
+                      <a:ext cx="2629267" cy="3000794"/>
+                    </a:xfrm>
+                    <a:prstGeom prst="rect">
+                      <a:avLst/>
+                    </a:prstGeom>
+                  </pic:spPr>
+                </pic:pic>
+              </a:graphicData>
+            </a:graphic>
+          </wp:inline>
+        </w:drawing>
+      </w:r>
+    </w:p>
+    <w:p>
+      <w:pPr>
+        <w:spacing w:after="0" w:line="360" w:lineRule="auto"/>
+        <w:jc w:val="center"/>
+        <w:rPr>
+          <w:rFonts w:ascii="Times New Roman" w:eastAsia="Calibri" w:hAnsi="Times New Roman" w:cs="Times New Roman"/>
+          <w:sz w:val="28"/>
+          <w:lang w:eastAsia="en-US"/>
+        </w:rPr>
+      </w:pPr>
+      <w:r>
+        <w:rPr>
+          <w:rFonts w:ascii="Times New Roman" w:eastAsia="Calibri" w:hAnsi="Times New Roman" w:cs="Times New Roman"/>
+          <w:sz w:val="28"/>
+          <w:lang w:eastAsia="en-US"/>
+        </w:rPr>
+        <w:t>Рисунок 1</w:t>
+      </w:r>
+      <w:r>
+        <w:rPr>
+          <w:rFonts w:ascii="Times New Roman" w:eastAsia="Calibri" w:hAnsi="Times New Roman" w:cs="Times New Roman"/>
+          <w:sz w:val="28"/>
+          <w:lang w:eastAsia="en-US"/>
+        </w:rPr>
+        <w:t>3</w:t>
+      </w:r>
+      <w:r>
+        <w:rPr>
+          <w:rFonts w:ascii="Times New Roman" w:eastAsia="Calibri" w:hAnsi="Times New Roman" w:cs="Times New Roman"/>
+          <w:sz w:val="28"/>
+          <w:lang w:eastAsia="en-US"/>
+        </w:rPr>
+        <w:t xml:space="preserve"> – Результат нажатия кнопки «Удалить элемент»</w:t>
+      </w:r>
+    </w:p>
+    <w:p>
+      <w:pPr>
+        <w:spacing w:after="0" w:line="360" w:lineRule="auto"/>
+        <w:ind w:firstLine="851"/>
+        <w:jc w:val="both"/>
+        <w:rPr>
+          <w:rFonts w:ascii="Times New Roman" w:eastAsia="Calibri" w:hAnsi="Times New Roman" w:cs="Times New Roman"/>
+          <w:sz w:val="28"/>
+          <w:lang w:eastAsia="en-US"/>
+        </w:rPr>
+      </w:pPr>
+    </w:p>
+    <w:p>
+      <w:pPr>
+        <w:spacing w:after="0" w:line="360" w:lineRule="auto"/>
+        <w:jc w:val="center"/>
+        <w:rPr>
+          <w:rFonts w:ascii="Times New Roman" w:eastAsia="Calibri" w:hAnsi="Times New Roman" w:cs="Times New Roman"/>
+          <w:sz w:val="28"/>
+          <w:lang w:eastAsia="en-US"/>
+        </w:rPr>
+      </w:pPr>
+      <w:r>
+        <w:rPr>
+          <w:rFonts w:ascii="Times New Roman" w:eastAsia="Calibri" w:hAnsi="Times New Roman" w:cs="Times New Roman"/>
+          <w:sz w:val="28"/>
+          <w:lang w:eastAsia="en-US"/>
+        </w:rPr>
+        <w:lastRenderedPageBreak/>
+        <w:drawing>
+          <wp:inline distT="0" distB="0" distL="0" distR="0" wp14:anchorId="193FDA9F" wp14:editId="41B2C66D">
+            <wp:extent cx="2629267" cy="3000794"/>
+            <wp:effectExtent l="0" t="0" r="0" b="9525"/>
+            <wp:docPr id="32" name="Рисунок 32"/>
+            <wp:cNvGraphicFramePr>
+              <a:graphicFrameLocks xmlns:a="http://schemas.openxmlformats.org/drawingml/2006/main" noChangeAspect="1"/>
+            </wp:cNvGraphicFramePr>
+            <a:graphic xmlns:a="http://schemas.openxmlformats.org/drawingml/2006/main">
+              <a:graphicData uri="http://schemas.openxmlformats.org/drawingml/2006/picture">
+                <pic:pic xmlns:pic="http://schemas.openxmlformats.org/drawingml/2006/picture">
+                  <pic:nvPicPr>
+                    <pic:cNvPr id="1" name=""/>
+                    <pic:cNvPicPr/>
+                  </pic:nvPicPr>
+                  <pic:blipFill>
+                    <a:blip r:embed="rId22"/>
+                    <a:stretch>
+                      <a:fillRect/>
+                    </a:stretch>
+                  </pic:blipFill>
+                  <pic:spPr>
+                    <a:xfrm>
+                      <a:off x="0" y="0"/>
+                      <a:ext cx="2629267" cy="3000794"/>
+                    </a:xfrm>
+                    <a:prstGeom prst="rect">
+                      <a:avLst/>
+                    </a:prstGeom>
+                  </pic:spPr>
+                </pic:pic>
+              </a:graphicData>
+            </a:graphic>
+          </wp:inline>
+        </w:drawing>
+      </w:r>
+    </w:p>
+    <w:p>
+      <w:pPr>
+        <w:spacing w:after="0" w:line="360" w:lineRule="auto"/>
+        <w:jc w:val="center"/>
+        <w:rPr>
+          <w:rFonts w:ascii="Times New Roman" w:eastAsia="Calibri" w:hAnsi="Times New Roman" w:cs="Times New Roman"/>
+          <w:sz w:val="28"/>
+          <w:lang w:eastAsia="en-US"/>
+        </w:rPr>
+      </w:pPr>
+      <w:r>
+        <w:rPr>
+          <w:rFonts w:ascii="Times New Roman" w:eastAsia="Calibri" w:hAnsi="Times New Roman" w:cs="Times New Roman"/>
+          <w:sz w:val="28"/>
+          <w:lang w:eastAsia="en-US"/>
+        </w:rPr>
+        <w:t>Рисунок 1</w:t>
+      </w:r>
+      <w:r>
+        <w:rPr>
+          <w:rFonts w:ascii="Times New Roman" w:eastAsia="Calibri" w:hAnsi="Times New Roman" w:cs="Times New Roman"/>
+          <w:sz w:val="28"/>
+          <w:lang w:eastAsia="en-US"/>
+        </w:rPr>
+        <w:t>4</w:t>
+      </w:r>
+      <w:r>
+        <w:rPr>
+          <w:rFonts w:ascii="Times New Roman" w:eastAsia="Calibri" w:hAnsi="Times New Roman" w:cs="Times New Roman"/>
+          <w:sz w:val="28"/>
+          <w:lang w:eastAsia="en-US"/>
+        </w:rPr>
+        <w:t xml:space="preserve"> – Выбор нескольких элементов для удаления</w:t>
+      </w:r>
+    </w:p>
+    <w:p>
+      <w:pPr>
+        <w:spacing w:after="0" w:line="360" w:lineRule="auto"/>
+        <w:jc w:val="center"/>
+        <w:rPr>
+          <w:rFonts w:ascii="Times New Roman" w:eastAsia="Calibri" w:hAnsi="Times New Roman" w:cs="Times New Roman"/>
+          <w:sz w:val="28"/>
+          <w:lang w:eastAsia="en-US"/>
+        </w:rPr>
+      </w:pPr>
+    </w:p>
+    <w:p>
+      <w:pPr>
+        <w:spacing w:after="0" w:line="360" w:lineRule="auto"/>
+        <w:jc w:val="center"/>
+        <w:rPr>
+          <w:rFonts w:ascii="Times New Roman" w:eastAsia="Calibri" w:hAnsi="Times New Roman" w:cs="Times New Roman"/>
+          <w:sz w:val="28"/>
+          <w:lang w:eastAsia="en-US"/>
+        </w:rPr>
+      </w:pPr>
+      <w:r>
+        <w:rPr>
+          <w:rFonts w:ascii="Times New Roman" w:eastAsia="Calibri" w:hAnsi="Times New Roman" w:cs="Times New Roman"/>
+          <w:sz w:val="28"/>
+          <w:lang w:eastAsia="en-US"/>
+        </w:rPr>
+        <w:drawing>
+          <wp:inline distT="0" distB="0" distL="0" distR="0" wp14:anchorId="4123B9BC" wp14:editId="129948C7">
+            <wp:extent cx="2629267" cy="3000794"/>
+            <wp:effectExtent l="0" t="0" r="0" b="9525"/>
+            <wp:docPr id="33" name="Рисунок 33"/>
+            <wp:cNvGraphicFramePr>
+              <a:graphicFrameLocks xmlns:a="http://schemas.openxmlformats.org/drawingml/2006/main" noChangeAspect="1"/>
+            </wp:cNvGraphicFramePr>
+            <a:graphic xmlns:a="http://schemas.openxmlformats.org/drawingml/2006/main">
+              <a:graphicData uri="http://schemas.openxmlformats.org/drawingml/2006/picture">
+                <pic:pic xmlns:pic="http://schemas.openxmlformats.org/drawingml/2006/picture">
+                  <pic:nvPicPr>
+                    <pic:cNvPr id="1" name=""/>
+                    <pic:cNvPicPr/>
+                  </pic:nvPicPr>
+                  <pic:blipFill>
+                    <a:blip r:embed="rId23"/>
+                    <a:stretch>
+                      <a:fillRect/>
+                    </a:stretch>
+                  </pic:blipFill>
+                  <pic:spPr>
+                    <a:xfrm>
+                      <a:off x="0" y="0"/>
+                      <a:ext cx="2629267" cy="3000794"/>
+                    </a:xfrm>
+                    <a:prstGeom prst="rect">
+                      <a:avLst/>
+                    </a:prstGeom>
+                  </pic:spPr>
+                </pic:pic>
+              </a:graphicData>
+            </a:graphic>
+          </wp:inline>
+        </w:drawing>
+      </w:r>
+    </w:p>
+    <w:p>
+      <w:pPr>
+        <w:spacing w:after="0" w:line="360" w:lineRule="auto"/>
+        <w:jc w:val="center"/>
+        <w:rPr>
+          <w:rFonts w:ascii="Times New Roman" w:eastAsia="Calibri" w:hAnsi="Times New Roman" w:cs="Times New Roman"/>
+          <w:sz w:val="28"/>
+          <w:lang w:eastAsia="en-US"/>
+        </w:rPr>
+      </w:pPr>
+      <w:r>
+        <w:rPr>
+          <w:rFonts w:ascii="Times New Roman" w:eastAsia="Calibri" w:hAnsi="Times New Roman" w:cs="Times New Roman"/>
+          <w:sz w:val="28"/>
+          <w:lang w:eastAsia="en-US"/>
+        </w:rPr>
+        <w:t>Рисунок 1</w:t>
+      </w:r>
+      <w:r>
+        <w:rPr>
+          <w:rFonts w:ascii="Times New Roman" w:eastAsia="Calibri" w:hAnsi="Times New Roman" w:cs="Times New Roman"/>
+          <w:sz w:val="28"/>
+          <w:lang w:eastAsia="en-US"/>
+        </w:rPr>
+        <w:t>5</w:t>
+      </w:r>
+      <w:r>
+        <w:rPr>
+          <w:rFonts w:ascii="Times New Roman" w:eastAsia="Calibri" w:hAnsi="Times New Roman" w:cs="Times New Roman"/>
+          <w:sz w:val="28"/>
+          <w:lang w:eastAsia="en-US"/>
+        </w:rPr>
+        <w:t xml:space="preserve"> – Результат удаления выбранных элементов</w:t>
+      </w:r>
+    </w:p>
+    <w:p>
+      <w:pPr>
+        <w:pStyle w:val="a4"/>
+      </w:pPr>
+    </w:p>
+    <w:p>
+      <w:pPr>
+        <w:pStyle w:val="ab"/>
+        <w:rPr>
+          <w:rFonts w:eastAsia="Calibri"/>
+          <w:lang w:eastAsia="en-US"/>
+        </w:rPr>
+      </w:pPr>
+      <w:r>
+        <w:rPr>
+          <w:rFonts w:eastAsia="Calibri"/>
+          <w:lang w:eastAsia="en-US"/>
+        </w:rPr>
+        <w:t>5.3 Тестовый случай «Найти элемент»</w:t>
+      </w:r>
+    </w:p>
+    <w:p>
+      <w:pPr>
+        <w:spacing w:after="0" w:line="360" w:lineRule="auto"/>
+        <w:ind w:firstLine="709"/>
+        <w:jc w:val="both"/>
+        <w:rPr>
+          <w:rFonts w:ascii="Times New Roman" w:eastAsia="Calibri" w:hAnsi="Times New Roman" w:cs="Times New Roman"/>
+          <w:sz w:val="28"/>
+          <w:lang w:eastAsia="en-US"/>
+        </w:rPr>
+      </w:pPr>
+      <w:r>
+        <w:rPr>
+          <w:rFonts w:ascii="Times New Roman" w:eastAsia="Calibri" w:hAnsi="Times New Roman" w:cs="Times New Roman"/>
+          <w:sz w:val="28"/>
+          <w:lang w:eastAsia="en-US"/>
+        </w:rPr>
+        <w:t>Для поиска элементов в списке необходимо нажать кнопку «Найти…» (рисунок 1</w:t>
+      </w:r>
+      <w:r>
+        <w:rPr>
+          <w:rFonts w:ascii="Times New Roman" w:eastAsia="Calibri" w:hAnsi="Times New Roman" w:cs="Times New Roman"/>
+          <w:sz w:val="28"/>
+          <w:lang w:eastAsia="en-US"/>
+        </w:rPr>
+        <w:t>6</w:t>
+      </w:r>
+      <w:r>
+        <w:rPr>
+          <w:rFonts w:ascii="Times New Roman" w:eastAsia="Calibri" w:hAnsi="Times New Roman" w:cs="Times New Roman"/>
+          <w:sz w:val="28"/>
+          <w:lang w:eastAsia="en-US"/>
+        </w:rPr>
+        <w:t>). Откроется соответствующая форма для поиска (рисунок 1</w:t>
+      </w:r>
+      <w:r>
+        <w:rPr>
+          <w:rFonts w:ascii="Times New Roman" w:eastAsia="Calibri" w:hAnsi="Times New Roman" w:cs="Times New Roman"/>
+          <w:sz w:val="28"/>
+          <w:lang w:eastAsia="en-US"/>
+        </w:rPr>
+        <w:t>7</w:t>
+      </w:r>
+      <w:r>
+        <w:rPr>
+          <w:rFonts w:ascii="Times New Roman" w:eastAsia="Calibri" w:hAnsi="Times New Roman" w:cs="Times New Roman"/>
+          <w:sz w:val="28"/>
+          <w:lang w:eastAsia="en-US"/>
+        </w:rPr>
+        <w:t>).</w:t>
+      </w:r>
+    </w:p>
+    <w:p>
+      <w:pPr>
+        <w:spacing w:after="0" w:line="360" w:lineRule="auto"/>
+        <w:ind w:firstLine="851"/>
+        <w:jc w:val="both"/>
+        <w:rPr>
+          <w:rFonts w:ascii="Times New Roman" w:eastAsia="Calibri" w:hAnsi="Times New Roman" w:cs="Times New Roman"/>
+          <w:sz w:val="28"/>
+          <w:lang w:eastAsia="en-US"/>
+        </w:rPr>
+      </w:pPr>
+    </w:p>
+    <w:p>
+      <w:pPr>
+        <w:spacing w:after="0" w:line="360" w:lineRule="auto"/>
+        <w:jc w:val="center"/>
+        <w:rPr>
+          <w:rFonts w:ascii="Times New Roman" w:eastAsia="Calibri" w:hAnsi="Times New Roman" w:cs="Times New Roman"/>
+          <w:sz w:val="28"/>
+          <w:lang w:val="en-US" w:eastAsia="en-US"/>
+        </w:rPr>
+      </w:pPr>
+      <w:r>
+        <w:rPr>
+          <w:rFonts w:ascii="Times New Roman" w:eastAsia="Calibri" w:hAnsi="Times New Roman" w:cs="Times New Roman"/>
+          <w:sz w:val="28"/>
+          <w:lang w:val="en-US" w:eastAsia="en-US"/>
+        </w:rPr>
+        <w:lastRenderedPageBreak/>
+        <w:drawing>
+          <wp:inline distT="0" distB="0" distL="0" distR="0" wp14:anchorId="34143D43" wp14:editId="077EF701">
+            <wp:extent cx="2629267" cy="3000794"/>
+            <wp:effectExtent l="0" t="0" r="0" b="9525"/>
+            <wp:docPr id="39" name="Рисунок 39"/>
+            <wp:cNvGraphicFramePr>
+              <a:graphicFrameLocks xmlns:a="http://schemas.openxmlformats.org/drawingml/2006/main" noChangeAspect="1"/>
+            </wp:cNvGraphicFramePr>
+            <a:graphic xmlns:a="http://schemas.openxmlformats.org/drawingml/2006/main">
+              <a:graphicData uri="http://schemas.openxmlformats.org/drawingml/2006/picture">
+                <pic:pic xmlns:pic="http://schemas.openxmlformats.org/drawingml/2006/picture">
+                  <pic:nvPicPr>
+                    <pic:cNvPr id="1" name=""/>
+                    <pic:cNvPicPr/>
+                  </pic:nvPicPr>
+                  <pic:blipFill>
+                    <a:blip r:embed="rId24"/>
+                    <a:stretch>
+                      <a:fillRect/>
+                    </a:stretch>
+                  </pic:blipFill>
+                  <pic:spPr>
+                    <a:xfrm>
+                      <a:off x="0" y="0"/>
+                      <a:ext cx="2629267" cy="3000794"/>
+                    </a:xfrm>
+                    <a:prstGeom prst="rect">
+                      <a:avLst/>
+                    </a:prstGeom>
+                  </pic:spPr>
+                </pic:pic>
+              </a:graphicData>
+            </a:graphic>
+          </wp:inline>
+        </w:drawing>
+      </w:r>
+    </w:p>
+    <w:p>
+      <w:pPr>
+        <w:spacing w:after="0" w:line="360" w:lineRule="auto"/>
+        <w:jc w:val="center"/>
+        <w:rPr>
+          <w:rFonts w:ascii="Times New Roman" w:eastAsia="Calibri" w:hAnsi="Times New Roman" w:cs="Times New Roman"/>
+          <w:sz w:val="28"/>
+          <w:lang w:eastAsia="en-US"/>
+        </w:rPr>
+      </w:pPr>
+      <w:r>
+        <w:rPr>
+          <w:rFonts w:ascii="Times New Roman" w:eastAsia="Calibri" w:hAnsi="Times New Roman" w:cs="Times New Roman"/>
+          <w:sz w:val="28"/>
+          <w:lang w:eastAsia="en-US"/>
+        </w:rPr>
+        <w:t>Рисунок 1</w:t>
+      </w:r>
+      <w:r>
+        <w:rPr>
+          <w:rFonts w:ascii="Times New Roman" w:eastAsia="Calibri" w:hAnsi="Times New Roman" w:cs="Times New Roman"/>
+          <w:sz w:val="28"/>
+          <w:lang w:eastAsia="en-US"/>
+        </w:rPr>
+        <w:t>6</w:t>
+      </w:r>
+      <w:r>
+        <w:rPr>
+          <w:rFonts w:ascii="Times New Roman" w:eastAsia="Calibri" w:hAnsi="Times New Roman" w:cs="Times New Roman"/>
+          <w:sz w:val="28"/>
+          <w:lang w:eastAsia="en-US"/>
+        </w:rPr>
+        <w:t xml:space="preserve"> – Вызов формы для поиска элементов</w:t>
+      </w:r>
+    </w:p>
+    <w:p>
+      <w:pPr>
+        <w:spacing w:after="0" w:line="360" w:lineRule="auto"/>
+        <w:jc w:val="center"/>
+        <w:rPr>
+          <w:rFonts w:ascii="Times New Roman" w:eastAsia="Calibri" w:hAnsi="Times New Roman" w:cs="Times New Roman"/>
+          <w:sz w:val="28"/>
+          <w:lang w:eastAsia="en-US"/>
+        </w:rPr>
+      </w:pPr>
+    </w:p>
+    <w:p>
+      <w:pPr>
+        <w:spacing w:after="0" w:line="360" w:lineRule="auto"/>
+        <w:jc w:val="center"/>
+        <w:rPr>
+          <w:rFonts w:ascii="Times New Roman" w:eastAsia="Calibri" w:hAnsi="Times New Roman" w:cs="Times New Roman"/>
+          <w:sz w:val="28"/>
+          <w:lang w:val="en-US" w:eastAsia="en-US"/>
+        </w:rPr>
+      </w:pPr>
+      <w:r>
+        <w:rPr>
+          <w:rFonts w:ascii="Times New Roman" w:eastAsia="Calibri" w:hAnsi="Times New Roman" w:cs="Times New Roman"/>
+          <w:sz w:val="28"/>
+          <w:lang w:val="en-US" w:eastAsia="en-US"/>
+        </w:rPr>
+        <w:drawing>
+          <wp:inline distT="0" distB="0" distL="0" distR="0" wp14:anchorId="43E5FC57" wp14:editId="690E6600">
+            <wp:extent cx="1810003" cy="1952898"/>
+            <wp:effectExtent l="0" t="0" r="0" b="9525"/>
+            <wp:docPr id="50" name="Рисунок 50"/>
+            <wp:cNvGraphicFramePr>
+              <a:graphicFrameLocks xmlns:a="http://schemas.openxmlformats.org/drawingml/2006/main" noChangeAspect="1"/>
+            </wp:cNvGraphicFramePr>
+            <a:graphic xmlns:a="http://schemas.openxmlformats.org/drawingml/2006/main">
+              <a:graphicData uri="http://schemas.openxmlformats.org/drawingml/2006/picture">
+                <pic:pic xmlns:pic="http://schemas.openxmlformats.org/drawingml/2006/picture">
+                  <pic:nvPicPr>
+                    <pic:cNvPr id="1" name=""/>
+                    <pic:cNvPicPr/>
+                  </pic:nvPicPr>
+                  <pic:blipFill>
+                    <a:blip r:embed="rId25"/>
+                    <a:stretch>
+                      <a:fillRect/>
+                    </a:stretch>
+                  </pic:blipFill>
+                  <pic:spPr>
+                    <a:xfrm>
+                      <a:off x="0" y="0"/>
+                      <a:ext cx="1810003" cy="1952898"/>
+                    </a:xfrm>
+                    <a:prstGeom prst="rect">
+                      <a:avLst/>
+                    </a:prstGeom>
+                  </pic:spPr>
+                </pic:pic>
+              </a:graphicData>
+            </a:graphic>
+          </wp:inline>
+        </w:drawing>
+      </w:r>
+    </w:p>
+    <w:p>
+      <w:pPr>
+        <w:spacing w:after="0" w:line="360" w:lineRule="auto"/>
+        <w:jc w:val="center"/>
+        <w:rPr>
+          <w:rFonts w:ascii="Times New Roman" w:eastAsia="Calibri" w:hAnsi="Times New Roman" w:cs="Times New Roman"/>
+          <w:sz w:val="28"/>
+          <w:lang w:eastAsia="en-US"/>
+        </w:rPr>
+      </w:pPr>
+      <w:r>
+        <w:rPr>
+          <w:rFonts w:ascii="Times New Roman" w:eastAsia="Calibri" w:hAnsi="Times New Roman" w:cs="Times New Roman"/>
+          <w:sz w:val="28"/>
+          <w:lang w:eastAsia="en-US"/>
+        </w:rPr>
+        <w:t>Рисунок 1</w:t>
+      </w:r>
+      <w:r>
+        <w:rPr>
+          <w:rFonts w:ascii="Times New Roman" w:eastAsia="Calibri" w:hAnsi="Times New Roman" w:cs="Times New Roman"/>
+          <w:sz w:val="28"/>
+          <w:lang w:eastAsia="en-US"/>
+        </w:rPr>
+        <w:t>7</w:t>
+      </w:r>
+      <w:r>
+        <w:rPr>
+          <w:rFonts w:ascii="Times New Roman" w:eastAsia="Calibri" w:hAnsi="Times New Roman" w:cs="Times New Roman"/>
+          <w:sz w:val="28"/>
+          <w:lang w:eastAsia="en-US"/>
+        </w:rPr>
+        <w:t xml:space="preserve"> – Форма для поиска</w:t>
+      </w:r>
+    </w:p>
+    <w:p>
+      <w:pPr>
+        <w:spacing w:before="240" w:after="0" w:line="360" w:lineRule="auto"/>
+        <w:ind w:firstLine="709"/>
+        <w:jc w:val="both"/>
+        <w:rPr>
+          <w:rFonts w:ascii="Times New Roman" w:eastAsia="Calibri" w:hAnsi="Times New Roman" w:cs="Times New Roman"/>
+          <w:sz w:val="28"/>
+          <w:lang w:eastAsia="en-US"/>
+        </w:rPr>
+      </w:pPr>
+      <w:r>
+        <w:rPr>
+          <w:rFonts w:ascii="Times New Roman" w:eastAsia="Calibri" w:hAnsi="Times New Roman" w:cs="Times New Roman"/>
+          <w:sz w:val="28"/>
+          <w:lang w:eastAsia="en-US"/>
+        </w:rPr>
+        <w:t>Далее пользователь выбирает параметры, по которым требуется найти элемент и нажимает кнопку «Показать» (рисунки 1</w:t>
+      </w:r>
+      <w:r>
+        <w:rPr>
+          <w:rFonts w:ascii="Times New Roman" w:eastAsia="Calibri" w:hAnsi="Times New Roman" w:cs="Times New Roman"/>
+          <w:sz w:val="28"/>
+          <w:lang w:eastAsia="en-US"/>
+        </w:rPr>
+        <w:t>8</w:t>
+      </w:r>
+      <w:r>
+        <w:rPr>
+          <w:rFonts w:ascii="Times New Roman" w:eastAsia="Calibri" w:hAnsi="Times New Roman" w:cs="Times New Roman"/>
+          <w:sz w:val="28"/>
+          <w:lang w:eastAsia="en-US"/>
+        </w:rPr>
+        <w:t xml:space="preserve"> и 1</w:t>
+      </w:r>
+      <w:r>
+        <w:rPr>
+          <w:rFonts w:ascii="Times New Roman" w:eastAsia="Calibri" w:hAnsi="Times New Roman" w:cs="Times New Roman"/>
+          <w:sz w:val="28"/>
+          <w:lang w:eastAsia="en-US"/>
+        </w:rPr>
+        <w:t>9</w:t>
+      </w:r>
+      <w:r>
+        <w:rPr>
+          <w:rFonts w:ascii="Times New Roman" w:eastAsia="Calibri" w:hAnsi="Times New Roman" w:cs="Times New Roman"/>
+          <w:sz w:val="28"/>
+          <w:lang w:eastAsia="en-US"/>
+        </w:rPr>
+        <w:t>).</w:t>
+      </w:r>
+    </w:p>
+    <w:p>
+      <w:pPr>
+        <w:spacing w:after="0" w:line="360" w:lineRule="auto"/>
+        <w:ind w:firstLine="709"/>
+        <w:jc w:val="both"/>
+        <w:rPr>
+          <w:rFonts w:ascii="Times New Roman" w:eastAsia="Calibri" w:hAnsi="Times New Roman" w:cs="Times New Roman"/>
+          <w:sz w:val="28"/>
+          <w:lang w:eastAsia="en-US"/>
+        </w:rPr>
+      </w:pPr>
+      <w:r>
+        <w:rPr>
+          <w:rFonts w:ascii="Times New Roman" w:eastAsia="Calibri" w:hAnsi="Times New Roman" w:cs="Times New Roman"/>
+          <w:sz w:val="28"/>
+          <w:lang w:eastAsia="en-US"/>
+        </w:rPr>
+        <w:t xml:space="preserve">Для того, чтобы сбросить фильтр, предусмотрена соответствующая кнопка «Сбросить фильтр» (рисунок </w:t>
+      </w:r>
+      <w:r>
+        <w:rPr>
+          <w:rFonts w:ascii="Times New Roman" w:eastAsia="Calibri" w:hAnsi="Times New Roman" w:cs="Times New Roman"/>
+          <w:sz w:val="28"/>
+          <w:lang w:eastAsia="en-US"/>
+        </w:rPr>
+        <w:t>20</w:t>
+      </w:r>
+      <w:r>
+        <w:rPr>
+          <w:rFonts w:ascii="Times New Roman" w:eastAsia="Calibri" w:hAnsi="Times New Roman" w:cs="Times New Roman"/>
+          <w:sz w:val="28"/>
+          <w:lang w:eastAsia="en-US"/>
+        </w:rPr>
+        <w:t>).</w:t>
+      </w:r>
+    </w:p>
+    <w:p>
+      <w:pPr>
+        <w:spacing w:after="0" w:line="360" w:lineRule="auto"/>
+        <w:ind w:firstLine="851"/>
+        <w:jc w:val="both"/>
+        <w:rPr>
+          <w:rFonts w:ascii="Times New Roman" w:eastAsia="Calibri" w:hAnsi="Times New Roman" w:cs="Times New Roman"/>
+          <w:sz w:val="28"/>
+          <w:lang w:eastAsia="en-US"/>
+        </w:rPr>
+      </w:pPr>
+    </w:p>
+    <w:p>
+      <w:pPr>
+        <w:spacing w:after="0" w:line="360" w:lineRule="auto"/>
+        <w:jc w:val="center"/>
+        <w:rPr>
+          <w:rFonts w:ascii="Times New Roman" w:eastAsia="Calibri" w:hAnsi="Times New Roman" w:cs="Times New Roman"/>
+          <w:sz w:val="28"/>
+          <w:lang w:val="en-US" w:eastAsia="en-US"/>
+        </w:rPr>
+      </w:pPr>
+      <w:r>
+        <w:rPr>
+          <w:rFonts w:ascii="Times New Roman" w:eastAsia="Calibri" w:hAnsi="Times New Roman" w:cs="Times New Roman"/>
+          <w:sz w:val="28"/>
+          <w:lang w:val="en-US" w:eastAsia="en-US"/>
+        </w:rPr>
+        <w:lastRenderedPageBreak/>
+        <w:drawing>
+          <wp:inline distT="0" distB="0" distL="0" distR="0" wp14:anchorId="1CAAFFA5" wp14:editId="671E2BEA">
+            <wp:extent cx="4696480" cy="3048425"/>
+            <wp:effectExtent l="0" t="0" r="8890" b="0"/>
+            <wp:docPr id="56" name="Рисунок 56"/>
+            <wp:cNvGraphicFramePr>
+              <a:graphicFrameLocks xmlns:a="http://schemas.openxmlformats.org/drawingml/2006/main" noChangeAspect="1"/>
+            </wp:cNvGraphicFramePr>
+            <a:graphic xmlns:a="http://schemas.openxmlformats.org/drawingml/2006/main">
+              <a:graphicData uri="http://schemas.openxmlformats.org/drawingml/2006/picture">
+                <pic:pic xmlns:pic="http://schemas.openxmlformats.org/drawingml/2006/picture">
+                  <pic:nvPicPr>
+                    <pic:cNvPr id="1" name=""/>
+                    <pic:cNvPicPr/>
+                  </pic:nvPicPr>
+                  <pic:blipFill>
+                    <a:blip r:embed="rId26"/>
+                    <a:stretch>
+                      <a:fillRect/>
+                    </a:stretch>
+                  </pic:blipFill>
+                  <pic:spPr>
+                    <a:xfrm>
+                      <a:off x="0" y="0"/>
+                      <a:ext cx="4696480" cy="3048425"/>
+                    </a:xfrm>
+                    <a:prstGeom prst="rect">
+                      <a:avLst/>
+                    </a:prstGeom>
+                  </pic:spPr>
+                </pic:pic>
+              </a:graphicData>
+            </a:graphic>
+          </wp:inline>
+        </w:drawing>
+      </w:r>
+    </w:p>
+    <w:p>
+      <w:pPr>
+        <w:spacing w:after="0" w:line="360" w:lineRule="auto"/>
+        <w:jc w:val="center"/>
+        <w:rPr>
+          <w:rFonts w:ascii="Times New Roman" w:eastAsia="Calibri" w:hAnsi="Times New Roman" w:cs="Times New Roman"/>
+          <w:sz w:val="28"/>
+          <w:lang w:eastAsia="en-US"/>
+        </w:rPr>
+      </w:pPr>
+      <w:r>
+        <w:rPr>
+          <w:rFonts w:ascii="Times New Roman" w:eastAsia="Calibri" w:hAnsi="Times New Roman" w:cs="Times New Roman"/>
+          <w:sz w:val="28"/>
+          <w:lang w:eastAsia="en-US"/>
+        </w:rPr>
+        <w:t>Рисунок 18</w:t>
+      </w:r>
+      <w:r>
+        <w:rPr>
+          <w:rFonts w:ascii="Times New Roman" w:eastAsia="Calibri" w:hAnsi="Times New Roman" w:cs="Times New Roman"/>
+          <w:sz w:val="28"/>
+          <w:lang w:eastAsia="en-US"/>
+        </w:rPr>
+        <w:t xml:space="preserve"> – Поиск элемента по </w:t>
+      </w:r>
+      <w:r>
+        <w:rPr>
+          <w:rFonts w:ascii="Times New Roman" w:eastAsia="Calibri" w:hAnsi="Times New Roman" w:cs="Times New Roman"/>
+          <w:sz w:val="28"/>
+          <w:lang w:eastAsia="en-US"/>
+        </w:rPr>
+        <w:t>типу фигуры</w:t>
+      </w:r>
+    </w:p>
+    <w:p>
+      <w:pPr>
+        <w:spacing w:after="0" w:line="360" w:lineRule="auto"/>
+        <w:jc w:val="center"/>
+        <w:rPr>
+          <w:rFonts w:ascii="Times New Roman" w:eastAsia="Calibri" w:hAnsi="Times New Roman" w:cs="Times New Roman"/>
+          <w:sz w:val="28"/>
+          <w:lang w:eastAsia="en-US"/>
+        </w:rPr>
+      </w:pPr>
+      <w:r>
+        <w:rPr>
+          <w:rFonts w:ascii="Times New Roman" w:eastAsia="Calibri" w:hAnsi="Times New Roman" w:cs="Times New Roman"/>
+          <w:sz w:val="28"/>
+          <w:lang w:eastAsia="en-US"/>
+        </w:rPr>
+        <w:drawing>
+          <wp:inline distT="0" distB="0" distL="0" distR="0" wp14:anchorId="64537BBB" wp14:editId="71BEAB9E">
+            <wp:extent cx="4725059" cy="3124636"/>
+            <wp:effectExtent l="0" t="0" r="0" b="0"/>
+            <wp:docPr id="57" name="Рисунок 57"/>
+            <wp:cNvGraphicFramePr>
+              <a:graphicFrameLocks xmlns:a="http://schemas.openxmlformats.org/drawingml/2006/main" noChangeAspect="1"/>
+            </wp:cNvGraphicFramePr>
+            <a:graphic xmlns:a="http://schemas.openxmlformats.org/drawingml/2006/main">
+              <a:graphicData uri="http://schemas.openxmlformats.org/drawingml/2006/picture">
+                <pic:pic xmlns:pic="http://schemas.openxmlformats.org/drawingml/2006/picture">
+                  <pic:nvPicPr>
+                    <pic:cNvPr id="1" name=""/>
+                    <pic:cNvPicPr/>
+                  </pic:nvPicPr>
+                  <pic:blipFill>
+                    <a:blip r:embed="rId27"/>
+                    <a:stretch>
+                      <a:fillRect/>
+                    </a:stretch>
+                  </pic:blipFill>
+                  <pic:spPr>
+                    <a:xfrm>
+                      <a:off x="0" y="0"/>
+                      <a:ext cx="4725059" cy="3124636"/>
+                    </a:xfrm>
+                    <a:prstGeom prst="rect">
+                      <a:avLst/>
+                    </a:prstGeom>
+                  </pic:spPr>
+                </pic:pic>
+              </a:graphicData>
+            </a:graphic>
+          </wp:inline>
+        </w:drawing>
+      </w:r>
+    </w:p>
+    <w:p>
+      <w:pPr>
+        <w:spacing w:after="0" w:line="360" w:lineRule="auto"/>
+        <w:jc w:val="center"/>
+        <w:rPr>
+          <w:rFonts w:ascii="Times New Roman" w:eastAsia="Calibri" w:hAnsi="Times New Roman" w:cs="Times New Roman"/>
+          <w:sz w:val="28"/>
+          <w:lang w:eastAsia="en-US"/>
+        </w:rPr>
+      </w:pPr>
+      <w:r>
+        <w:rPr>
+          <w:rFonts w:ascii="Times New Roman" w:eastAsia="Calibri" w:hAnsi="Times New Roman" w:cs="Times New Roman"/>
+          <w:sz w:val="28"/>
+          <w:lang w:eastAsia="en-US"/>
+        </w:rPr>
+        <w:t>Рисунок 1</w:t>
+      </w:r>
+      <w:r>
+        <w:rPr>
+          <w:rFonts w:ascii="Times New Roman" w:eastAsia="Calibri" w:hAnsi="Times New Roman" w:cs="Times New Roman"/>
+          <w:sz w:val="28"/>
+          <w:lang w:eastAsia="en-US"/>
+        </w:rPr>
+        <w:t>9</w:t>
+      </w:r>
+      <w:r>
+        <w:rPr>
+          <w:rFonts w:ascii="Times New Roman" w:eastAsia="Calibri" w:hAnsi="Times New Roman" w:cs="Times New Roman"/>
+          <w:sz w:val="28"/>
+          <w:lang w:eastAsia="en-US"/>
+        </w:rPr>
+        <w:t xml:space="preserve"> – Результат поиска элемента</w:t>
+      </w:r>
+    </w:p>
+    <w:p>
+      <w:pPr>
+        <w:spacing w:after="0" w:line="360" w:lineRule="auto"/>
+        <w:jc w:val="center"/>
+        <w:rPr>
+          <w:rFonts w:ascii="Times New Roman" w:eastAsia="Calibri" w:hAnsi="Times New Roman" w:cs="Times New Roman"/>
+          <w:sz w:val="28"/>
+          <w:lang w:val="en-US" w:eastAsia="en-US"/>
+        </w:rPr>
+      </w:pPr>
+    </w:p>
+    <w:p>
+      <w:pPr>
+        <w:spacing w:after="0" w:line="360" w:lineRule="auto"/>
+        <w:jc w:val="center"/>
+        <w:rPr>
+          <w:rFonts w:ascii="Times New Roman" w:eastAsia="Calibri" w:hAnsi="Times New Roman" w:cs="Times New Roman"/>
+          <w:sz w:val="28"/>
+          <w:lang w:val="en-US" w:eastAsia="en-US"/>
+        </w:rPr>
+      </w:pPr>
+      <w:r>
+        <w:rPr>
+          <w:rFonts w:ascii="Times New Roman" w:eastAsia="Calibri" w:hAnsi="Times New Roman" w:cs="Times New Roman"/>
+          <w:sz w:val="28"/>
+          <w:lang w:val="en-US" w:eastAsia="en-US"/>
+        </w:rPr>
+        <w:lastRenderedPageBreak/>
+        <w:drawing>
+          <wp:inline distT="0" distB="0" distL="0" distR="0" wp14:anchorId="5D1FC311" wp14:editId="268B4F26">
+            <wp:extent cx="2629267" cy="3000794"/>
+            <wp:effectExtent l="0" t="0" r="0" b="9525"/>
+            <wp:docPr id="58" name="Рисунок 58"/>
+            <wp:cNvGraphicFramePr>
+              <a:graphicFrameLocks xmlns:a="http://schemas.openxmlformats.org/drawingml/2006/main" noChangeAspect="1"/>
+            </wp:cNvGraphicFramePr>
+            <a:graphic xmlns:a="http://schemas.openxmlformats.org/drawingml/2006/main">
+              <a:graphicData uri="http://schemas.openxmlformats.org/drawingml/2006/picture">
+                <pic:pic xmlns:pic="http://schemas.openxmlformats.org/drawingml/2006/picture">
+                  <pic:nvPicPr>
+                    <pic:cNvPr id="1" name=""/>
+                    <pic:cNvPicPr/>
+                  </pic:nvPicPr>
+                  <pic:blipFill>
+                    <a:blip r:embed="rId28"/>
+                    <a:stretch>
+                      <a:fillRect/>
+                    </a:stretch>
+                  </pic:blipFill>
+                  <pic:spPr>
+                    <a:xfrm>
+                      <a:off x="0" y="0"/>
+                      <a:ext cx="2629267" cy="3000794"/>
+                    </a:xfrm>
+                    <a:prstGeom prst="rect">
+                      <a:avLst/>
+                    </a:prstGeom>
+                  </pic:spPr>
+                </pic:pic>
+              </a:graphicData>
+            </a:graphic>
+          </wp:inline>
+        </w:drawing>
+      </w:r>
+    </w:p>
+    <w:p>
+      <w:pPr>
+        <w:spacing w:after="0" w:line="360" w:lineRule="auto"/>
+        <w:jc w:val="center"/>
+        <w:rPr>
+          <w:rFonts w:ascii="Times New Roman" w:eastAsia="Calibri" w:hAnsi="Times New Roman" w:cs="Times New Roman"/>
+          <w:sz w:val="28"/>
+          <w:lang w:eastAsia="en-US"/>
+        </w:rPr>
+      </w:pPr>
+      <w:r>
+        <w:rPr>
+          <w:rFonts w:ascii="Times New Roman" w:eastAsia="Calibri" w:hAnsi="Times New Roman" w:cs="Times New Roman"/>
+          <w:sz w:val="28"/>
+          <w:lang w:eastAsia="en-US"/>
+        </w:rPr>
+        <w:t xml:space="preserve">Рисунок </w:t>
+      </w:r>
+      <w:r>
+        <w:rPr>
+          <w:rFonts w:ascii="Times New Roman" w:eastAsia="Calibri" w:hAnsi="Times New Roman" w:cs="Times New Roman"/>
+          <w:sz w:val="28"/>
+          <w:lang w:eastAsia="en-US"/>
+        </w:rPr>
+        <w:t>20</w:t>
+      </w:r>
+      <w:r>
+        <w:rPr>
+          <w:rFonts w:ascii="Times New Roman" w:eastAsia="Calibri" w:hAnsi="Times New Roman" w:cs="Times New Roman"/>
+          <w:sz w:val="28"/>
+          <w:lang w:eastAsia="en-US"/>
+        </w:rPr>
+        <w:t xml:space="preserve"> – Сброс условий поиска</w:t>
+      </w:r>
+    </w:p>
+    <w:p>
+      <w:pPr>
+        <w:pStyle w:val="a4"/>
+      </w:pPr>
+    </w:p>
+    <w:p>
+      <w:pPr>
+        <w:pStyle w:val="ab"/>
+        <w:rPr>
+          <w:rFonts w:eastAsia="Calibri"/>
+          <w:lang w:eastAsia="en-US"/>
+        </w:rPr>
+      </w:pPr>
+      <w:r>
+        <w:rPr>
+          <w:rFonts w:eastAsia="Calibri"/>
+          <w:lang w:eastAsia="en-US"/>
+        </w:rPr>
+        <w:t>5.4 Тестовый случай «Сохранить данные»</w:t>
+      </w:r>
+    </w:p>
+    <w:p>
+      <w:pPr>
+        <w:spacing w:after="0" w:line="360" w:lineRule="auto"/>
+        <w:ind w:firstLine="709"/>
+        <w:jc w:val="both"/>
+        <w:rPr>
+          <w:rFonts w:ascii="Times New Roman" w:eastAsia="Calibri" w:hAnsi="Times New Roman" w:cs="Times New Roman"/>
+          <w:sz w:val="28"/>
+          <w:lang w:eastAsia="en-US"/>
+        </w:rPr>
+      </w:pPr>
+      <w:r>
+        <w:rPr>
+          <w:rFonts w:ascii="Times New Roman" w:eastAsia="Calibri" w:hAnsi="Times New Roman" w:cs="Times New Roman"/>
+          <w:sz w:val="28"/>
+          <w:lang w:eastAsia="en-US"/>
+        </w:rPr>
+        <w:t xml:space="preserve">Для сохранения данных в таблице необходимо нажать на панели «Файл...\Сохранить» (рисунок </w:t>
+      </w:r>
+      <w:r>
+        <w:rPr>
+          <w:rFonts w:ascii="Times New Roman" w:eastAsia="Calibri" w:hAnsi="Times New Roman" w:cs="Times New Roman"/>
+          <w:sz w:val="28"/>
+          <w:lang w:eastAsia="en-US"/>
+        </w:rPr>
+        <w:t>21</w:t>
+      </w:r>
+      <w:r>
+        <w:rPr>
+          <w:rFonts w:ascii="Times New Roman" w:eastAsia="Calibri" w:hAnsi="Times New Roman" w:cs="Times New Roman"/>
+          <w:sz w:val="28"/>
+          <w:lang w:eastAsia="en-US"/>
+        </w:rPr>
+        <w:t>). Откроется системный диалог сохранения файла, где пользователь выбирает директорию и указывает имя файла (рисунок 2</w:t>
+      </w:r>
+      <w:r>
+        <w:rPr>
+          <w:rFonts w:ascii="Times New Roman" w:eastAsia="Calibri" w:hAnsi="Times New Roman" w:cs="Times New Roman"/>
+          <w:sz w:val="28"/>
+          <w:lang w:eastAsia="en-US"/>
+        </w:rPr>
+        <w:t>2</w:t>
+      </w:r>
+      <w:r>
+        <w:rPr>
+          <w:rFonts w:ascii="Times New Roman" w:eastAsia="Calibri" w:hAnsi="Times New Roman" w:cs="Times New Roman"/>
+          <w:sz w:val="28"/>
+          <w:lang w:eastAsia="en-US"/>
+        </w:rPr>
+        <w:t>).</w:t>
+      </w:r>
+    </w:p>
+    <w:p>
+      <w:pPr>
+        <w:spacing w:after="0" w:line="360" w:lineRule="auto"/>
+        <w:jc w:val="center"/>
+        <w:rPr>
+          <w:rFonts w:ascii="Times New Roman" w:eastAsia="Calibri" w:hAnsi="Times New Roman" w:cs="Times New Roman"/>
+          <w:sz w:val="28"/>
+          <w:lang w:eastAsia="en-US"/>
+        </w:rPr>
+      </w:pPr>
+      <w:r>
+        <w:rPr>
+          <w:rFonts w:ascii="Times New Roman" w:eastAsia="Calibri" w:hAnsi="Times New Roman" w:cs="Times New Roman"/>
+          <w:sz w:val="28"/>
+          <w:lang w:eastAsia="en-US"/>
+        </w:rPr>
+        <w:drawing>
+          <wp:inline distT="0" distB="0" distL="0" distR="0" wp14:anchorId="787CDE19" wp14:editId="69614EF4">
+            <wp:extent cx="2629267" cy="3000794"/>
+            <wp:effectExtent l="0" t="0" r="0" b="9525"/>
+            <wp:docPr id="69" name="Рисунок 69"/>
+            <wp:cNvGraphicFramePr>
+              <a:graphicFrameLocks xmlns:a="http://schemas.openxmlformats.org/drawingml/2006/main" noChangeAspect="1"/>
+            </wp:cNvGraphicFramePr>
+            <a:graphic xmlns:a="http://schemas.openxmlformats.org/drawingml/2006/main">
+              <a:graphicData uri="http://schemas.openxmlformats.org/drawingml/2006/picture">
+                <pic:pic xmlns:pic="http://schemas.openxmlformats.org/drawingml/2006/picture">
+                  <pic:nvPicPr>
+                    <pic:cNvPr id="1" name=""/>
+                    <pic:cNvPicPr/>
+                  </pic:nvPicPr>
+                  <pic:blipFill>
+                    <a:blip r:embed="rId29"/>
+                    <a:stretch>
+                      <a:fillRect/>
+                    </a:stretch>
+                  </pic:blipFill>
+                  <pic:spPr>
+                    <a:xfrm>
+                      <a:off x="0" y="0"/>
+                      <a:ext cx="2629267" cy="3000794"/>
+                    </a:xfrm>
+                    <a:prstGeom prst="rect">
+                      <a:avLst/>
+                    </a:prstGeom>
+                  </pic:spPr>
+                </pic:pic>
+              </a:graphicData>
+            </a:graphic>
+          </wp:inline>
+        </w:drawing>
+      </w:r>
+    </w:p>
+    <w:p>
+      <w:pPr>
+        <w:spacing w:after="0" w:line="360" w:lineRule="auto"/>
+        <w:jc w:val="center"/>
+        <w:rPr>
+          <w:rFonts w:ascii="Times New Roman" w:eastAsia="Calibri" w:hAnsi="Times New Roman" w:cs="Times New Roman"/>
+          <w:sz w:val="28"/>
+          <w:lang w:eastAsia="en-US"/>
+        </w:rPr>
+      </w:pPr>
+      <w:r>
+        <w:rPr>
+          <w:rFonts w:ascii="Times New Roman" w:eastAsia="Calibri" w:hAnsi="Times New Roman" w:cs="Times New Roman"/>
+          <w:sz w:val="28"/>
+          <w:lang w:eastAsia="en-US"/>
+        </w:rPr>
+        <w:t xml:space="preserve">Рисунок </w:t>
+      </w:r>
+      <w:r>
+        <w:rPr>
+          <w:rFonts w:ascii="Times New Roman" w:eastAsia="Calibri" w:hAnsi="Times New Roman" w:cs="Times New Roman"/>
+          <w:sz w:val="28"/>
+          <w:lang w:eastAsia="en-US"/>
+        </w:rPr>
+        <w:t>21</w:t>
+      </w:r>
+      <w:r>
+        <w:rPr>
+          <w:rFonts w:ascii="Times New Roman" w:eastAsia="Calibri" w:hAnsi="Times New Roman" w:cs="Times New Roman"/>
+          <w:sz w:val="28"/>
+          <w:lang w:eastAsia="en-US"/>
+        </w:rPr>
+        <w:t xml:space="preserve"> – Сохранение данных</w:t>
+      </w:r>
+    </w:p>
+    <w:p>
+      <w:pPr>
+        <w:spacing w:after="0" w:line="360" w:lineRule="auto"/>
+        <w:jc w:val="center"/>
+        <w:rPr>
+          <w:rFonts w:ascii="Times New Roman" w:eastAsia="Calibri" w:hAnsi="Times New Roman" w:cs="Times New Roman"/>
+          <w:sz w:val="28"/>
+          <w:lang w:val="en-US" w:eastAsia="en-US"/>
+        </w:rPr>
+      </w:pPr>
+      <w:r>
+        <w:rPr>
+          <w:rFonts w:ascii="Times New Roman" w:eastAsia="Calibri" w:hAnsi="Times New Roman" w:cs="Times New Roman"/>
+          <w:sz w:val="28"/>
+          <w:lang w:val="en-US" w:eastAsia="en-US"/>
+        </w:rPr>
+        <w:lastRenderedPageBreak/>
+        <w:drawing>
+          <wp:inline distT="0" distB="0" distL="0" distR="0" wp14:anchorId="2D9FDB53" wp14:editId="662C70AC">
+            <wp:extent cx="5940425" cy="4199890"/>
+            <wp:effectExtent l="0" t="0" r="3175" b="0"/>
+            <wp:docPr id="70" name="Рисунок 70"/>
+            <wp:cNvGraphicFramePr>
+              <a:graphicFrameLocks xmlns:a="http://schemas.openxmlformats.org/drawingml/2006/main" noChangeAspect="1"/>
+            </wp:cNvGraphicFramePr>
+            <a:graphic xmlns:a="http://schemas.openxmlformats.org/drawingml/2006/main">
+              <a:graphicData uri="http://schemas.openxmlformats.org/drawingml/2006/picture">
+                <pic:pic xmlns:pic="http://schemas.openxmlformats.org/drawingml/2006/picture">
+                  <pic:nvPicPr>
+                    <pic:cNvPr id="1" name=""/>
+                    <pic:cNvPicPr/>
+                  </pic:nvPicPr>
+                  <pic:blipFill>
+                    <a:blip r:embed="rId30"/>
+                    <a:stretch>
+                      <a:fillRect/>
+                    </a:stretch>
+                  </pic:blipFill>
+                  <pic:spPr>
+                    <a:xfrm>
+                      <a:off x="0" y="0"/>
+                      <a:ext cx="5940425" cy="4199890"/>
+                    </a:xfrm>
+                    <a:prstGeom prst="rect">
+                      <a:avLst/>
+                    </a:prstGeom>
+                  </pic:spPr>
+                </pic:pic>
+              </a:graphicData>
+            </a:graphic>
+          </wp:inline>
+        </w:drawing>
+      </w:r>
+    </w:p>
+    <w:p>
+      <w:pPr>
+        <w:spacing w:after="0" w:line="360" w:lineRule="auto"/>
+        <w:jc w:val="center"/>
+        <w:rPr>
+          <w:rFonts w:ascii="Times New Roman" w:eastAsia="Calibri" w:hAnsi="Times New Roman" w:cs="Times New Roman"/>
+          <w:sz w:val="28"/>
+          <w:lang w:eastAsia="en-US"/>
+        </w:rPr>
+      </w:pPr>
+      <w:r>
+        <w:rPr>
+          <w:rFonts w:ascii="Times New Roman" w:eastAsia="Calibri" w:hAnsi="Times New Roman" w:cs="Times New Roman"/>
+          <w:sz w:val="28"/>
+          <w:lang w:eastAsia="en-US"/>
+        </w:rPr>
+        <w:t>Рисунок 2</w:t>
+      </w:r>
+      <w:r>
+        <w:rPr>
+          <w:rFonts w:ascii="Times New Roman" w:eastAsia="Calibri" w:hAnsi="Times New Roman" w:cs="Times New Roman"/>
+          <w:sz w:val="28"/>
+          <w:lang w:eastAsia="en-US"/>
+        </w:rPr>
+        <w:t>2</w:t>
+      </w:r>
+      <w:r>
+        <w:rPr>
+          <w:rFonts w:ascii="Times New Roman" w:eastAsia="Calibri" w:hAnsi="Times New Roman" w:cs="Times New Roman"/>
+          <w:sz w:val="28"/>
+          <w:lang w:eastAsia="en-US"/>
+        </w:rPr>
+        <w:t xml:space="preserve"> – Сохранение файла</w:t>
+      </w:r>
+    </w:p>
+    <w:p>
+      <w:pPr>
+        <w:spacing w:after="0" w:line="360" w:lineRule="auto"/>
+        <w:ind w:firstLine="851"/>
+        <w:jc w:val="both"/>
+        <w:rPr>
+          <w:rFonts w:ascii="Times New Roman" w:eastAsia="Calibri" w:hAnsi="Times New Roman" w:cs="Times New Roman"/>
+          <w:sz w:val="28"/>
+          <w:lang w:eastAsia="en-US"/>
+        </w:rPr>
+      </w:pPr>
+    </w:p>
+    <w:p>
+      <w:pPr>
+        <w:spacing w:after="0" w:line="360" w:lineRule="auto"/>
+        <w:ind w:firstLine="709"/>
+        <w:jc w:val="both"/>
+        <w:rPr>
+          <w:rFonts w:ascii="Times New Roman" w:eastAsia="Calibri" w:hAnsi="Times New Roman" w:cs="Times New Roman"/>
+          <w:sz w:val="28"/>
+          <w:lang w:eastAsia="en-US"/>
+        </w:rPr>
+      </w:pPr>
+      <w:r>
+        <w:rPr>
+          <w:rFonts w:ascii="Times New Roman" w:eastAsia="Calibri" w:hAnsi="Times New Roman" w:cs="Times New Roman"/>
+          <w:sz w:val="28"/>
+          <w:lang w:eastAsia="en-US"/>
+        </w:rPr>
+        <w:t>После сохранения данных в файл появится соответствующее сообщение (рисунки 2</w:t>
+      </w:r>
+      <w:r>
+        <w:rPr>
+          <w:rFonts w:ascii="Times New Roman" w:eastAsia="Calibri" w:hAnsi="Times New Roman" w:cs="Times New Roman"/>
+          <w:sz w:val="28"/>
+          <w:lang w:eastAsia="en-US"/>
+        </w:rPr>
+        <w:t>3</w:t>
+      </w:r>
+      <w:r>
+        <w:rPr>
+          <w:rFonts w:ascii="Times New Roman" w:eastAsia="Calibri" w:hAnsi="Times New Roman" w:cs="Times New Roman"/>
+          <w:sz w:val="28"/>
+          <w:lang w:eastAsia="en-US"/>
+        </w:rPr>
+        <w:t xml:space="preserve"> и 2</w:t>
+      </w:r>
+      <w:r>
+        <w:rPr>
+          <w:rFonts w:ascii="Times New Roman" w:eastAsia="Calibri" w:hAnsi="Times New Roman" w:cs="Times New Roman"/>
+          <w:sz w:val="28"/>
+          <w:lang w:eastAsia="en-US"/>
+        </w:rPr>
+        <w:t>4</w:t>
+      </w:r>
+      <w:r>
+        <w:rPr>
+          <w:rFonts w:ascii="Times New Roman" w:eastAsia="Calibri" w:hAnsi="Times New Roman" w:cs="Times New Roman"/>
+          <w:sz w:val="28"/>
+          <w:lang w:eastAsia="en-US"/>
+        </w:rPr>
+        <w:t>).</w:t>
+      </w:r>
+    </w:p>
+    <w:p>
+      <w:pPr>
+        <w:spacing w:after="0" w:line="360" w:lineRule="auto"/>
+        <w:jc w:val="center"/>
+        <w:rPr>
+          <w:rFonts w:ascii="Times New Roman" w:eastAsia="Calibri" w:hAnsi="Times New Roman" w:cs="Times New Roman"/>
+          <w:sz w:val="28"/>
+          <w:lang w:val="en-US" w:eastAsia="en-US"/>
+        </w:rPr>
+      </w:pPr>
+      <w:r>
+        <w:rPr>
+          <w:rFonts w:ascii="Times New Roman" w:eastAsia="Calibri" w:hAnsi="Times New Roman" w:cs="Times New Roman"/>
+          <w:sz w:val="28"/>
+          <w:lang w:val="en-US" w:eastAsia="en-US"/>
+        </w:rPr>
+        <w:drawing>
+          <wp:inline distT="0" distB="0" distL="0" distR="0" wp14:anchorId="316A2173" wp14:editId="4F920222">
+            <wp:extent cx="2152950" cy="1448002"/>
+            <wp:effectExtent l="0" t="0" r="0" b="0"/>
+            <wp:docPr id="71" name="Рисунок 71"/>
+            <wp:cNvGraphicFramePr>
+              <a:graphicFrameLocks xmlns:a="http://schemas.openxmlformats.org/drawingml/2006/main" noChangeAspect="1"/>
+            </wp:cNvGraphicFramePr>
+            <a:graphic xmlns:a="http://schemas.openxmlformats.org/drawingml/2006/main">
+              <a:graphicData uri="http://schemas.openxmlformats.org/drawingml/2006/picture">
+                <pic:pic xmlns:pic="http://schemas.openxmlformats.org/drawingml/2006/picture">
+                  <pic:nvPicPr>
+                    <pic:cNvPr id="1" name=""/>
+                    <pic:cNvPicPr/>
+                  </pic:nvPicPr>
+                  <pic:blipFill>
+                    <a:blip r:embed="rId31"/>
+                    <a:stretch>
+                      <a:fillRect/>
+                    </a:stretch>
+                  </pic:blipFill>
+                  <pic:spPr>
+                    <a:xfrm>
+                      <a:off x="0" y="0"/>
+                      <a:ext cx="2152950" cy="1448002"/>
+                    </a:xfrm>
+                    <a:prstGeom prst="rect">
+                      <a:avLst/>
+                    </a:prstGeom>
+                  </pic:spPr>
+                </pic:pic>
+              </a:graphicData>
+            </a:graphic>
+          </wp:inline>
+        </w:drawing>
+      </w:r>
+    </w:p>
+    <w:p>
+      <w:pPr>
+        <w:spacing w:after="0" w:line="360" w:lineRule="auto"/>
+        <w:jc w:val="center"/>
+        <w:rPr>
+          <w:rFonts w:ascii="Times New Roman" w:eastAsia="Calibri" w:hAnsi="Times New Roman" w:cs="Times New Roman"/>
+          <w:sz w:val="28"/>
+          <w:lang w:eastAsia="en-US"/>
+        </w:rPr>
+      </w:pPr>
+      <w:r>
+        <w:rPr>
+          <w:rFonts w:ascii="Times New Roman" w:eastAsia="Calibri" w:hAnsi="Times New Roman" w:cs="Times New Roman"/>
+          <w:sz w:val="28"/>
+          <w:lang w:eastAsia="en-US"/>
+        </w:rPr>
+        <w:t>Рисунок 2</w:t>
+      </w:r>
+      <w:r>
+        <w:rPr>
+          <w:rFonts w:ascii="Times New Roman" w:eastAsia="Calibri" w:hAnsi="Times New Roman" w:cs="Times New Roman"/>
+          <w:sz w:val="28"/>
+          <w:lang w:eastAsia="en-US"/>
+        </w:rPr>
+        <w:t>3</w:t>
+      </w:r>
+      <w:r>
+        <w:rPr>
+          <w:rFonts w:ascii="Times New Roman" w:eastAsia="Calibri" w:hAnsi="Times New Roman" w:cs="Times New Roman"/>
+          <w:sz w:val="28"/>
+          <w:lang w:eastAsia="en-US"/>
+        </w:rPr>
+        <w:t xml:space="preserve"> – Сообщение о сохранении файла</w:t>
+      </w:r>
+    </w:p>
+    <w:p>
+      <w:pPr>
+        <w:spacing w:after="0" w:line="360" w:lineRule="auto"/>
+        <w:jc w:val="center"/>
+        <w:rPr>
+          <w:rFonts w:ascii="Times New Roman" w:eastAsia="Calibri" w:hAnsi="Times New Roman" w:cs="Times New Roman"/>
+          <w:sz w:val="28"/>
+          <w:lang w:eastAsia="en-US"/>
+        </w:rPr>
+      </w:pPr>
+      <w:r>
+        <w:rPr>
+          <w:rFonts w:ascii="Times New Roman" w:eastAsia="Calibri" w:hAnsi="Times New Roman" w:cs="Times New Roman"/>
+          <w:sz w:val="28"/>
+          <w:lang w:eastAsia="en-US"/>
+        </w:rPr>
+        <w:lastRenderedPageBreak/>
+        <w:drawing>
+          <wp:inline distT="0" distB="0" distL="0" distR="0" wp14:anchorId="210CEF23" wp14:editId="773ADF40">
+            <wp:extent cx="5940425" cy="2505710"/>
+            <wp:effectExtent l="0" t="0" r="3175" b="8890"/>
+            <wp:docPr id="72" name="Рисунок 72"/>
+            <wp:cNvGraphicFramePr>
+              <a:graphicFrameLocks xmlns:a="http://schemas.openxmlformats.org/drawingml/2006/main" noChangeAspect="1"/>
+            </wp:cNvGraphicFramePr>
+            <a:graphic xmlns:a="http://schemas.openxmlformats.org/drawingml/2006/main">
+              <a:graphicData uri="http://schemas.openxmlformats.org/drawingml/2006/picture">
+                <pic:pic xmlns:pic="http://schemas.openxmlformats.org/drawingml/2006/picture">
+                  <pic:nvPicPr>
+                    <pic:cNvPr id="1" name=""/>
+                    <pic:cNvPicPr/>
+                  </pic:nvPicPr>
+                  <pic:blipFill>
+                    <a:blip r:embed="rId32"/>
+                    <a:stretch>
+                      <a:fillRect/>
+                    </a:stretch>
+                  </pic:blipFill>
+                  <pic:spPr>
+                    <a:xfrm>
+                      <a:off x="0" y="0"/>
+                      <a:ext cx="5940425" cy="2505710"/>
+                    </a:xfrm>
+                    <a:prstGeom prst="rect">
+                      <a:avLst/>
+                    </a:prstGeom>
+                  </pic:spPr>
+                </pic:pic>
+              </a:graphicData>
+            </a:graphic>
+          </wp:inline>
+        </w:drawing>
+      </w:r>
+    </w:p>
+    <w:p>
+      <w:pPr>
+        <w:spacing w:after="0" w:line="360" w:lineRule="auto"/>
+        <w:jc w:val="center"/>
+        <w:rPr>
+          <w:rFonts w:ascii="Times New Roman" w:eastAsia="Calibri" w:hAnsi="Times New Roman" w:cs="Times New Roman"/>
+          <w:sz w:val="28"/>
+          <w:lang w:eastAsia="en-US"/>
+        </w:rPr>
+      </w:pPr>
+      <w:r>
+        <w:rPr>
+          <w:rFonts w:ascii="Times New Roman" w:eastAsia="Calibri" w:hAnsi="Times New Roman" w:cs="Times New Roman"/>
+          <w:sz w:val="28"/>
+          <w:lang w:eastAsia="en-US"/>
+        </w:rPr>
+        <w:t>Рисунок 2</w:t>
+      </w:r>
+      <w:r>
+        <w:rPr>
+          <w:rFonts w:ascii="Times New Roman" w:eastAsia="Calibri" w:hAnsi="Times New Roman" w:cs="Times New Roman"/>
+          <w:sz w:val="28"/>
+          <w:lang w:eastAsia="en-US"/>
+        </w:rPr>
+        <w:t>4</w:t>
+      </w:r>
+      <w:r>
+        <w:rPr>
+          <w:rFonts w:ascii="Times New Roman" w:eastAsia="Calibri" w:hAnsi="Times New Roman" w:cs="Times New Roman"/>
+          <w:sz w:val="28"/>
+          <w:lang w:eastAsia="en-US"/>
+        </w:rPr>
+        <w:t xml:space="preserve"> – Результат сохранения файла</w:t>
+      </w:r>
+    </w:p>
+    <w:p>
+      <w:pPr>
+        <w:spacing w:after="0" w:line="360" w:lineRule="auto"/>
+        <w:ind w:firstLine="709"/>
+        <w:jc w:val="both"/>
+        <w:rPr>
+          <w:rFonts w:ascii="Times New Roman" w:eastAsia="Calibri" w:hAnsi="Times New Roman" w:cs="Times New Roman"/>
+          <w:sz w:val="28"/>
+          <w:lang w:eastAsia="en-US"/>
+        </w:rPr>
+      </w:pPr>
+      <w:r>
+        <w:rPr>
+          <w:rFonts w:ascii="Times New Roman" w:eastAsia="Calibri" w:hAnsi="Times New Roman" w:cs="Times New Roman"/>
+          <w:sz w:val="28"/>
+          <w:lang w:eastAsia="en-US"/>
+        </w:rPr>
+        <w:t>В случае, если таблица пуста, сохранение не производится (рисунок 2</w:t>
+      </w:r>
+      <w:r>
+        <w:rPr>
+          <w:rFonts w:ascii="Times New Roman" w:eastAsia="Calibri" w:hAnsi="Times New Roman" w:cs="Times New Roman"/>
+          <w:sz w:val="28"/>
+          <w:lang w:eastAsia="en-US"/>
+        </w:rPr>
+        <w:t>5</w:t>
+      </w:r>
+      <w:r>
+        <w:rPr>
+          <w:rFonts w:ascii="Times New Roman" w:eastAsia="Calibri" w:hAnsi="Times New Roman" w:cs="Times New Roman"/>
+          <w:sz w:val="28"/>
+          <w:lang w:eastAsia="en-US"/>
+        </w:rPr>
+        <w:t>).</w:t>
+      </w:r>
+    </w:p>
+    <w:p>
+      <w:pPr>
+        <w:spacing w:after="0" w:line="360" w:lineRule="auto"/>
+        <w:ind w:firstLine="851"/>
+        <w:jc w:val="both"/>
+        <w:rPr>
+          <w:rFonts w:ascii="Times New Roman" w:eastAsia="Calibri" w:hAnsi="Times New Roman" w:cs="Times New Roman"/>
+          <w:sz w:val="28"/>
+          <w:lang w:eastAsia="en-US"/>
+        </w:rPr>
+      </w:pPr>
+    </w:p>
+    <w:p>
+      <w:pPr>
+        <w:spacing w:after="0" w:line="360" w:lineRule="auto"/>
+        <w:jc w:val="center"/>
+        <w:rPr>
+          <w:rFonts w:ascii="Times New Roman" w:eastAsia="Calibri" w:hAnsi="Times New Roman" w:cs="Times New Roman"/>
+          <w:sz w:val="28"/>
+          <w:lang w:eastAsia="en-US"/>
+        </w:rPr>
+      </w:pPr>
+      <w:r>
+        <w:rPr>
+          <w:rFonts w:ascii="Times New Roman" w:eastAsia="Calibri" w:hAnsi="Times New Roman" w:cs="Times New Roman"/>
+          <w:sz w:val="28"/>
+          <w:lang w:eastAsia="en-US"/>
+        </w:rPr>
+        <w:drawing>
+          <wp:inline distT="0" distB="0" distL="0" distR="0" wp14:anchorId="55DB40AD" wp14:editId="574D17D8">
+            <wp:extent cx="2333951" cy="1448002"/>
+            <wp:effectExtent l="0" t="0" r="9525" b="0"/>
+            <wp:docPr id="73" name="Рисунок 73"/>
+            <wp:cNvGraphicFramePr>
+              <a:graphicFrameLocks xmlns:a="http://schemas.openxmlformats.org/drawingml/2006/main" noChangeAspect="1"/>
+            </wp:cNvGraphicFramePr>
+            <a:graphic xmlns:a="http://schemas.openxmlformats.org/drawingml/2006/main">
+              <a:graphicData uri="http://schemas.openxmlformats.org/drawingml/2006/picture">
+                <pic:pic xmlns:pic="http://schemas.openxmlformats.org/drawingml/2006/picture">
+                  <pic:nvPicPr>
+                    <pic:cNvPr id="1" name=""/>
+                    <pic:cNvPicPr/>
+                  </pic:nvPicPr>
+                  <pic:blipFill>
+                    <a:blip r:embed="rId33"/>
+                    <a:stretch>
+                      <a:fillRect/>
+                    </a:stretch>
+                  </pic:blipFill>
+                  <pic:spPr>
+                    <a:xfrm>
+                      <a:off x="0" y="0"/>
+                      <a:ext cx="2333951" cy="1448002"/>
+                    </a:xfrm>
+                    <a:prstGeom prst="rect">
+                      <a:avLst/>
+                    </a:prstGeom>
+                  </pic:spPr>
+                </pic:pic>
+              </a:graphicData>
+            </a:graphic>
+          </wp:inline>
+        </w:drawing>
+      </w:r>
+    </w:p>
+    <w:p>
+      <w:pPr>
+        <w:spacing w:after="0" w:line="360" w:lineRule="auto"/>
+        <w:jc w:val="center"/>
+        <w:rPr>
+          <w:rFonts w:ascii="Times New Roman" w:eastAsia="Calibri" w:hAnsi="Times New Roman" w:cs="Times New Roman"/>
+          <w:sz w:val="28"/>
+          <w:lang w:eastAsia="en-US"/>
+        </w:rPr>
+      </w:pPr>
+      <w:r>
+        <w:rPr>
+          <w:rFonts w:ascii="Times New Roman" w:eastAsia="Calibri" w:hAnsi="Times New Roman" w:cs="Times New Roman"/>
+          <w:sz w:val="28"/>
+          <w:lang w:eastAsia="en-US"/>
+        </w:rPr>
+        <w:t>Рисунок 2</w:t>
+      </w:r>
+      <w:r>
+        <w:rPr>
+          <w:rFonts w:ascii="Times New Roman" w:eastAsia="Calibri" w:hAnsi="Times New Roman" w:cs="Times New Roman"/>
+          <w:sz w:val="28"/>
+          <w:lang w:eastAsia="en-US"/>
+        </w:rPr>
+        <w:t>5</w:t>
+      </w:r>
+      <w:r>
+        <w:rPr>
+          <w:rFonts w:ascii="Times New Roman" w:eastAsia="Calibri" w:hAnsi="Times New Roman" w:cs="Times New Roman"/>
+          <w:sz w:val="28"/>
+          <w:lang w:eastAsia="en-US"/>
+        </w:rPr>
+        <w:t xml:space="preserve"> – Результат нажатия на кнопку «Сохранить данные» при пустой таблице</w:t>
+      </w:r>
+    </w:p>
+    <w:p>
+      <w:pPr>
+        <w:spacing w:after="0" w:line="360" w:lineRule="auto"/>
+        <w:jc w:val="center"/>
+        <w:rPr>
+          <w:rFonts w:ascii="Times New Roman" w:eastAsia="Calibri" w:hAnsi="Times New Roman" w:cs="Times New Roman"/>
+          <w:sz w:val="28"/>
+          <w:lang w:eastAsia="en-US"/>
+        </w:rPr>
+      </w:pPr>
+    </w:p>
+    <w:p>
+      <w:pPr>
+        <w:pStyle w:val="ab"/>
+        <w:rPr>
+          <w:rFonts w:eastAsia="Calibri"/>
+          <w:lang w:eastAsia="en-US"/>
+        </w:rPr>
+      </w:pPr>
+      <w:r>
+        <w:rPr>
+          <w:rFonts w:eastAsia="Calibri"/>
+          <w:lang w:eastAsia="en-US"/>
+        </w:rPr>
+        <w:t>5.5 Тестовый случай «Загрузить данные»</w:t>
+      </w:r>
+    </w:p>
+    <w:p>
+      <w:pPr>
+        <w:spacing w:after="0" w:line="360" w:lineRule="auto"/>
+        <w:ind w:firstLine="709"/>
+        <w:jc w:val="both"/>
+        <w:rPr>
+          <w:rFonts w:ascii="Times New Roman" w:eastAsia="Calibri" w:hAnsi="Times New Roman" w:cs="Times New Roman"/>
+          <w:sz w:val="28"/>
+          <w:lang w:eastAsia="en-US"/>
+        </w:rPr>
+      </w:pPr>
+      <w:r>
+        <w:rPr>
+          <w:rFonts w:ascii="Times New Roman" w:eastAsia="Calibri" w:hAnsi="Times New Roman" w:cs="Times New Roman"/>
+          <w:sz w:val="28"/>
+          <w:lang w:eastAsia="en-US"/>
+        </w:rPr>
+        <w:t>Для загрузки данных в таблицу необходимо нажать на соответствующую кнопку (рисунок 2</w:t>
+      </w:r>
+      <w:r>
+        <w:rPr>
+          <w:rFonts w:ascii="Times New Roman" w:eastAsia="Calibri" w:hAnsi="Times New Roman" w:cs="Times New Roman"/>
+          <w:sz w:val="28"/>
+          <w:lang w:eastAsia="en-US"/>
+        </w:rPr>
+        <w:t>6</w:t>
+      </w:r>
+      <w:r>
+        <w:rPr>
+          <w:rFonts w:ascii="Times New Roman" w:eastAsia="Calibri" w:hAnsi="Times New Roman" w:cs="Times New Roman"/>
+          <w:sz w:val="28"/>
+          <w:lang w:eastAsia="en-US"/>
+        </w:rPr>
+        <w:t>).</w:t>
+      </w:r>
+    </w:p>
+    <w:p>
+      <w:pPr>
+        <w:spacing w:after="0" w:line="360" w:lineRule="auto"/>
+        <w:jc w:val="center"/>
+        <w:rPr>
+          <w:rFonts w:ascii="Times New Roman" w:eastAsia="Calibri" w:hAnsi="Times New Roman" w:cs="Times New Roman"/>
+          <w:sz w:val="28"/>
+          <w:lang w:eastAsia="en-US"/>
+        </w:rPr>
+      </w:pPr>
+      <w:r>
+        <w:rPr>
+          <w:rFonts w:ascii="Times New Roman" w:eastAsia="Calibri" w:hAnsi="Times New Roman" w:cs="Times New Roman"/>
+          <w:sz w:val="28"/>
+          <w:lang w:eastAsia="en-US"/>
+        </w:rPr>
+        <w:lastRenderedPageBreak/>
+        <w:drawing>
+          <wp:inline distT="0" distB="0" distL="0" distR="0" wp14:anchorId="7903D31A" wp14:editId="22C69830">
+            <wp:extent cx="2629267" cy="3000794"/>
+            <wp:effectExtent l="0" t="0" r="0" b="9525"/>
+            <wp:docPr id="78" name="Рисунок 78"/>
+            <wp:cNvGraphicFramePr>
+              <a:graphicFrameLocks xmlns:a="http://schemas.openxmlformats.org/drawingml/2006/main" noChangeAspect="1"/>
+            </wp:cNvGraphicFramePr>
+            <a:graphic xmlns:a="http://schemas.openxmlformats.org/drawingml/2006/main">
+              <a:graphicData uri="http://schemas.openxmlformats.org/drawingml/2006/picture">
+                <pic:pic xmlns:pic="http://schemas.openxmlformats.org/drawingml/2006/picture">
+                  <pic:nvPicPr>
+                    <pic:cNvPr id="1" name=""/>
+                    <pic:cNvPicPr/>
+                  </pic:nvPicPr>
+                  <pic:blipFill>
+                    <a:blip r:embed="rId34"/>
+                    <a:stretch>
+                      <a:fillRect/>
+                    </a:stretch>
+                  </pic:blipFill>
+                  <pic:spPr>
+                    <a:xfrm>
+                      <a:off x="0" y="0"/>
+                      <a:ext cx="2629267" cy="3000794"/>
+                    </a:xfrm>
+                    <a:prstGeom prst="rect">
+                      <a:avLst/>
+                    </a:prstGeom>
+                  </pic:spPr>
+                </pic:pic>
+              </a:graphicData>
+            </a:graphic>
+          </wp:inline>
+        </w:drawing>
+      </w:r>
+    </w:p>
+    <w:p>
+      <w:pPr>
+        <w:spacing w:after="0" w:line="360" w:lineRule="auto"/>
+        <w:jc w:val="center"/>
+        <w:rPr>
+          <w:rFonts w:ascii="Times New Roman" w:eastAsia="Calibri" w:hAnsi="Times New Roman" w:cs="Times New Roman"/>
+          <w:sz w:val="28"/>
+          <w:lang w:eastAsia="en-US"/>
+        </w:rPr>
+      </w:pPr>
+      <w:r>
+        <w:rPr>
+          <w:rFonts w:ascii="Times New Roman" w:eastAsia="Calibri" w:hAnsi="Times New Roman" w:cs="Times New Roman"/>
+          <w:sz w:val="28"/>
+          <w:lang w:eastAsia="en-US"/>
+        </w:rPr>
+        <w:t>Рисунок 2</w:t>
+      </w:r>
+      <w:r>
+        <w:rPr>
+          <w:rFonts w:ascii="Times New Roman" w:eastAsia="Calibri" w:hAnsi="Times New Roman" w:cs="Times New Roman"/>
+          <w:sz w:val="28"/>
+          <w:lang w:eastAsia="en-US"/>
+        </w:rPr>
+        <w:t>6</w:t>
+      </w:r>
+      <w:r>
+        <w:rPr>
+          <w:rFonts w:ascii="Times New Roman" w:eastAsia="Calibri" w:hAnsi="Times New Roman" w:cs="Times New Roman"/>
+          <w:sz w:val="28"/>
+          <w:lang w:eastAsia="en-US"/>
+        </w:rPr>
+        <w:t xml:space="preserve"> – Загрузить данные в таблицу</w:t>
+      </w:r>
+    </w:p>
+    <w:p>
+      <w:pPr>
+        <w:spacing w:after="0" w:line="360" w:lineRule="auto"/>
+        <w:ind w:firstLine="851"/>
+        <w:jc w:val="both"/>
+        <w:rPr>
+          <w:rFonts w:ascii="Times New Roman" w:eastAsia="Calibri" w:hAnsi="Times New Roman" w:cs="Times New Roman"/>
+          <w:sz w:val="28"/>
+          <w:lang w:eastAsia="en-US"/>
+        </w:rPr>
+      </w:pPr>
+    </w:p>
+    <w:p>
+      <w:pPr>
+        <w:spacing w:after="0" w:line="360" w:lineRule="auto"/>
+        <w:ind w:firstLine="709"/>
+        <w:jc w:val="both"/>
+        <w:rPr>
+          <w:rFonts w:ascii="Times New Roman" w:eastAsia="Calibri" w:hAnsi="Times New Roman" w:cs="Times New Roman"/>
+          <w:sz w:val="28"/>
+          <w:lang w:eastAsia="en-US"/>
+        </w:rPr>
+      </w:pPr>
+      <w:r>
+        <w:rPr>
+          <w:rFonts w:ascii="Times New Roman" w:eastAsia="Calibri" w:hAnsi="Times New Roman" w:cs="Times New Roman"/>
+          <w:sz w:val="28"/>
+          <w:lang w:eastAsia="en-US"/>
+        </w:rPr>
+        <w:t>Далее откроется системный диалог загрузки файла (рисунок 2</w:t>
+      </w:r>
+      <w:r>
+        <w:rPr>
+          <w:rFonts w:ascii="Times New Roman" w:eastAsia="Calibri" w:hAnsi="Times New Roman" w:cs="Times New Roman"/>
+          <w:sz w:val="28"/>
+          <w:lang w:eastAsia="en-US"/>
+        </w:rPr>
+        <w:t>7</w:t>
+      </w:r>
+      <w:r>
+        <w:rPr>
+          <w:rFonts w:ascii="Times New Roman" w:eastAsia="Calibri" w:hAnsi="Times New Roman" w:cs="Times New Roman"/>
+          <w:sz w:val="28"/>
+          <w:lang w:eastAsia="en-US"/>
+        </w:rPr>
+        <w:t>). После успешной загрузки появится сообщение (рисунки 2</w:t>
+      </w:r>
+      <w:r>
+        <w:rPr>
+          <w:rFonts w:ascii="Times New Roman" w:eastAsia="Calibri" w:hAnsi="Times New Roman" w:cs="Times New Roman"/>
+          <w:sz w:val="28"/>
+          <w:lang w:eastAsia="en-US"/>
+        </w:rPr>
+        <w:t>8</w:t>
+      </w:r>
+      <w:r>
+        <w:rPr>
+          <w:rFonts w:ascii="Times New Roman" w:eastAsia="Calibri" w:hAnsi="Times New Roman" w:cs="Times New Roman"/>
+          <w:sz w:val="28"/>
+          <w:lang w:eastAsia="en-US"/>
+        </w:rPr>
+        <w:t xml:space="preserve"> и 2</w:t>
+      </w:r>
+      <w:r>
+        <w:rPr>
+          <w:rFonts w:ascii="Times New Roman" w:eastAsia="Calibri" w:hAnsi="Times New Roman" w:cs="Times New Roman"/>
+          <w:sz w:val="28"/>
+          <w:lang w:eastAsia="en-US"/>
+        </w:rPr>
+        <w:t>9</w:t>
+      </w:r>
+      <w:r>
+        <w:rPr>
+          <w:rFonts w:ascii="Times New Roman" w:eastAsia="Calibri" w:hAnsi="Times New Roman" w:cs="Times New Roman"/>
+          <w:sz w:val="28"/>
+          <w:lang w:eastAsia="en-US"/>
+        </w:rPr>
+        <w:t>).</w:t>
+      </w:r>
+    </w:p>
+    <w:p>
+      <w:pPr>
+        <w:spacing w:after="0" w:line="360" w:lineRule="auto"/>
+        <w:ind w:firstLine="851"/>
+        <w:jc w:val="both"/>
+        <w:rPr>
+          <w:rFonts w:ascii="Times New Roman" w:eastAsia="Calibri" w:hAnsi="Times New Roman" w:cs="Times New Roman"/>
+          <w:sz w:val="28"/>
+          <w:lang w:eastAsia="en-US"/>
+        </w:rPr>
+      </w:pPr>
+    </w:p>
+    <w:p>
+      <w:pPr>
+        <w:spacing w:after="0" w:line="360" w:lineRule="auto"/>
+        <w:jc w:val="center"/>
+        <w:rPr>
+          <w:rFonts w:ascii="Times New Roman" w:eastAsia="Calibri" w:hAnsi="Times New Roman" w:cs="Times New Roman"/>
+          <w:sz w:val="28"/>
+          <w:lang w:eastAsia="en-US"/>
+        </w:rPr>
+      </w:pPr>
+      <w:r>
+        <w:rPr>
+          <w:rFonts w:ascii="Times New Roman" w:eastAsia="Calibri" w:hAnsi="Times New Roman" w:cs="Times New Roman"/>
+          <w:sz w:val="28"/>
+          <w:lang w:eastAsia="en-US"/>
+        </w:rPr>
+        <w:drawing>
+          <wp:inline distT="0" distB="0" distL="0" distR="0" wp14:anchorId="144B9EC8" wp14:editId="7A8346C7">
+            <wp:extent cx="5940425" cy="4199890"/>
+            <wp:effectExtent l="0" t="0" r="3175" b="0"/>
+            <wp:docPr id="79" name="Рисунок 79"/>
+            <wp:cNvGraphicFramePr>
+              <a:graphicFrameLocks xmlns:a="http://schemas.openxmlformats.org/drawingml/2006/main" noChangeAspect="1"/>
+            </wp:cNvGraphicFramePr>
+            <a:graphic xmlns:a="http://schemas.openxmlformats.org/drawingml/2006/main">
+              <a:graphicData uri="http://schemas.openxmlformats.org/drawingml/2006/picture">
+                <pic:pic xmlns:pic="http://schemas.openxmlformats.org/drawingml/2006/picture">
+                  <pic:nvPicPr>
+                    <pic:cNvPr id="1" name=""/>
+                    <pic:cNvPicPr/>
+                  </pic:nvPicPr>
+                  <pic:blipFill>
+                    <a:blip r:embed="rId35"/>
+                    <a:stretch>
+                      <a:fillRect/>
+                    </a:stretch>
+                  </pic:blipFill>
+                  <pic:spPr>
+                    <a:xfrm>
+                      <a:off x="0" y="0"/>
+                      <a:ext cx="5940425" cy="4199890"/>
+                    </a:xfrm>
+                    <a:prstGeom prst="rect">
+                      <a:avLst/>
+                    </a:prstGeom>
+                  </pic:spPr>
+                </pic:pic>
+              </a:graphicData>
+            </a:graphic>
+          </wp:inline>
+        </w:drawing>
+      </w:r>
+    </w:p>
+    <w:p>
+      <w:pPr>
+        <w:spacing w:after="0" w:line="360" w:lineRule="auto"/>
+        <w:jc w:val="center"/>
+        <w:rPr>
+          <w:rFonts w:ascii="Times New Roman" w:eastAsia="Calibri" w:hAnsi="Times New Roman" w:cs="Times New Roman"/>
+          <w:sz w:val="28"/>
+          <w:lang w:eastAsia="en-US"/>
+        </w:rPr>
+      </w:pPr>
+      <w:r>
+        <w:rPr>
+          <w:rFonts w:ascii="Times New Roman" w:eastAsia="Calibri" w:hAnsi="Times New Roman" w:cs="Times New Roman"/>
+          <w:sz w:val="28"/>
+          <w:lang w:eastAsia="en-US"/>
+        </w:rPr>
+        <w:t>Рисунок 2</w:t>
+      </w:r>
+      <w:r>
+        <w:rPr>
+          <w:rFonts w:ascii="Times New Roman" w:eastAsia="Calibri" w:hAnsi="Times New Roman" w:cs="Times New Roman"/>
+          <w:sz w:val="28"/>
+          <w:lang w:eastAsia="en-US"/>
+        </w:rPr>
+        <w:t>7</w:t>
+      </w:r>
+      <w:r>
+        <w:rPr>
+          <w:rFonts w:ascii="Times New Roman" w:eastAsia="Calibri" w:hAnsi="Times New Roman" w:cs="Times New Roman"/>
+          <w:sz w:val="28"/>
+          <w:lang w:eastAsia="en-US"/>
+        </w:rPr>
+        <w:t xml:space="preserve"> – Выбор файла для загрузки</w:t>
+      </w:r>
+    </w:p>
+    <w:p>
+      <w:pPr>
+        <w:spacing w:after="0" w:line="360" w:lineRule="auto"/>
+        <w:ind w:firstLine="851"/>
+        <w:jc w:val="both"/>
+        <w:rPr>
+          <w:rFonts w:ascii="Times New Roman" w:eastAsia="Calibri" w:hAnsi="Times New Roman" w:cs="Times New Roman"/>
+          <w:sz w:val="28"/>
+          <w:lang w:eastAsia="en-US"/>
+        </w:rPr>
+      </w:pPr>
+    </w:p>
+    <w:p>
+      <w:pPr>
+        <w:spacing w:after="0" w:line="360" w:lineRule="auto"/>
+        <w:jc w:val="center"/>
+        <w:rPr>
+          <w:rFonts w:ascii="Times New Roman" w:eastAsia="Calibri" w:hAnsi="Times New Roman" w:cs="Times New Roman"/>
+          <w:sz w:val="28"/>
+          <w:lang w:eastAsia="en-US"/>
+        </w:rPr>
+      </w:pPr>
+      <w:r>
+        <w:rPr>
+          <w:rFonts w:ascii="Times New Roman" w:eastAsia="Calibri" w:hAnsi="Times New Roman" w:cs="Times New Roman"/>
+          <w:sz w:val="28"/>
+          <w:lang w:eastAsia="en-US"/>
+        </w:rPr>
+        <w:drawing>
+          <wp:inline distT="0" distB="0" distL="0" distR="0" wp14:anchorId="02DBDE7D" wp14:editId="47F31D81">
+            <wp:extent cx="2152950" cy="1448002"/>
+            <wp:effectExtent l="0" t="0" r="0" b="0"/>
+            <wp:docPr id="80" name="Рисунок 80"/>
+            <wp:cNvGraphicFramePr>
+              <a:graphicFrameLocks xmlns:a="http://schemas.openxmlformats.org/drawingml/2006/main" noChangeAspect="1"/>
+            </wp:cNvGraphicFramePr>
+            <a:graphic xmlns:a="http://schemas.openxmlformats.org/drawingml/2006/main">
+              <a:graphicData uri="http://schemas.openxmlformats.org/drawingml/2006/picture">
+                <pic:pic xmlns:pic="http://schemas.openxmlformats.org/drawingml/2006/picture">
+                  <pic:nvPicPr>
+                    <pic:cNvPr id="1" name=""/>
+                    <pic:cNvPicPr/>
+                  </pic:nvPicPr>
+                  <pic:blipFill>
+                    <a:blip r:embed="rId36"/>
+                    <a:stretch>
+                      <a:fillRect/>
+                    </a:stretch>
+                  </pic:blipFill>
+                  <pic:spPr>
+                    <a:xfrm>
+                      <a:off x="0" y="0"/>
+                      <a:ext cx="2152950" cy="1448002"/>
+                    </a:xfrm>
+                    <a:prstGeom prst="rect">
+                      <a:avLst/>
+                    </a:prstGeom>
+                  </pic:spPr>
+                </pic:pic>
+              </a:graphicData>
+            </a:graphic>
+          </wp:inline>
+        </w:drawing>
+      </w:r>
+    </w:p>
+    <w:p>
+      <w:pPr>
+        <w:spacing w:after="0" w:line="360" w:lineRule="auto"/>
+        <w:jc w:val="center"/>
+        <w:rPr>
+          <w:rFonts w:ascii="Times New Roman" w:eastAsia="Calibri" w:hAnsi="Times New Roman" w:cs="Times New Roman"/>
+          <w:sz w:val="28"/>
+          <w:lang w:eastAsia="en-US"/>
+        </w:rPr>
+      </w:pPr>
+      <w:r>
+        <w:rPr>
+          <w:rFonts w:ascii="Times New Roman" w:eastAsia="Calibri" w:hAnsi="Times New Roman" w:cs="Times New Roman"/>
+          <w:sz w:val="28"/>
+          <w:lang w:eastAsia="en-US"/>
+        </w:rPr>
+        <w:t>Рисунок 2</w:t>
+      </w:r>
+      <w:r>
+        <w:rPr>
+          <w:rFonts w:ascii="Times New Roman" w:eastAsia="Calibri" w:hAnsi="Times New Roman" w:cs="Times New Roman"/>
+          <w:sz w:val="28"/>
+          <w:lang w:eastAsia="en-US"/>
+        </w:rPr>
+        <w:t>8</w:t>
+      </w:r>
+      <w:r>
+        <w:rPr>
+          <w:rFonts w:ascii="Times New Roman" w:eastAsia="Calibri" w:hAnsi="Times New Roman" w:cs="Times New Roman"/>
+          <w:sz w:val="28"/>
+          <w:lang w:eastAsia="en-US"/>
+        </w:rPr>
+        <w:t xml:space="preserve"> – Сообщение, информирующее об успешной загрузке файла</w:t>
+      </w:r>
+    </w:p>
+    <w:p>
+      <w:pPr>
+        <w:spacing w:after="0" w:line="360" w:lineRule="auto"/>
+        <w:jc w:val="center"/>
+        <w:rPr>
+          <w:rFonts w:ascii="Times New Roman" w:eastAsia="Calibri" w:hAnsi="Times New Roman" w:cs="Times New Roman"/>
+          <w:sz w:val="28"/>
+          <w:lang w:eastAsia="en-US"/>
+        </w:rPr>
+      </w:pPr>
+    </w:p>
+    <w:p>
+      <w:pPr>
+        <w:spacing w:after="0" w:line="360" w:lineRule="auto"/>
+        <w:jc w:val="center"/>
+        <w:rPr>
+          <w:rFonts w:ascii="Times New Roman" w:eastAsia="Calibri" w:hAnsi="Times New Roman" w:cs="Times New Roman"/>
+          <w:sz w:val="28"/>
+          <w:lang w:eastAsia="en-US"/>
+        </w:rPr>
+      </w:pPr>
+      <w:r>
+        <w:rPr>
+          <w:rFonts w:ascii="Times New Roman" w:eastAsia="Calibri" w:hAnsi="Times New Roman" w:cs="Times New Roman"/>
+          <w:sz w:val="28"/>
+          <w:lang w:eastAsia="en-US"/>
+        </w:rPr>
+        <w:drawing>
+          <wp:inline distT="0" distB="0" distL="0" distR="0" wp14:anchorId="7FCB418D" wp14:editId="339EAB9E">
+            <wp:extent cx="2629267" cy="3000794"/>
+            <wp:effectExtent l="0" t="0" r="0" b="9525"/>
+            <wp:docPr id="81" name="Рисунок 81"/>
+            <wp:cNvGraphicFramePr>
+              <a:graphicFrameLocks xmlns:a="http://schemas.openxmlformats.org/drawingml/2006/main" noChangeAspect="1"/>
+            </wp:cNvGraphicFramePr>
+            <a:graphic xmlns:a="http://schemas.openxmlformats.org/drawingml/2006/main">
+              <a:graphicData uri="http://schemas.openxmlformats.org/drawingml/2006/picture">
+                <pic:pic xmlns:pic="http://schemas.openxmlformats.org/drawingml/2006/picture">
+                  <pic:nvPicPr>
+                    <pic:cNvPr id="1" name=""/>
+                    <pic:cNvPicPr/>
+                  </pic:nvPicPr>
+                  <pic:blipFill>
+                    <a:blip r:embed="rId37"/>
+                    <a:stretch>
+                      <a:fillRect/>
+                    </a:stretch>
+                  </pic:blipFill>
+                  <pic:spPr>
+                    <a:xfrm>
+                      <a:off x="0" y="0"/>
+                      <a:ext cx="2629267" cy="3000794"/>
+                    </a:xfrm>
+                    <a:prstGeom prst="rect">
+                      <a:avLst/>
+                    </a:prstGeom>
+                  </pic:spPr>
+                </pic:pic>
+              </a:graphicData>
+            </a:graphic>
+          </wp:inline>
+        </w:drawing>
+      </w:r>
+    </w:p>
+    <w:p>
+      <w:pPr>
+        <w:spacing w:after="0" w:line="360" w:lineRule="auto"/>
+        <w:jc w:val="center"/>
+        <w:rPr>
+          <w:rFonts w:ascii="Times New Roman" w:eastAsia="Calibri" w:hAnsi="Times New Roman" w:cs="Times New Roman"/>
+          <w:sz w:val="28"/>
+          <w:lang w:eastAsia="en-US"/>
+        </w:rPr>
+      </w:pPr>
+      <w:r>
+        <w:rPr>
+          <w:rFonts w:ascii="Times New Roman" w:eastAsia="Calibri" w:hAnsi="Times New Roman" w:cs="Times New Roman"/>
+          <w:sz w:val="28"/>
+          <w:lang w:eastAsia="en-US"/>
+        </w:rPr>
+        <w:t>Рисунок 2</w:t>
+      </w:r>
+      <w:r>
+        <w:rPr>
+          <w:rFonts w:ascii="Times New Roman" w:eastAsia="Calibri" w:hAnsi="Times New Roman" w:cs="Times New Roman"/>
+          <w:sz w:val="28"/>
+          <w:lang w:eastAsia="en-US"/>
+        </w:rPr>
+        <w:t>9</w:t>
+      </w:r>
+      <w:r>
+        <w:rPr>
+          <w:rFonts w:ascii="Times New Roman" w:eastAsia="Calibri" w:hAnsi="Times New Roman" w:cs="Times New Roman"/>
+          <w:sz w:val="28"/>
+          <w:lang w:eastAsia="en-US"/>
+        </w:rPr>
+        <w:t xml:space="preserve"> – Результат загрузки данных</w:t>
+      </w:r>
+    </w:p>
+    <w:p>
+      <w:pPr>
+        <w:spacing w:after="0" w:line="360" w:lineRule="auto"/>
+        <w:jc w:val="center"/>
+        <w:rPr>
+          <w:rFonts w:ascii="Times New Roman" w:eastAsia="Calibri" w:hAnsi="Times New Roman" w:cs="Times New Roman"/>
+          <w:sz w:val="28"/>
+          <w:lang w:eastAsia="en-US"/>
+        </w:rPr>
+      </w:pPr>
+    </w:p>
+    <w:p>
+      <w:pPr>
+        <w:spacing w:after="0" w:line="360" w:lineRule="auto"/>
+        <w:ind w:firstLine="709"/>
+        <w:jc w:val="both"/>
+        <w:rPr>
+          <w:rFonts w:ascii="Times New Roman" w:eastAsia="Calibri" w:hAnsi="Times New Roman" w:cs="Times New Roman"/>
+          <w:sz w:val="28"/>
+          <w:lang w:eastAsia="en-US"/>
+        </w:rPr>
+      </w:pPr>
+      <w:r>
+        <w:rPr>
+          <w:rFonts w:ascii="Times New Roman" w:eastAsia="Calibri" w:hAnsi="Times New Roman" w:cs="Times New Roman"/>
+          <w:sz w:val="28"/>
+          <w:lang w:eastAsia="en-US"/>
+        </w:rPr>
+        <w:t xml:space="preserve">В случае, если </w:t>
+      </w:r>
+      <w:r>
+        <w:rPr>
+          <w:rFonts w:ascii="Times New Roman" w:eastAsia="Calibri" w:hAnsi="Times New Roman" w:cs="Times New Roman"/>
+          <w:sz w:val="28"/>
+          <w:lang w:val="en-US" w:eastAsia="en-US"/>
+        </w:rPr>
+        <w:t>XSD</w:t>
+      </w:r>
+      <w:r>
+        <w:rPr>
+          <w:rFonts w:ascii="Times New Roman" w:eastAsia="Calibri" w:hAnsi="Times New Roman" w:cs="Times New Roman"/>
+          <w:sz w:val="28"/>
+          <w:lang w:eastAsia="en-US"/>
+        </w:rPr>
+        <w:t xml:space="preserve"> схема файла не соответствует установленному формату, появится соответствующее сообщение (рисунок </w:t>
+      </w:r>
+      <w:r>
+        <w:rPr>
+          <w:rFonts w:ascii="Times New Roman" w:eastAsia="Calibri" w:hAnsi="Times New Roman" w:cs="Times New Roman"/>
+          <w:sz w:val="28"/>
+          <w:lang w:eastAsia="en-US"/>
+        </w:rPr>
+        <w:t>30</w:t>
+      </w:r>
+      <w:r>
+        <w:rPr>
+          <w:rFonts w:ascii="Times New Roman" w:eastAsia="Calibri" w:hAnsi="Times New Roman" w:cs="Times New Roman"/>
+          <w:sz w:val="28"/>
+          <w:lang w:eastAsia="en-US"/>
+        </w:rPr>
+        <w:t>).</w:t>
+      </w:r>
+    </w:p>
+    <w:p>
+      <w:pPr>
+        <w:spacing w:after="0" w:line="360" w:lineRule="auto"/>
+        <w:ind w:firstLine="851"/>
+        <w:jc w:val="both"/>
+        <w:rPr>
+          <w:rFonts w:ascii="Times New Roman" w:eastAsia="Calibri" w:hAnsi="Times New Roman" w:cs="Times New Roman"/>
+          <w:sz w:val="28"/>
+          <w:lang w:eastAsia="en-US"/>
+        </w:rPr>
+      </w:pPr>
+    </w:p>
+    <w:p>
+      <w:pPr>
+        <w:spacing w:after="0" w:line="360" w:lineRule="auto"/>
+        <w:jc w:val="center"/>
+        <w:rPr>
+          <w:rFonts w:ascii="Times New Roman" w:eastAsia="Calibri" w:hAnsi="Times New Roman" w:cs="Times New Roman"/>
+          <w:sz w:val="28"/>
+          <w:lang w:eastAsia="en-US"/>
+        </w:rPr>
+      </w:pPr>
+      <w:r>
+        <w:rPr>
+          <w:rFonts w:ascii="Times New Roman" w:eastAsia="Calibri" w:hAnsi="Times New Roman" w:cs="Times New Roman"/>
+          <w:noProof/>
+          <w:sz w:val="28"/>
+        </w:rPr>
+        <w:drawing>
+          <wp:inline distT="0" distB="0" distL="0" distR="0" wp14:anchorId="723FB23B" wp14:editId="10A5671D">
+            <wp:extent cx="3314700" cy="1400175"/>
+            <wp:effectExtent l="19050" t="19050" r="19050" b="28575"/>
+            <wp:docPr id="82" name="Рисунок 82"/>
+            <wp:cNvGraphicFramePr>
+              <a:graphicFrameLocks xmlns:a="http://schemas.openxmlformats.org/drawingml/2006/main" noChangeAspect="1"/>
+            </wp:cNvGraphicFramePr>
+            <a:graphic xmlns:a="http://schemas.openxmlformats.org/drawingml/2006/main">
+              <a:graphicData uri="http://schemas.openxmlformats.org/drawingml/2006/picture">
+                <pic:pic xmlns:pic="http://schemas.openxmlformats.org/drawingml/2006/picture">
+                  <pic:nvPicPr>
+                    <pic:cNvPr id="1" name=""/>
+                    <pic:cNvPicPr/>
+                  </pic:nvPicPr>
+                  <pic:blipFill>
+                    <a:blip r:embed="rId38"/>
+                    <a:stretch>
+                      <a:fillRect/>
+                    </a:stretch>
+                  </pic:blipFill>
+                  <pic:spPr>
+                    <a:xfrm>
+                      <a:off x="0" y="0"/>
+                      <a:ext cx="3314700" cy="1400175"/>
+                    </a:xfrm>
+                    <a:prstGeom prst="rect">
+                      <a:avLst/>
+                    </a:prstGeom>
+                    <a:ln>
+                      <a:solidFill>
+                        <a:sysClr val="windowText" lastClr="000000"/>
+                      </a:solidFill>
+                    </a:ln>
+                  </pic:spPr>
+                </pic:pic>
+              </a:graphicData>
+            </a:graphic>
+          </wp:inline>
+        </w:drawing>
+      </w:r>
+    </w:p>
+    <w:p>
+      <w:pPr>
+        <w:spacing w:after="0" w:line="360" w:lineRule="auto"/>
+        <w:jc w:val="center"/>
+        <w:rPr>
+          <w:rFonts w:ascii="Times New Roman" w:eastAsia="Calibri" w:hAnsi="Times New Roman" w:cs="Times New Roman"/>
+          <w:sz w:val="28"/>
+          <w:lang w:eastAsia="en-US"/>
+        </w:rPr>
+      </w:pPr>
+      <w:r>
+        <w:rPr>
+          <w:rFonts w:ascii="Times New Roman" w:eastAsia="Calibri" w:hAnsi="Times New Roman" w:cs="Times New Roman"/>
+          <w:sz w:val="28"/>
+          <w:lang w:eastAsia="en-US"/>
+        </w:rPr>
+        <w:t xml:space="preserve">Рисунок </w:t>
+      </w:r>
+      <w:r>
+        <w:rPr>
+          <w:rFonts w:ascii="Times New Roman" w:eastAsia="Calibri" w:hAnsi="Times New Roman" w:cs="Times New Roman"/>
+          <w:sz w:val="28"/>
+          <w:lang w:val="en-US" w:eastAsia="en-US"/>
+        </w:rPr>
+        <w:t>30</w:t>
+      </w:r>
+      <w:r>
+        <w:rPr>
+          <w:rFonts w:ascii="Times New Roman" w:eastAsia="Calibri" w:hAnsi="Times New Roman" w:cs="Times New Roman"/>
+          <w:sz w:val="28"/>
+          <w:lang w:eastAsia="en-US"/>
+        </w:rPr>
+        <w:t xml:space="preserve"> – Загрузка повреждённого файла</w:t>
+      </w:r>
+    </w:p>
+    <w:p>
+      <w:pPr>
+        <w:pStyle w:val="a4"/>
+        <w:ind w:firstLine="0"/>
+      </w:pPr>
+    </w:p>
+    <w:p>
+      <w:pPr>
+        <w:pStyle w:val="a4"/>
+      </w:pPr>
+    </w:p>
+    <w:p>
+      <w:pPr>
+        <w:spacing w:after="4680" w:line="360" w:lineRule="auto"/>
+        <w:jc w:val="center"/>
+        <w:outlineLvl w:val="0"/>
+        <w:rPr>
+          <w:rFonts w:ascii="Times New Roman" w:eastAsia="Calibri" w:hAnsi="Times New Roman" w:cs="Times New Roman"/>
+          <w:b/>
+          <w:bCs/>
+          <w:sz w:val="28"/>
+          <w:lang w:eastAsia="en-US"/>
+        </w:rPr>
+      </w:pPr>
+      <w:bookmarkStart w:id="4" w:name="_Toc74829070"/>
+      <w:bookmarkStart w:id="5" w:name="_Toc74956679"/>
+      <w:r>
+        <w:rPr>
+          <w:rFonts w:ascii="Times New Roman" w:eastAsia="Calibri" w:hAnsi="Times New Roman" w:cs="Times New Roman"/>
+          <w:b/>
+          <w:bCs/>
+          <w:sz w:val="28"/>
+          <w:lang w:eastAsia="en-US"/>
+        </w:rPr>
+        <w:t>ПРИЛОЖЕНИЕ А</w:t>
+      </w:r>
+      <w:bookmarkEnd w:id="4"/>
+      <w:bookmarkEnd w:id="5"/>
+    </w:p>
+    <w:p>
+      <w:pPr>
+        <w:spacing w:after="0" w:line="360" w:lineRule="auto"/>
+        <w:jc w:val="center"/>
+        <w:rPr>
+          <w:rFonts w:ascii="Times New Roman" w:eastAsia="Calibri" w:hAnsi="Times New Roman" w:cs="Times New Roman"/>
+          <w:b/>
+          <w:bCs/>
+          <w:sz w:val="28"/>
+          <w:lang w:eastAsia="en-US"/>
+        </w:rPr>
+      </w:pPr>
+      <w:r>
+        <w:rPr>
+          <w:rFonts w:ascii="Times New Roman" w:eastAsia="Calibri" w:hAnsi="Times New Roman" w:cs="Times New Roman"/>
+          <w:b/>
+          <w:bCs/>
+          <w:sz w:val="28"/>
+          <w:lang w:eastAsia="en-US"/>
+        </w:rPr>
+        <w:t>Техническое задание на создание автоматизированной системы</w:t>
+      </w:r>
+    </w:p>
+    <w:p>
+      <w:pPr>
+        <w:spacing w:after="0" w:line="360" w:lineRule="auto"/>
+        <w:jc w:val="center"/>
+        <w:rPr>
+          <w:rFonts w:ascii="Times New Roman" w:eastAsia="Calibri" w:hAnsi="Times New Roman" w:cs="Times New Roman"/>
+          <w:sz w:val="28"/>
+          <w:lang w:eastAsia="en-US"/>
+        </w:rPr>
+      </w:pPr>
+      <w:r>
+        <w:rPr>
+          <w:rFonts w:ascii="Times New Roman" w:eastAsia="Calibri" w:hAnsi="Times New Roman" w:cs="Times New Roman"/>
+          <w:sz w:val="28"/>
+          <w:lang w:eastAsia="en-US"/>
+        </w:rPr>
+        <w:t xml:space="preserve">Программа для расчёта </w:t>
+      </w:r>
+      <w:r>
+        <w:rPr>
+          <w:rFonts w:ascii="Times New Roman" w:eastAsia="Calibri" w:hAnsi="Times New Roman" w:cs="Times New Roman"/>
+          <w:sz w:val="28"/>
+          <w:lang w:eastAsia="en-US"/>
+        </w:rPr>
+        <w:t>площади</w:t>
+      </w:r>
+      <w:r>
+        <w:rPr>
+          <w:rFonts w:ascii="Times New Roman" w:eastAsia="Calibri" w:hAnsi="Times New Roman" w:cs="Times New Roman"/>
+          <w:sz w:val="28"/>
+          <w:lang w:eastAsia="en-US"/>
+        </w:rPr>
+        <w:t xml:space="preserve"> геометрических</w:t>
+      </w:r>
+      <w:r>
+        <w:rPr>
+          <w:rFonts w:ascii="Times New Roman" w:eastAsia="Calibri" w:hAnsi="Times New Roman" w:cs="Times New Roman"/>
+          <w:sz w:val="28"/>
+          <w:lang w:eastAsia="en-US"/>
+        </w:rPr>
+        <w:t xml:space="preserve"> фигур</w:t>
+      </w:r>
+    </w:p>
+    <w:p>
+      <w:pPr>
+        <w:spacing w:before="4200" w:after="0" w:line="360" w:lineRule="auto"/>
+        <w:jc w:val="both"/>
+        <w:rPr>
+          <w:rFonts w:ascii="Times New Roman" w:eastAsia="Calibri" w:hAnsi="Times New Roman" w:cs="Times New Roman"/>
+          <w:sz w:val="28"/>
+          <w:lang w:eastAsia="en-US"/>
+        </w:rPr>
+      </w:pPr>
+      <w:r>
+        <w:rPr>
+          <w:rFonts w:ascii="Times New Roman" w:eastAsia="Calibri" w:hAnsi="Times New Roman" w:cs="Times New Roman"/>
+          <w:sz w:val="28"/>
+          <w:lang w:eastAsia="en-US"/>
+        </w:rPr>
+        <w:t>Разработчик: студент гр. О-5КМ</w:t>
+      </w:r>
+      <w:r>
+        <w:rPr>
+          <w:rFonts w:ascii="Times New Roman" w:eastAsia="Calibri" w:hAnsi="Times New Roman" w:cs="Times New Roman"/>
+          <w:sz w:val="28"/>
+          <w:lang w:eastAsia="en-US"/>
+        </w:rPr>
+        <w:t>31</w:t>
+      </w:r>
+      <w:r>
+        <w:rPr>
+          <w:rFonts w:ascii="Times New Roman" w:eastAsia="Calibri" w:hAnsi="Times New Roman" w:cs="Times New Roman"/>
+          <w:sz w:val="28"/>
+          <w:lang w:eastAsia="en-US"/>
+        </w:rPr>
+        <w:t xml:space="preserve"> </w:t>
+      </w:r>
+      <w:r>
+        <w:rPr>
+          <w:rFonts w:ascii="Times New Roman" w:eastAsia="Calibri" w:hAnsi="Times New Roman" w:cs="Times New Roman"/>
+          <w:sz w:val="28"/>
+          <w:lang w:eastAsia="en-US"/>
+        </w:rPr>
+        <w:t>Дягилев Е.А.</w:t>
+      </w:r>
+    </w:p>
+    <w:p>
+      <w:pPr>
+        <w:spacing w:after="0" w:line="360" w:lineRule="auto"/>
+        <w:jc w:val="both"/>
+        <w:rPr>
+          <w:rFonts w:ascii="Times New Roman" w:eastAsia="Calibri" w:hAnsi="Times New Roman" w:cs="Times New Roman"/>
+          <w:sz w:val="28"/>
+          <w:lang w:eastAsia="en-US"/>
+        </w:rPr>
+      </w:pPr>
+      <w:r>
+        <w:rPr>
+          <w:rFonts w:ascii="Times New Roman" w:eastAsia="Calibri" w:hAnsi="Times New Roman" w:cs="Times New Roman"/>
+          <w:sz w:val="28"/>
+          <w:lang w:eastAsia="en-US"/>
+        </w:rPr>
+        <w:t xml:space="preserve">Заказчик: </w:t>
+      </w:r>
+      <w:r>
+        <w:rPr>
+          <w:rFonts w:ascii="Times New Roman" w:eastAsia="Calibri" w:hAnsi="Times New Roman" w:cs="Times New Roman"/>
+          <w:sz w:val="28"/>
+          <w:lang w:eastAsia="en-US"/>
+        </w:rPr>
+        <w:t xml:space="preserve">к. т. н, доцент </w:t>
+      </w:r>
+      <w:proofErr w:type="spellStart"/>
+      <w:r>
+        <w:rPr>
+          <w:rFonts w:ascii="Times New Roman" w:eastAsia="Calibri" w:hAnsi="Times New Roman" w:cs="Times New Roman"/>
+          <w:sz w:val="28"/>
+          <w:lang w:eastAsia="en-US"/>
+        </w:rPr>
+        <w:t>Калентьев</w:t>
+      </w:r>
+      <w:proofErr w:type="spellEnd"/>
+      <w:r>
+        <w:rPr>
+          <w:rFonts w:ascii="Times New Roman" w:eastAsia="Calibri" w:hAnsi="Times New Roman" w:cs="Times New Roman"/>
+          <w:sz w:val="28"/>
+          <w:lang w:eastAsia="en-US"/>
+        </w:rPr>
+        <w:t xml:space="preserve"> А. А.</w:t>
+      </w:r>
+    </w:p>
+    <w:p>
+      <w:pPr>
+        <w:spacing w:before="1800" w:after="0" w:line="360" w:lineRule="auto"/>
+        <w:jc w:val="center"/>
+        <w:rPr>
+          <w:rFonts w:ascii="Times New Roman" w:eastAsia="Calibri" w:hAnsi="Times New Roman" w:cs="Times New Roman"/>
+          <w:sz w:val="28"/>
+          <w:lang w:eastAsia="en-US"/>
+        </w:rPr>
+      </w:pPr>
+      <w:r>
+        <w:rPr>
+          <w:rFonts w:ascii="Times New Roman" w:eastAsia="Calibri" w:hAnsi="Times New Roman" w:cs="Times New Roman"/>
+          <w:sz w:val="28"/>
+          <w:lang w:eastAsia="en-US"/>
+        </w:rPr>
+        <w:t>Томск 202</w:t>
+      </w:r>
+      <w:r>
+        <w:rPr>
+          <w:rFonts w:ascii="Times New Roman" w:eastAsia="Calibri" w:hAnsi="Times New Roman" w:cs="Times New Roman"/>
+          <w:sz w:val="28"/>
+          <w:lang w:eastAsia="en-US"/>
+        </w:rPr>
+        <w:t>5</w:t>
+      </w:r>
+    </w:p>
+    <w:p>
+      <w:pPr>
+        <w:spacing w:before="1800" w:after="0" w:line="360" w:lineRule="auto"/>
+        <w:jc w:val="center"/>
+        <w:rPr>
+          <w:rFonts w:ascii="Times New Roman" w:eastAsia="Calibri" w:hAnsi="Times New Roman" w:cs="Times New Roman"/>
+          <w:sz w:val="28"/>
+          <w:lang w:eastAsia="en-US"/>
+        </w:rPr>
+      </w:pPr>
+    </w:p>
+    <w:p>
+      <w:pPr>
+        <w:pStyle w:val="a4"/>
+        <w:rPr>
+          <w:b/>
+        </w:rPr>
+      </w:pPr>
+      <w:r>
+        <w:rPr>
+          <w:b/>
+        </w:rPr>
+        <w:t>1 Общие сведения</w:t>
+      </w:r>
+    </w:p>
+    <w:p>
+      <w:pPr>
+        <w:pStyle w:val="a4"/>
+        <w:rPr>
+          <w:b/>
+        </w:rPr>
+      </w:pPr>
+      <w:r>
+        <w:rPr>
+          <w:b/>
+        </w:rPr>
+        <w:t>1.1 Полное наименование системы и её условное обозначение</w:t>
+      </w:r>
+    </w:p>
+    <w:p>
+      <w:pPr>
+        <w:pStyle w:val="a4"/>
+      </w:pPr>
+      <w:r>
+        <w:t>Полное наименование: «Программа для расчёта площадей геометрических фигур».</w:t>
+      </w:r>
+    </w:p>
+    <w:p>
+      <w:pPr>
+        <w:pStyle w:val="a4"/>
+      </w:pPr>
+      <w:r>
+        <w:t>Условное обозначение: Система.</w:t>
+      </w:r>
+    </w:p>
+    <w:p>
+      <w:pPr>
+        <w:pStyle w:val="a4"/>
+        <w:rPr>
+          <w:b/>
+        </w:rPr>
+      </w:pPr>
+      <w:r>
+        <w:rPr>
+          <w:b/>
+        </w:rPr>
+        <w:t>1.2 Наименование предприятий разработчика и заказчика системы</w:t>
+      </w:r>
+    </w:p>
+    <w:p>
+      <w:pPr>
+        <w:pStyle w:val="a4"/>
+      </w:pPr>
+      <w:r>
+        <w:t>Заказчик</w:t>
+      </w:r>
+      <w:r>
+        <w:t xml:space="preserve">: к. т. н, доцент </w:t>
+      </w:r>
+      <w:proofErr w:type="spellStart"/>
+      <w:r>
+        <w:t>Калентьев</w:t>
+      </w:r>
+      <w:proofErr w:type="spellEnd"/>
+      <w:r>
+        <w:t xml:space="preserve"> А. А.</w:t>
+      </w:r>
+    </w:p>
+    <w:p>
+      <w:pPr>
+        <w:pStyle w:val="a4"/>
+      </w:pPr>
+      <w:r>
+        <w:t>Разработчик: Студент гр. О-5КМ</w:t>
+      </w:r>
+      <w:r>
+        <w:t>31</w:t>
+      </w:r>
+      <w:r>
+        <w:t xml:space="preserve"> </w:t>
+      </w:r>
+      <w:r>
+        <w:t>Дягилев Е.А.</w:t>
+      </w:r>
+    </w:p>
+    <w:p>
+      <w:pPr>
+        <w:pStyle w:val="a4"/>
+        <w:rPr>
+          <w:b/>
+        </w:rPr>
+      </w:pPr>
+      <w:r>
+        <w:rPr>
+          <w:b/>
+        </w:rPr>
+        <w:t>1.3 Плановые сроки начала и окончания работы по созданию системы</w:t>
+      </w:r>
+    </w:p>
+    <w:p>
+      <w:pPr>
+        <w:pStyle w:val="a4"/>
+      </w:pPr>
+      <w:r>
+        <w:t xml:space="preserve">Начало работ: </w:t>
+      </w:r>
+      <w:r>
+        <w:t>20</w:t>
+      </w:r>
+      <w:r>
+        <w:t xml:space="preserve"> мая 2025 г.</w:t>
+      </w:r>
+    </w:p>
+    <w:p>
+      <w:pPr>
+        <w:pStyle w:val="a4"/>
+      </w:pPr>
+      <w:r>
+        <w:t>Окончание работ: 25 июня 2025 г.</w:t>
+      </w:r>
+    </w:p>
+    <w:p/>
+    <w:p>
+      <w:pPr>
+        <w:pStyle w:val="a4"/>
+        <w:rPr>
+          <w:b/>
+        </w:rPr>
+      </w:pPr>
+      <w:r>
+        <w:rPr>
+          <w:b/>
+        </w:rPr>
+        <w:t>2 Назначение и цели создания системы</w:t>
+      </w:r>
+    </w:p>
+    <w:p>
+      <w:pPr>
+        <w:pStyle w:val="a4"/>
+        <w:rPr>
+          <w:b/>
+        </w:rPr>
+      </w:pPr>
+      <w:r>
+        <w:rPr>
+          <w:b/>
+        </w:rPr>
+        <w:t>2.1 Назначение системы</w:t>
+      </w:r>
+    </w:p>
+    <w:p>
+      <w:pPr>
+        <w:pStyle w:val="a4"/>
+      </w:pPr>
+      <w:r>
+        <w:t>Система предназначена для расчёта площадей двухмерных геометрических фигур: треугольника, прямоугольника и круга.</w:t>
+      </w:r>
+    </w:p>
+    <w:p>
+      <w:pPr>
+        <w:pStyle w:val="a4"/>
+        <w:rPr>
+          <w:b/>
+        </w:rPr>
+      </w:pPr>
+      <w:r>
+        <w:rPr>
+          <w:b/>
+        </w:rPr>
+        <w:t>2.2 Цели создания системы</w:t>
+      </w:r>
+    </w:p>
+    <w:p>
+      <w:pPr>
+        <w:pStyle w:val="a4"/>
+      </w:pPr>
+      <w:r>
+        <w:t>Система создаётся в целях сокращения трудозатрат обучающихся и преподавателей при выполнении вычислений, связанных с определением площади простых геометрических фигур.</w:t>
+      </w:r>
+    </w:p>
+    <w:p/>
+    <w:p>
+      <w:pPr>
+        <w:pStyle w:val="a4"/>
+        <w:rPr>
+          <w:b/>
+        </w:rPr>
+      </w:pPr>
+      <w:r>
+        <w:rPr>
+          <w:b/>
+        </w:rPr>
+        <w:t>3 Характеристика объектов автоматизации</w:t>
+      </w:r>
+    </w:p>
+    <w:p>
+      <w:pPr>
+        <w:pStyle w:val="a4"/>
+      </w:pPr>
+      <w:r>
+        <w:t>Ручной расчёт площади геометрических фигур требует времени и повышенного внимания к точности вычислений. В учебном процессе и при самообразовании школьников и студентов такие расчёты выполняются регулярно. Автоматизация данного процесса позволит повысить эффективность учебного процесса и сократить число ошибок.</w:t>
+      </w:r>
+    </w:p>
+    <w:p/>
+    <w:p>
+      <w:pPr>
+        <w:pStyle w:val="a4"/>
+        <w:rPr>
+          <w:b/>
+        </w:rPr>
+      </w:pPr>
+      <w:r>
+        <w:rPr>
+          <w:b/>
+        </w:rPr>
+        <w:lastRenderedPageBreak/>
+        <w:t>4 Требования к системе</w:t>
+      </w:r>
+    </w:p>
+    <w:p/>
+    <w:p>
+      <w:pPr>
+        <w:pStyle w:val="a4"/>
+        <w:ind w:firstLine="0"/>
+      </w:pPr>
+      <w:r>
+        <w:t>Таблица 4.1 – Префиксы мнемонических идентификаторов требований и их расшифровка</w:t>
+      </w:r>
+    </w:p>
+    <w:tbl>
+      <w:tblPr>
+        <w:tblStyle w:val="ad"/>
+        <w:tblW w:w="5000" w:type="pct"/>
+        <w:tblLook w:val="04A0" w:firstRow="1" w:lastRow="0" w:firstColumn="1" w:lastColumn="0" w:noHBand="0" w:noVBand="1"/>
+      </w:tblPr>
+      <w:tblGrid>
+        <w:gridCol w:w="1385"/>
+        <w:gridCol w:w="7960"/>
+      </w:tblGrid>
+      <w:tr>
+        <w:tc>
+          <w:tcPr>
+            <w:tcW w:w="741" w:type="pct"/>
+            <w:tcBorders>
+              <w:bottom w:val="single" w:sz="4" w:space="0" w:color="auto"/>
+            </w:tcBorders>
+            <w:vAlign w:val="center"/>
+          </w:tcPr>
+          <w:p>
+            <w:pPr>
+              <w:spacing w:after="0" w:line="240" w:lineRule="auto"/>
+              <w:ind w:firstLine="0"/>
+              <w:jc w:val="center"/>
+              <w:rPr>
+                <w:rFonts w:eastAsia="Calibri"/>
+                <w:lang w:eastAsia="en-US"/>
+              </w:rPr>
+            </w:pPr>
+            <w:r>
+              <w:rPr>
+                <w:rFonts w:eastAsia="Calibri"/>
+                <w:lang w:eastAsia="en-US"/>
+              </w:rPr>
+              <w:t>Префикс</w:t>
+            </w:r>
+          </w:p>
+        </w:tc>
+        <w:tc>
+          <w:tcPr>
+            <w:tcW w:w="4259" w:type="pct"/>
+            <w:tcBorders>
+              <w:bottom w:val="single" w:sz="4" w:space="0" w:color="auto"/>
+            </w:tcBorders>
+            <w:vAlign w:val="center"/>
+          </w:tcPr>
+          <w:p>
+            <w:pPr>
+              <w:spacing w:after="0" w:line="240" w:lineRule="auto"/>
+              <w:ind w:firstLine="0"/>
+              <w:jc w:val="center"/>
+              <w:rPr>
+                <w:rFonts w:eastAsia="Calibri"/>
+                <w:lang w:eastAsia="en-US"/>
+              </w:rPr>
+            </w:pPr>
+            <w:r>
+              <w:rPr>
+                <w:rFonts w:eastAsia="Calibri"/>
+                <w:lang w:eastAsia="en-US"/>
+              </w:rPr>
+              <w:t>Тип требования</w:t>
+            </w:r>
+          </w:p>
+        </w:tc>
+      </w:tr>
+      <w:tr>
+        <w:tc>
+          <w:tcPr>
+            <w:tcW w:w="741" w:type="pct"/>
+            <w:tcBorders>
+              <w:top w:val="single" w:sz="4" w:space="0" w:color="auto"/>
+            </w:tcBorders>
+            <w:vAlign w:val="center"/>
+          </w:tcPr>
+          <w:p>
+            <w:pPr>
+              <w:spacing w:after="0" w:line="240" w:lineRule="auto"/>
+              <w:ind w:firstLine="0"/>
+              <w:jc w:val="center"/>
+              <w:rPr>
+                <w:rFonts w:eastAsia="Calibri"/>
+                <w:lang w:val="en-US" w:eastAsia="en-US"/>
+              </w:rPr>
+            </w:pPr>
+            <w:r>
+              <w:rPr>
+                <w:rFonts w:eastAsia="Calibri"/>
+                <w:lang w:val="en-US" w:eastAsia="en-US"/>
+              </w:rPr>
+              <w:t>A</w:t>
+            </w:r>
+          </w:p>
+        </w:tc>
+        <w:tc>
+          <w:tcPr>
+            <w:tcW w:w="4259" w:type="pct"/>
+            <w:tcBorders>
+              <w:top w:val="single" w:sz="4" w:space="0" w:color="auto"/>
+            </w:tcBorders>
+          </w:tcPr>
+          <w:p>
+            <w:pPr>
+              <w:spacing w:after="0" w:line="240" w:lineRule="auto"/>
+              <w:ind w:firstLine="0"/>
+              <w:rPr>
+                <w:rFonts w:eastAsia="Calibri"/>
+                <w:lang w:eastAsia="en-US"/>
+              </w:rPr>
+            </w:pPr>
+            <w:r>
+              <w:rPr>
+                <w:rFonts w:eastAsia="Calibri"/>
+                <w:lang w:eastAsia="en-US"/>
+              </w:rPr>
+              <w:t>Архитектурное требование</w:t>
+            </w:r>
+          </w:p>
+        </w:tc>
+      </w:tr>
+      <w:tr>
+        <w:tc>
+          <w:tcPr>
+            <w:tcW w:w="741" w:type="pct"/>
+            <w:vAlign w:val="center"/>
+          </w:tcPr>
+          <w:p>
+            <w:pPr>
+              <w:spacing w:after="0" w:line="240" w:lineRule="auto"/>
+              <w:ind w:firstLine="0"/>
+              <w:jc w:val="center"/>
+              <w:rPr>
+                <w:rFonts w:eastAsia="Calibri"/>
+                <w:lang w:eastAsia="en-US"/>
+              </w:rPr>
+            </w:pPr>
+            <w:r>
+              <w:rPr>
+                <w:rFonts w:eastAsia="Calibri"/>
+                <w:lang w:eastAsia="en-US"/>
+              </w:rPr>
+              <w:t>С</w:t>
+            </w:r>
+          </w:p>
+        </w:tc>
+        <w:tc>
+          <w:tcPr>
+            <w:tcW w:w="4259" w:type="pct"/>
+          </w:tcPr>
+          <w:p>
+            <w:pPr>
+              <w:spacing w:after="0" w:line="240" w:lineRule="auto"/>
+              <w:ind w:firstLine="0"/>
+              <w:rPr>
+                <w:rFonts w:eastAsia="Calibri"/>
+                <w:lang w:eastAsia="en-US"/>
+              </w:rPr>
+            </w:pPr>
+            <w:r>
+              <w:rPr>
+                <w:rFonts w:eastAsia="Calibri"/>
+                <w:lang w:eastAsia="en-US"/>
+              </w:rPr>
+              <w:t>Требование к программной или аппаратной совместимости</w:t>
+            </w:r>
+          </w:p>
+        </w:tc>
+      </w:tr>
+      <w:tr>
+        <w:tc>
+          <w:tcPr>
+            <w:tcW w:w="741" w:type="pct"/>
+            <w:vAlign w:val="center"/>
+          </w:tcPr>
+          <w:p>
+            <w:pPr>
+              <w:spacing w:after="0" w:line="240" w:lineRule="auto"/>
+              <w:ind w:firstLine="0"/>
+              <w:jc w:val="center"/>
+              <w:rPr>
+                <w:rFonts w:eastAsia="Calibri"/>
+                <w:lang w:val="en-US" w:eastAsia="en-US"/>
+              </w:rPr>
+            </w:pPr>
+            <w:r>
+              <w:rPr>
+                <w:rFonts w:eastAsia="Calibri"/>
+                <w:lang w:val="en-US" w:eastAsia="en-US"/>
+              </w:rPr>
+              <w:t>D</w:t>
+            </w:r>
+          </w:p>
+        </w:tc>
+        <w:tc>
+          <w:tcPr>
+            <w:tcW w:w="4259" w:type="pct"/>
+          </w:tcPr>
+          <w:p>
+            <w:pPr>
+              <w:spacing w:after="0" w:line="240" w:lineRule="auto"/>
+              <w:ind w:firstLine="0"/>
+              <w:rPr>
+                <w:rFonts w:eastAsia="Calibri"/>
+                <w:lang w:eastAsia="en-US"/>
+              </w:rPr>
+            </w:pPr>
+            <w:r>
+              <w:rPr>
+                <w:rFonts w:eastAsia="Calibri"/>
+                <w:lang w:eastAsia="en-US"/>
+              </w:rPr>
+              <w:t>Требование к структуре данных</w:t>
+            </w:r>
+          </w:p>
+        </w:tc>
+      </w:tr>
+      <w:tr>
+        <w:tc>
+          <w:tcPr>
+            <w:tcW w:w="741" w:type="pct"/>
+            <w:vAlign w:val="center"/>
+          </w:tcPr>
+          <w:p>
+            <w:pPr>
+              <w:spacing w:after="0" w:line="240" w:lineRule="auto"/>
+              <w:ind w:firstLine="0"/>
+              <w:jc w:val="center"/>
+              <w:rPr>
+                <w:rFonts w:eastAsia="Calibri"/>
+                <w:lang w:val="en-US" w:eastAsia="en-US"/>
+              </w:rPr>
+            </w:pPr>
+            <w:r>
+              <w:rPr>
+                <w:rFonts w:eastAsia="Calibri"/>
+                <w:lang w:val="en-US" w:eastAsia="en-US"/>
+              </w:rPr>
+              <w:t>F</w:t>
+            </w:r>
+          </w:p>
+        </w:tc>
+        <w:tc>
+          <w:tcPr>
+            <w:tcW w:w="4259" w:type="pct"/>
+          </w:tcPr>
+          <w:p>
+            <w:pPr>
+              <w:spacing w:after="0" w:line="240" w:lineRule="auto"/>
+              <w:ind w:firstLine="0"/>
+              <w:rPr>
+                <w:rFonts w:eastAsia="Calibri"/>
+                <w:lang w:eastAsia="en-US"/>
+              </w:rPr>
+            </w:pPr>
+            <w:r>
+              <w:rPr>
+                <w:rFonts w:eastAsia="Calibri"/>
+                <w:lang w:eastAsia="en-US"/>
+              </w:rPr>
+              <w:t>Функциональное требование</w:t>
+            </w:r>
+          </w:p>
+        </w:tc>
+      </w:tr>
+      <w:tr>
+        <w:tc>
+          <w:tcPr>
+            <w:tcW w:w="741" w:type="pct"/>
+            <w:vAlign w:val="center"/>
+          </w:tcPr>
+          <w:p>
+            <w:pPr>
+              <w:spacing w:after="0" w:line="240" w:lineRule="auto"/>
+              <w:ind w:firstLine="0"/>
+              <w:jc w:val="center"/>
+              <w:rPr>
+                <w:rFonts w:eastAsia="Calibri"/>
+                <w:lang w:val="en-US" w:eastAsia="en-US"/>
+              </w:rPr>
+            </w:pPr>
+            <w:r>
+              <w:rPr>
+                <w:rFonts w:eastAsia="Calibri"/>
+                <w:lang w:val="en-US" w:eastAsia="en-US"/>
+              </w:rPr>
+              <w:t>U</w:t>
+            </w:r>
+          </w:p>
+        </w:tc>
+        <w:tc>
+          <w:tcPr>
+            <w:tcW w:w="4259" w:type="pct"/>
+          </w:tcPr>
+          <w:p>
+            <w:pPr>
+              <w:spacing w:after="0" w:line="240" w:lineRule="auto"/>
+              <w:ind w:firstLine="0"/>
+              <w:rPr>
+                <w:rFonts w:eastAsia="Calibri"/>
+                <w:lang w:eastAsia="en-US"/>
+              </w:rPr>
+            </w:pPr>
+            <w:r>
+              <w:rPr>
+                <w:rFonts w:eastAsia="Calibri"/>
+                <w:lang w:eastAsia="en-US"/>
+              </w:rPr>
+              <w:t>Требование к пользовательскому интерфейсу</w:t>
+            </w:r>
+          </w:p>
+        </w:tc>
+      </w:tr>
+    </w:tbl>
+    <w:p/>
+    <w:p>
+      <w:pPr>
+        <w:pStyle w:val="a4"/>
+        <w:rPr>
+          <w:b/>
+        </w:rPr>
+      </w:pPr>
+      <w:r>
+        <w:rPr>
+          <w:b/>
+        </w:rPr>
+        <w:t>4.1 Требования к архитектуре</w:t>
+      </w:r>
+    </w:p>
+    <w:p>
+      <w:pPr>
+        <w:pStyle w:val="a4"/>
+      </w:pPr>
+      <w:r>
+        <w:rPr>
+          <w:b/>
+        </w:rPr>
+        <w:t>A01.</w:t>
+      </w:r>
+      <w:r>
+        <w:t xml:space="preserve"> Система должна быть реализована в виде настольного приложения.</w:t>
+      </w:r>
+    </w:p>
+    <w:p/>
+    <w:p>
+      <w:pPr>
+        <w:pStyle w:val="a4"/>
+        <w:rPr>
+          <w:b/>
+        </w:rPr>
+      </w:pPr>
+      <w:r>
+        <w:rPr>
+          <w:b/>
+        </w:rPr>
+        <w:t>4.2 Требования к структуре данных</w:t>
+      </w:r>
+    </w:p>
+    <w:p>
+      <w:pPr>
+        <w:pStyle w:val="a4"/>
+      </w:pPr>
+      <w:r>
+        <w:rPr>
+          <w:b/>
+        </w:rPr>
+        <w:t>D01.</w:t>
+      </w:r>
+      <w:r>
+        <w:t xml:space="preserve"> Данные о фигурах должны храниться в </w:t>
+      </w:r>
+      <w:r>
+        <w:t>XML</w:t>
+      </w:r>
+      <w:r>
+        <w:t>-файле с расширением *.</w:t>
+      </w:r>
+      <w:r>
+        <w:rPr>
+          <w:lang w:val="en-US"/>
+        </w:rPr>
+        <w:t>fig</w:t>
+      </w:r>
+      <w:r>
+        <w:t>.</w:t>
+      </w:r>
+    </w:p>
+    <w:p>
+      <w:pPr>
+        <w:pStyle w:val="a4"/>
+      </w:pPr>
+      <w:r>
+        <w:rPr>
+          <w:b/>
+        </w:rPr>
+        <w:t>D01.01.</w:t>
+      </w:r>
+      <w:r>
+        <w:t xml:space="preserve"> Формат </w:t>
+      </w:r>
+      <w:r>
+        <w:t>XML</w:t>
+      </w:r>
+      <w:r>
+        <w:t xml:space="preserve">-файла должен соответствовать </w:t>
+      </w:r>
+      <w:r>
+        <w:t>XSD</w:t>
+      </w:r>
+      <w:r>
+        <w:t xml:space="preserve">-схеме, содержащей элементы: </w:t>
+      </w:r>
+      <w:proofErr w:type="spellStart"/>
+      <w:r>
+        <w:t>TypeName</w:t>
+      </w:r>
+      <w:proofErr w:type="spellEnd"/>
+      <w:r>
+        <w:t xml:space="preserve"> и параметры фигуры (длина, ширина, радиус, стороны).</w:t>
+      </w:r>
+    </w:p>
+    <w:p/>
+    <w:p>
+      <w:pPr>
+        <w:pStyle w:val="a4"/>
+        <w:rPr>
+          <w:b/>
+        </w:rPr>
+      </w:pPr>
+      <w:r>
+        <w:rPr>
+          <w:b/>
+        </w:rPr>
+        <w:t>4.3 Функциональные требования</w:t>
+      </w:r>
+    </w:p>
+    <w:p>
+      <w:pPr>
+        <w:pStyle w:val="a4"/>
+      </w:pPr>
+      <w:r>
+        <w:rPr>
+          <w:b/>
+        </w:rPr>
+        <w:t>F01.</w:t>
+      </w:r>
+      <w:r>
+        <w:t xml:space="preserve"> Система должна рассчитывать площадь для следующих фигур:</w:t>
+      </w:r>
+    </w:p>
+    <w:p>
+      <w:pPr>
+        <w:pStyle w:val="a4"/>
+      </w:pPr>
+      <w:r>
+        <w:t>- треугольник (по формуле Герона);</w:t>
+      </w:r>
+    </w:p>
+    <w:p>
+      <w:pPr>
+        <w:pStyle w:val="a4"/>
+      </w:pPr>
+      <w:r>
+        <w:t>- прямоугольник (</w:t>
+      </w:r>
+      <w:r>
+        <w:t>S</w:t>
+      </w:r>
+      <w:r>
+        <w:t xml:space="preserve"> = </w:t>
+      </w:r>
+      <w:r>
+        <w:t>a</w:t>
+      </w:r>
+      <w:r>
+        <w:t xml:space="preserve"> * </w:t>
+      </w:r>
+      <w:r>
+        <w:t>b</w:t>
+      </w:r>
+      <w:r>
+        <w:t>);</w:t>
+      </w:r>
+    </w:p>
+    <w:p>
+      <w:pPr>
+        <w:pStyle w:val="a4"/>
+      </w:pPr>
+      <w:r>
+        <w:t>- круг (S = π * R^2).</w:t>
+      </w:r>
+    </w:p>
+    <w:p>
+      <w:pPr>
+        <w:pStyle w:val="a4"/>
+      </w:pPr>
+      <w:r>
+        <w:rPr>
+          <w:b/>
+        </w:rPr>
+        <w:t>F02.</w:t>
+      </w:r>
+      <w:r>
+        <w:t xml:space="preserve"> В системе должен быть реализован список добавленных фигур.</w:t>
+      </w:r>
+    </w:p>
+    <w:p>
+      <w:pPr>
+        <w:pStyle w:val="a4"/>
+      </w:pPr>
+      <w:r>
+        <w:rPr>
+          <w:b/>
+        </w:rPr>
+        <w:t>F02.01.</w:t>
+      </w:r>
+      <w:r>
+        <w:t xml:space="preserve"> Каждая фигура должна иметь следующие параметры:</w:t>
+      </w:r>
+    </w:p>
+    <w:p>
+      <w:pPr>
+        <w:pStyle w:val="a4"/>
+      </w:pPr>
+      <w:r>
+        <w:t>- тип фигуры;</w:t>
+      </w:r>
+    </w:p>
+    <w:p>
+      <w:pPr>
+        <w:pStyle w:val="a4"/>
+      </w:pPr>
+      <w:r>
+        <w:t>- численные параметры (стороны, радиус и др.);</w:t>
+      </w:r>
+    </w:p>
+    <w:p>
+      <w:pPr>
+        <w:pStyle w:val="a4"/>
+      </w:pPr>
+      <w:r>
+        <w:t>- площадь.</w:t>
+      </w:r>
+    </w:p>
+    <w:p>
+      <w:pPr>
+        <w:pStyle w:val="a4"/>
+      </w:pPr>
+      <w:r>
+        <w:rPr>
+          <w:b/>
+        </w:rPr>
+        <w:lastRenderedPageBreak/>
+        <w:t>F03.</w:t>
+      </w:r>
+      <w:r>
+        <w:t xml:space="preserve"> В системе должна присутствовать функция добавления фигур в список.</w:t>
+      </w:r>
+    </w:p>
+    <w:p>
+      <w:pPr>
+        <w:pStyle w:val="a4"/>
+      </w:pPr>
+      <w:r>
+        <w:rPr>
+          <w:b/>
+        </w:rPr>
+        <w:t>F04.</w:t>
+      </w:r>
+      <w:r>
+        <w:t xml:space="preserve"> В системе должна присутствовать функция удаления фигур из списка.</w:t>
+      </w:r>
+    </w:p>
+    <w:p>
+      <w:pPr>
+        <w:pStyle w:val="a4"/>
+      </w:pPr>
+      <w:r>
+        <w:rPr>
+          <w:b/>
+        </w:rPr>
+        <w:t>F05.</w:t>
+      </w:r>
+      <w:r>
+        <w:t xml:space="preserve"> В системе должна присутствовать функция поиска фигур по типу и/или площади.</w:t>
+      </w:r>
+    </w:p>
+    <w:p>
+      <w:pPr>
+        <w:pStyle w:val="a4"/>
+      </w:pPr>
+      <w:r>
+        <w:rPr>
+          <w:b/>
+        </w:rPr>
+        <w:t>F06.</w:t>
+      </w:r>
+      <w:r>
+        <w:t xml:space="preserve"> В системе должна присутствовать функция сохранения списка фигур в файл (см. </w:t>
+      </w:r>
+      <w:r>
+        <w:t>D01).</w:t>
+      </w:r>
+    </w:p>
+    <w:p>
+      <w:pPr>
+        <w:pStyle w:val="a4"/>
+      </w:pPr>
+      <w:r>
+        <w:rPr>
+          <w:b/>
+        </w:rPr>
+        <w:t>F07.</w:t>
+      </w:r>
+      <w:r>
+        <w:t xml:space="preserve"> В системе должна присутствовать функция загрузки списка фигур из файла (см. </w:t>
+      </w:r>
+      <w:r>
+        <w:t>D01).</w:t>
+      </w:r>
+    </w:p>
+    <w:p/>
+    <w:p>
+      <w:pPr>
+        <w:pStyle w:val="a4"/>
+        <w:rPr>
+          <w:b/>
+        </w:rPr>
+      </w:pPr>
+      <w:r>
+        <w:rPr>
+          <w:b/>
+        </w:rPr>
+        <w:t>4.4 Требования к пользовательскому интерфейсу</w:t>
+      </w:r>
+    </w:p>
+    <w:p>
+      <w:pPr>
+        <w:pStyle w:val="a4"/>
+      </w:pPr>
+      <w:r>
+        <w:rPr>
+          <w:b/>
+        </w:rPr>
+        <w:t>U01.</w:t>
+      </w:r>
+      <w:r>
+        <w:t xml:space="preserve"> Система должна иметь графический интерфейс пользователя.</w:t>
+      </w:r>
+    </w:p>
+    <w:p>
+      <w:pPr>
+        <w:pStyle w:val="a4"/>
+      </w:pPr>
+      <w:r>
+        <w:rPr>
+          <w:b/>
+        </w:rPr>
+        <w:t>U02.</w:t>
+      </w:r>
+      <w:r>
+        <w:t xml:space="preserve"> Данные должны быть представлены в виде таблицы.</w:t>
+      </w:r>
+    </w:p>
+    <w:p>
+      <w:pPr>
+        <w:pStyle w:val="a4"/>
+      </w:pPr>
+      <w:r>
+        <w:rPr>
+          <w:b/>
+        </w:rPr>
+        <w:t>U03.</w:t>
+      </w:r>
+      <w:r>
+        <w:t xml:space="preserve"> Интерфейс должен содержать формы для ввода параметров, отображения результатов и сообщений об ошибках.</w:t>
+      </w:r>
+    </w:p>
+    <w:p/>
+    <w:p>
+      <w:pPr>
+        <w:pStyle w:val="a4"/>
+        <w:rPr>
+          <w:b/>
+        </w:rPr>
+      </w:pPr>
+      <w:r>
+        <w:rPr>
+          <w:b/>
+        </w:rPr>
+        <w:t>4.5 Требования к программному обеспечению</w:t>
+      </w:r>
+    </w:p>
+    <w:p>
+      <w:pPr>
+        <w:pStyle w:val="a4"/>
+      </w:pPr>
+      <w:r>
+        <w:rPr>
+          <w:b/>
+        </w:rPr>
+        <w:t>C01.</w:t>
+      </w:r>
+      <w:r>
+        <w:t xml:space="preserve"> Система должна работать на операционной системе </w:t>
+      </w:r>
+      <w:r>
+        <w:t>Windows 10, версия 18</w:t>
+      </w:r>
+      <w:r>
+        <w:t>03 (Ap</w:t>
+      </w:r>
+      <w:bookmarkStart w:id="6" w:name="_GoBack"/>
+      <w:bookmarkEnd w:id="6"/>
+      <w:r>
+        <w:t>ril 2018 Update) или выше</w:t>
+      </w:r>
+      <w:r>
+        <w:t>.</w:t>
+      </w:r>
+    </w:p>
+    <w:p>
+      <w:pPr>
+        <w:pStyle w:val="a4"/>
+      </w:pPr>
+      <w:r>
+        <w:rPr>
+          <w:b/>
+        </w:rPr>
+        <w:t>C02.</w:t>
+      </w:r>
+      <w:r>
+        <w:t xml:space="preserve"> На компьютере должен быть установлен .</w:t>
+      </w:r>
+      <w:r>
+        <w:t>NET</w:t>
+      </w:r>
+      <w:r>
+        <w:t xml:space="preserve"> </w:t>
+      </w:r>
+      <w:r>
+        <w:t>Framework</w:t>
+      </w:r>
+      <w:r>
+        <w:t xml:space="preserve"> версии 4.7.2 или выше.</w:t>
+      </w:r>
+    </w:p>
+    <w:p/>
+    <w:p>
+      <w:pPr>
+        <w:pStyle w:val="a4"/>
+        <w:rPr>
+          <w:b/>
+        </w:rPr>
+      </w:pPr>
+      <w:r>
+        <w:rPr>
+          <w:b/>
+        </w:rPr>
+        <w:t>4.6 Требования к аппаратному обеспечению</w:t>
+      </w:r>
+    </w:p>
+    <w:p>
+      <w:pPr>
+        <w:pStyle w:val="a4"/>
+      </w:pPr>
+      <w:r>
+        <w:rPr>
+          <w:b/>
+        </w:rPr>
+        <w:t>C03.</w:t>
+      </w:r>
+      <w:r>
+        <w:t xml:space="preserve"> Процессор – не менее 1 ГГц.</w:t>
+      </w:r>
+    </w:p>
+    <w:p>
+      <w:pPr>
+        <w:pStyle w:val="a4"/>
+      </w:pPr>
+      <w:r>
+        <w:rPr>
+          <w:b/>
+        </w:rPr>
+        <w:t>C04.</w:t>
+      </w:r>
+      <w:r>
+        <w:t xml:space="preserve"> Оперативная память – не менее 2 ГБ.</w:t>
+      </w:r>
+    </w:p>
+    <w:p>
+      <w:pPr>
+        <w:pStyle w:val="ab"/>
       </w:pPr>
     </w:p>
     <w:sectPr>
-      <w:footerReference w:type="default" r:id="rId10"/>
+      <w:footerReference w:type="default" r:id="rId39"/>
       <w:pgSz w:w="11906" w:h="16838"/>
       <w:pgMar w:top="1134" w:right="850" w:bottom="1134" w:left="1701" w:header="708" w:footer="708" w:gutter="0"/>
       <w:cols w:space="708"/>
@@ -4881,7 +9990,7 @@
 </file>
 
 <file path=word/endnotes.xml><?xml version="1.0" encoding="utf-8"?>
-<w:endnotes xmlns:wpc="http://schemas.microsoft.com/office/word/2010/wordprocessingCanvas" xmlns:cx="http://schemas.microsoft.com/office/drawing/2014/chartex" xmlns:cx1="http://schemas.microsoft.com/office/drawing/2015/9/8/chartex" xmlns:cx2="http://schemas.microsoft.com/office/drawing/2015/10/21/chartex" xmlns:cx3="http://schemas.microsoft.com/office/drawing/2016/5/9/chartex" xmlns:cx4="http://schemas.microsoft.com/office/drawing/2016/5/10/chartex" xmlns:cx5="http://schemas.microsoft.com/office/drawing/2016/5/11/chartex" xmlns:cx6="http://schemas.microsoft.com/office/drawing/2016/5/12/chartex" xmlns:cx7="http://schemas.microsoft.com/office/drawing/2016/5/13/chartex" xmlns:cx8="http://schemas.microsoft.com/office/drawing/2016/5/14/chartex" xmlns:mc="http://schemas.openxmlformats.org/markup-compatibility/2006" xmlns:aink="http://schemas.microsoft.com/office/drawing/2016/ink" xmlns:am3d="http://schemas.microsoft.com/office/drawing/2017/model3d" xmlns:o="urn:schemas-microsoft-com:office:office" xmlns:r="http://schemas.openxmlformats.org/officeDocument/2006/relationships" xmlns:m="http://schemas.openxmlformats.org/officeDocument/2006/math" xmlns:v="urn:schemas-microsoft-com:vml" xmlns:wp14="http://schemas.microsoft.com/office/word/2010/wordprocessingDrawing" xmlns:wp="http://schemas.openxmlformats.org/drawingml/2006/wordprocessingDrawing" xmlns:w10="urn:schemas-microsoft-com:office:word" xmlns:w="http://schemas.openxmlformats.org/wordprocessingml/2006/main" xmlns:w14="http://schemas.microsoft.com/office/word/2010/wordml" xmlns:w15="http://schemas.microsoft.com/office/word/2012/wordml" xmlns:w16cex="http://schemas.microsoft.com/office/word/2018/wordml/cex" xmlns:w16cid="http://schemas.microsoft.com/office/word/2016/wordml/cid" xmlns:w16="http://schemas.microsoft.com/office/word/2018/wordml" xmlns:w16sdtdh="http://schemas.microsoft.com/office/word/2020/wordml/sdtdatahash" xmlns:w16se="http://schemas.microsoft.com/office/word/2015/wordml/symex" xmlns:wpg="http://schemas.microsoft.com/office/word/2010/wordprocessingGroup" xmlns:wpi="http://schemas.microsoft.com/office/word/2010/wordprocessingInk" xmlns:wne="http://schemas.microsoft.com/office/word/2006/wordml" xmlns:wps="http://schemas.microsoft.com/office/word/2010/wordprocessingShape" mc:Ignorable="w14 w15 w16se w16cid w16 w16cex w16sdtdh wp14">
+<w:endnotes xmlns:wpc="http://schemas.microsoft.com/office/word/2010/wordprocessingCanvas" xmlns:cx="http://schemas.microsoft.com/office/drawing/2014/chartex" xmlns:mc="http://schemas.openxmlformats.org/markup-compatibility/2006" xmlns:o="urn:schemas-microsoft-com:office:office" xmlns:r="http://schemas.openxmlformats.org/officeDocument/2006/relationships" xmlns:m="http://schemas.openxmlformats.org/officeDocument/2006/math" xmlns:v="urn:schemas-microsoft-com:vml" xmlns:wp14="http://schemas.microsoft.com/office/word/2010/wordprocessingDrawing" xmlns:wp="http://schemas.openxmlformats.org/drawingml/2006/wordprocessingDrawing" xmlns:w10="urn:schemas-microsoft-com:office:word" xmlns:w="http://schemas.openxmlformats.org/wordprocessingml/2006/main" xmlns:w14="http://schemas.microsoft.com/office/word/2010/wordml" xmlns:w15="http://schemas.microsoft.com/office/word/2012/wordml" xmlns:w16se="http://schemas.microsoft.com/office/word/2015/wordml/symex" xmlns:wpg="http://schemas.microsoft.com/office/word/2010/wordprocessingGroup" xmlns:wpi="http://schemas.microsoft.com/office/word/2010/wordprocessingInk" xmlns:wne="http://schemas.microsoft.com/office/word/2006/wordml" xmlns:wps="http://schemas.microsoft.com/office/word/2010/wordprocessingShape" mc:Ignorable="w14 w15 w16se wp14">
   <w:endnote w:type="separator" w:id="-1">
     <w:p>
       <w:pPr>
@@ -4906,7 +10015,7 @@
 </file>
 
 <file path=word/footer1.xml><?xml version="1.0" encoding="utf-8"?>
-<w:ftr xmlns:wpc="http://schemas.microsoft.com/office/word/2010/wordprocessingCanvas" xmlns:cx="http://schemas.microsoft.com/office/drawing/2014/chartex" xmlns:cx1="http://schemas.microsoft.com/office/drawing/2015/9/8/chartex" xmlns:cx2="http://schemas.microsoft.com/office/drawing/2015/10/21/chartex" xmlns:cx3="http://schemas.microsoft.com/office/drawing/2016/5/9/chartex" xmlns:cx4="http://schemas.microsoft.com/office/drawing/2016/5/10/chartex" xmlns:cx5="http://schemas.microsoft.com/office/drawing/2016/5/11/chartex" xmlns:cx6="http://schemas.microsoft.com/office/drawing/2016/5/12/chartex" xmlns:cx7="http://schemas.microsoft.com/office/drawing/2016/5/13/chartex" xmlns:cx8="http://schemas.microsoft.com/office/drawing/2016/5/14/chartex" xmlns:mc="http://schemas.openxmlformats.org/markup-compatibility/2006" xmlns:aink="http://schemas.microsoft.com/office/drawing/2016/ink" xmlns:am3d="http://schemas.microsoft.com/office/drawing/2017/model3d" xmlns:o="urn:schemas-microsoft-com:office:office" xmlns:r="http://schemas.openxmlformats.org/officeDocument/2006/relationships" xmlns:m="http://schemas.openxmlformats.org/officeDocument/2006/math" xmlns:v="urn:schemas-microsoft-com:vml" xmlns:wp14="http://schemas.microsoft.com/office/word/2010/wordprocessingDrawing" xmlns:wp="http://schemas.openxmlformats.org/drawingml/2006/wordprocessingDrawing" xmlns:w10="urn:schemas-microsoft-com:office:word" xmlns:w="http://schemas.openxmlformats.org/wordprocessingml/2006/main" xmlns:w14="http://schemas.microsoft.com/office/word/2010/wordml" xmlns:w15="http://schemas.microsoft.com/office/word/2012/wordml" xmlns:w16cex="http://schemas.microsoft.com/office/word/2018/wordml/cex" xmlns:w16cid="http://schemas.microsoft.com/office/word/2016/wordml/cid" xmlns:w16="http://schemas.microsoft.com/office/word/2018/wordml" xmlns:w16sdtdh="http://schemas.microsoft.com/office/word/2020/wordml/sdtdatahash" xmlns:w16se="http://schemas.microsoft.com/office/word/2015/wordml/symex" xmlns:wpg="http://schemas.microsoft.com/office/word/2010/wordprocessingGroup" xmlns:wpi="http://schemas.microsoft.com/office/word/2010/wordprocessingInk" xmlns:wne="http://schemas.microsoft.com/office/word/2006/wordml" xmlns:wps="http://schemas.microsoft.com/office/word/2010/wordprocessingShape" mc:Ignorable="w14 w15 w16se w16cid w16 w16cex w16sdtdh wp14">
+<w:ftr xmlns:wpc="http://schemas.microsoft.com/office/word/2010/wordprocessingCanvas" xmlns:cx="http://schemas.microsoft.com/office/drawing/2014/chartex" xmlns:mc="http://schemas.openxmlformats.org/markup-compatibility/2006" xmlns:o="urn:schemas-microsoft-com:office:office" xmlns:r="http://schemas.openxmlformats.org/officeDocument/2006/relationships" xmlns:m="http://schemas.openxmlformats.org/officeDocument/2006/math" xmlns:v="urn:schemas-microsoft-com:vml" xmlns:wp14="http://schemas.microsoft.com/office/word/2010/wordprocessingDrawing" xmlns:wp="http://schemas.openxmlformats.org/drawingml/2006/wordprocessingDrawing" xmlns:w10="urn:schemas-microsoft-com:office:word" xmlns:w="http://schemas.openxmlformats.org/wordprocessingml/2006/main" xmlns:w14="http://schemas.microsoft.com/office/word/2010/wordml" xmlns:w15="http://schemas.microsoft.com/office/word/2012/wordml" xmlns:w16se="http://schemas.microsoft.com/office/word/2015/wordml/symex" xmlns:wpg="http://schemas.microsoft.com/office/word/2010/wordprocessingGroup" xmlns:wpi="http://schemas.microsoft.com/office/word/2010/wordprocessingInk" xmlns:wne="http://schemas.microsoft.com/office/word/2006/wordml" xmlns:wps="http://schemas.microsoft.com/office/word/2010/wordprocessingShape" mc:Ignorable="w14 w15 w16se wp14">
   <w:sdt>
     <w:sdtPr>
       <w:id w:val="729197001"/>
@@ -4923,7 +10032,7 @@
     <w:sdtContent>
       <w:p>
         <w:pPr>
-          <w:pStyle w:val="a8"/>
+          <w:pStyle w:val="a9"/>
           <w:jc w:val="center"/>
           <w:rPr>
             <w:rFonts w:ascii="Times New Roman" w:hAnsi="Times New Roman" w:cs="Times New Roman"/>
@@ -4952,7 +10061,7 @@
             <w:rFonts w:ascii="Times New Roman" w:hAnsi="Times New Roman" w:cs="Times New Roman"/>
             <w:noProof/>
           </w:rPr>
-          <w:t>2</w:t>
+          <w:t>23</w:t>
         </w:r>
         <w:r>
           <w:rPr>
@@ -4965,14 +10074,14 @@
   </w:sdt>
   <w:p>
     <w:pPr>
-      <w:pStyle w:val="a8"/>
+      <w:pStyle w:val="a9"/>
     </w:pPr>
   </w:p>
 </w:ftr>
 </file>
 
 <file path=word/footnotes.xml><?xml version="1.0" encoding="utf-8"?>
-<w:footnotes xmlns:wpc="http://schemas.microsoft.com/office/word/2010/wordprocessingCanvas" xmlns:cx="http://schemas.microsoft.com/office/drawing/2014/chartex" xmlns:cx1="http://schemas.microsoft.com/office/drawing/2015/9/8/chartex" xmlns:cx2="http://schemas.microsoft.com/office/drawing/2015/10/21/chartex" xmlns:cx3="http://schemas.microsoft.com/office/drawing/2016/5/9/chartex" xmlns:cx4="http://schemas.microsoft.com/office/drawing/2016/5/10/chartex" xmlns:cx5="http://schemas.microsoft.com/office/drawing/2016/5/11/chartex" xmlns:cx6="http://schemas.microsoft.com/office/drawing/2016/5/12/chartex" xmlns:cx7="http://schemas.microsoft.com/office/drawing/2016/5/13/chartex" xmlns:cx8="http://schemas.microsoft.com/office/drawing/2016/5/14/chartex" xmlns:mc="http://schemas.openxmlformats.org/markup-compatibility/2006" xmlns:aink="http://schemas.microsoft.com/office/drawing/2016/ink" xmlns:am3d="http://schemas.microsoft.com/office/drawing/2017/model3d" xmlns:o="urn:schemas-microsoft-com:office:office" xmlns:r="http://schemas.openxmlformats.org/officeDocument/2006/relationships" xmlns:m="http://schemas.openxmlformats.org/officeDocument/2006/math" xmlns:v="urn:schemas-microsoft-com:vml" xmlns:wp14="http://schemas.microsoft.com/office/word/2010/wordprocessingDrawing" xmlns:wp="http://schemas.openxmlformats.org/drawingml/2006/wordprocessingDrawing" xmlns:w10="urn:schemas-microsoft-com:office:word" xmlns:w="http://schemas.openxmlformats.org/wordprocessingml/2006/main" xmlns:w14="http://schemas.microsoft.com/office/word/2010/wordml" xmlns:w15="http://schemas.microsoft.com/office/word/2012/wordml" xmlns:w16cex="http://schemas.microsoft.com/office/word/2018/wordml/cex" xmlns:w16cid="http://schemas.microsoft.com/office/word/2016/wordml/cid" xmlns:w16="http://schemas.microsoft.com/office/word/2018/wordml" xmlns:w16sdtdh="http://schemas.microsoft.com/office/word/2020/wordml/sdtdatahash" xmlns:w16se="http://schemas.microsoft.com/office/word/2015/wordml/symex" xmlns:wpg="http://schemas.microsoft.com/office/word/2010/wordprocessingGroup" xmlns:wpi="http://schemas.microsoft.com/office/word/2010/wordprocessingInk" xmlns:wne="http://schemas.microsoft.com/office/word/2006/wordml" xmlns:wps="http://schemas.microsoft.com/office/word/2010/wordprocessingShape" mc:Ignorable="w14 w15 w16se w16cid w16 w16cex w16sdtdh wp14">
+<w:footnotes xmlns:wpc="http://schemas.microsoft.com/office/word/2010/wordprocessingCanvas" xmlns:cx="http://schemas.microsoft.com/office/drawing/2014/chartex" xmlns:mc="http://schemas.openxmlformats.org/markup-compatibility/2006" xmlns:o="urn:schemas-microsoft-com:office:office" xmlns:r="http://schemas.openxmlformats.org/officeDocument/2006/relationships" xmlns:m="http://schemas.openxmlformats.org/officeDocument/2006/math" xmlns:v="urn:schemas-microsoft-com:vml" xmlns:wp14="http://schemas.microsoft.com/office/word/2010/wordprocessingDrawing" xmlns:wp="http://schemas.openxmlformats.org/drawingml/2006/wordprocessingDrawing" xmlns:w10="urn:schemas-microsoft-com:office:word" xmlns:w="http://schemas.openxmlformats.org/wordprocessingml/2006/main" xmlns:w14="http://schemas.microsoft.com/office/word/2010/wordml" xmlns:w15="http://schemas.microsoft.com/office/word/2012/wordml" xmlns:w16se="http://schemas.microsoft.com/office/word/2015/wordml/symex" xmlns:wpg="http://schemas.microsoft.com/office/word/2010/wordprocessingGroup" xmlns:wpi="http://schemas.microsoft.com/office/word/2010/wordprocessingInk" xmlns:wne="http://schemas.microsoft.com/office/word/2006/wordml" xmlns:wps="http://schemas.microsoft.com/office/word/2010/wordprocessingShape" mc:Ignorable="w14 w15 w16se wp14">
   <w:footnote w:type="separator" w:id="-1">
     <w:p>
       <w:pPr>
@@ -4996,8 +10105,129 @@
 </w:footnotes>
 </file>
 
+<file path=word/numbering.xml><?xml version="1.0" encoding="utf-8"?>
+<w:numbering xmlns:wpc="http://schemas.microsoft.com/office/word/2010/wordprocessingCanvas" xmlns:cx="http://schemas.microsoft.com/office/drawing/2014/chartex" xmlns:mc="http://schemas.openxmlformats.org/markup-compatibility/2006" xmlns:o="urn:schemas-microsoft-com:office:office" xmlns:r="http://schemas.openxmlformats.org/officeDocument/2006/relationships" xmlns:m="http://schemas.openxmlformats.org/officeDocument/2006/math" xmlns:v="urn:schemas-microsoft-com:vml" xmlns:wp14="http://schemas.microsoft.com/office/word/2010/wordprocessingDrawing" xmlns:wp="http://schemas.openxmlformats.org/drawingml/2006/wordprocessingDrawing" xmlns:w10="urn:schemas-microsoft-com:office:word" xmlns:w="http://schemas.openxmlformats.org/wordprocessingml/2006/main" xmlns:w14="http://schemas.microsoft.com/office/word/2010/wordml" xmlns:w15="http://schemas.microsoft.com/office/word/2012/wordml" xmlns:w16se="http://schemas.microsoft.com/office/word/2015/wordml/symex" xmlns:wpg="http://schemas.microsoft.com/office/word/2010/wordprocessingGroup" xmlns:wpi="http://schemas.microsoft.com/office/word/2010/wordprocessingInk" xmlns:wne="http://schemas.microsoft.com/office/word/2006/wordml" xmlns:wps="http://schemas.microsoft.com/office/word/2010/wordprocessingShape" mc:Ignorable="w14 w15 w16se wp14">
+  <w:abstractNum w:abstractNumId="0" w15:restartNumberingAfterBreak="0">
+    <w:nsid w:val="FFFFFF89"/>
+    <w:multiLevelType w:val="singleLevel"/>
+    <w:tmpl w:val="947E30BC"/>
+    <w:lvl w:ilvl="0">
+      <w:start w:val="1"/>
+      <w:numFmt w:val="bullet"/>
+      <w:pStyle w:val="a"/>
+      <w:lvlText w:val=""/>
+      <w:lvlJc w:val="left"/>
+      <w:pPr>
+        <w:tabs>
+          <w:tab w:val="num" w:pos="360"/>
+        </w:tabs>
+        <w:ind w:left="360" w:hanging="360"/>
+      </w:pPr>
+      <w:rPr>
+        <w:rFonts w:ascii="Symbol" w:hAnsi="Symbol" w:hint="default"/>
+      </w:rPr>
+    </w:lvl>
+  </w:abstractNum>
+  <w:abstractNum w:abstractNumId="1" w15:restartNumberingAfterBreak="0">
+    <w:nsid w:val="537C03F0"/>
+    <w:multiLevelType w:val="hybridMultilevel"/>
+    <w:tmpl w:val="7BB653D4"/>
+    <w:lvl w:ilvl="0" w:tplc="E86042BC">
+      <w:start w:val="1"/>
+      <w:numFmt w:val="decimal"/>
+      <w:lvlText w:val="%1."/>
+      <w:lvlJc w:val="left"/>
+      <w:pPr>
+        <w:ind w:left="1069" w:hanging="360"/>
+      </w:pPr>
+      <w:rPr>
+        <w:rFonts w:hint="default"/>
+      </w:rPr>
+    </w:lvl>
+    <w:lvl w:ilvl="1" w:tplc="04190019" w:tentative="1">
+      <w:start w:val="1"/>
+      <w:numFmt w:val="lowerLetter"/>
+      <w:lvlText w:val="%2."/>
+      <w:lvlJc w:val="left"/>
+      <w:pPr>
+        <w:ind w:left="1789" w:hanging="360"/>
+      </w:pPr>
+    </w:lvl>
+    <w:lvl w:ilvl="2" w:tplc="0419001B" w:tentative="1">
+      <w:start w:val="1"/>
+      <w:numFmt w:val="lowerRoman"/>
+      <w:lvlText w:val="%3."/>
+      <w:lvlJc w:val="right"/>
+      <w:pPr>
+        <w:ind w:left="2509" w:hanging="180"/>
+      </w:pPr>
+    </w:lvl>
+    <w:lvl w:ilvl="3" w:tplc="0419000F" w:tentative="1">
+      <w:start w:val="1"/>
+      <w:numFmt w:val="decimal"/>
+      <w:lvlText w:val="%4."/>
+      <w:lvlJc w:val="left"/>
+      <w:pPr>
+        <w:ind w:left="3229" w:hanging="360"/>
+      </w:pPr>
+    </w:lvl>
+    <w:lvl w:ilvl="4" w:tplc="04190019" w:tentative="1">
+      <w:start w:val="1"/>
+      <w:numFmt w:val="lowerLetter"/>
+      <w:lvlText w:val="%5."/>
+      <w:lvlJc w:val="left"/>
+      <w:pPr>
+        <w:ind w:left="3949" w:hanging="360"/>
+      </w:pPr>
+    </w:lvl>
+    <w:lvl w:ilvl="5" w:tplc="0419001B" w:tentative="1">
+      <w:start w:val="1"/>
+      <w:numFmt w:val="lowerRoman"/>
+      <w:lvlText w:val="%6."/>
+      <w:lvlJc w:val="right"/>
+      <w:pPr>
+        <w:ind w:left="4669" w:hanging="180"/>
+      </w:pPr>
+    </w:lvl>
+    <w:lvl w:ilvl="6" w:tplc="0419000F" w:tentative="1">
+      <w:start w:val="1"/>
+      <w:numFmt w:val="decimal"/>
+      <w:lvlText w:val="%7."/>
+      <w:lvlJc w:val="left"/>
+      <w:pPr>
+        <w:ind w:left="5389" w:hanging="360"/>
+      </w:pPr>
+    </w:lvl>
+    <w:lvl w:ilvl="7" w:tplc="04190019" w:tentative="1">
+      <w:start w:val="1"/>
+      <w:numFmt w:val="lowerLetter"/>
+      <w:lvlText w:val="%8."/>
+      <w:lvlJc w:val="left"/>
+      <w:pPr>
+        <w:ind w:left="6109" w:hanging="360"/>
+      </w:pPr>
+    </w:lvl>
+    <w:lvl w:ilvl="8" w:tplc="0419001B" w:tentative="1">
+      <w:start w:val="1"/>
+      <w:numFmt w:val="lowerRoman"/>
+      <w:lvlText w:val="%9."/>
+      <w:lvlJc w:val="right"/>
+      <w:pPr>
+        <w:ind w:left="6829" w:hanging="180"/>
+      </w:pPr>
+    </w:lvl>
+  </w:abstractNum>
+  <w:num w:numId="1">
+    <w:abstractNumId w:val="1"/>
+  </w:num>
+  <w:num w:numId="2">
+    <w:abstractNumId w:val="0"/>
+  </w:num>
+</w:numbering>
+</file>
+
 <file path=word/styles.xml><?xml version="1.0" encoding="utf-8"?>
-<w:styles xmlns:mc="http://schemas.openxmlformats.org/markup-compatibility/2006" xmlns:r="http://schemas.openxmlformats.org/officeDocument/2006/relationships" xmlns:w="http://schemas.openxmlformats.org/wordprocessingml/2006/main" xmlns:w14="http://schemas.microsoft.com/office/word/2010/wordml" xmlns:w15="http://schemas.microsoft.com/office/word/2012/wordml" xmlns:w16cex="http://schemas.microsoft.com/office/word/2018/wordml/cex" xmlns:w16cid="http://schemas.microsoft.com/office/word/2016/wordml/cid" xmlns:w16="http://schemas.microsoft.com/office/word/2018/wordml" xmlns:w16sdtdh="http://schemas.microsoft.com/office/word/2020/wordml/sdtdatahash" xmlns:w16se="http://schemas.microsoft.com/office/word/2015/wordml/symex" mc:Ignorable="w14 w15 w16se w16cid w16 w16cex w16sdtdh">
+<w:styles xmlns:mc="http://schemas.openxmlformats.org/markup-compatibility/2006" xmlns:r="http://schemas.openxmlformats.org/officeDocument/2006/relationships" xmlns:w="http://schemas.openxmlformats.org/wordprocessingml/2006/main" xmlns:w14="http://schemas.microsoft.com/office/word/2010/wordml" xmlns:w15="http://schemas.microsoft.com/office/word/2012/wordml" xmlns:w16se="http://schemas.microsoft.com/office/word/2015/wordml/symex" mc:Ignorable="w14 w15 w16se">
   <w:docDefaults>
     <w:rPrDefault>
       <w:rPr>
@@ -5013,7 +10243,7 @@
       </w:pPr>
     </w:pPrDefault>
   </w:docDefaults>
-  <w:latentStyles w:defLockedState="0" w:defUIPriority="99" w:defSemiHidden="0" w:defUnhideWhenUsed="0" w:defQFormat="0" w:count="376">
+  <w:latentStyles w:defLockedState="0" w:defUIPriority="99" w:defSemiHidden="0" w:defUnhideWhenUsed="0" w:defQFormat="0" w:count="371">
     <w:lsdException w:name="Normal" w:uiPriority="0" w:qFormat="1"/>
     <w:lsdException w:name="heading 1" w:uiPriority="9" w:qFormat="1"/>
     <w:lsdException w:name="heading 2" w:semiHidden="1" w:uiPriority="9" w:unhideWhenUsed="1" w:qFormat="1"/>
@@ -5385,13 +10615,8 @@
     <w:lsdException w:name="List Table 5 Dark Accent 6" w:uiPriority="50"/>
     <w:lsdException w:name="List Table 6 Colorful Accent 6" w:uiPriority="51"/>
     <w:lsdException w:name="List Table 7 Colorful Accent 6" w:uiPriority="52"/>
-    <w:lsdException w:name="Mention" w:semiHidden="1" w:unhideWhenUsed="1"/>
-    <w:lsdException w:name="Smart Hyperlink" w:semiHidden="1" w:unhideWhenUsed="1"/>
-    <w:lsdException w:name="Hashtag" w:semiHidden="1" w:unhideWhenUsed="1"/>
-    <w:lsdException w:name="Unresolved Mention" w:semiHidden="1" w:unhideWhenUsed="1"/>
-    <w:lsdException w:name="Smart Link" w:semiHidden="1" w:unhideWhenUsed="1"/>
   </w:latentStyles>
-  <w:style w:type="paragraph" w:default="1" w:styleId="a">
+  <w:style w:type="paragraph" w:default="1" w:styleId="a0">
     <w:name w:val="Normal"/>
     <w:qFormat/>
     <w:rsid w:val="00AC361C"/>
@@ -5405,8 +10630,8 @@
   </w:style>
   <w:style w:type="paragraph" w:styleId="1">
     <w:name w:val="heading 1"/>
-    <w:basedOn w:val="a"/>
-    <w:next w:val="a"/>
+    <w:basedOn w:val="a0"/>
+    <w:next w:val="a0"/>
     <w:link w:val="10"/>
     <w:uiPriority w:val="9"/>
     <w:qFormat/>
@@ -5426,8 +10651,8 @@
   </w:style>
   <w:style w:type="paragraph" w:styleId="2">
     <w:name w:val="heading 2"/>
-    <w:basedOn w:val="a"/>
-    <w:next w:val="a"/>
+    <w:basedOn w:val="a0"/>
+    <w:next w:val="a0"/>
     <w:link w:val="20"/>
     <w:uiPriority w:val="9"/>
     <w:semiHidden/>
@@ -5447,13 +10672,36 @@
       <w:szCs w:val="26"/>
     </w:rPr>
   </w:style>
-  <w:style w:type="character" w:default="1" w:styleId="a0">
+  <w:style w:type="paragraph" w:styleId="3">
+    <w:name w:val="heading 3"/>
+    <w:basedOn w:val="a0"/>
+    <w:next w:val="a0"/>
+    <w:link w:val="30"/>
+    <w:uiPriority w:val="9"/>
+    <w:semiHidden/>
+    <w:unhideWhenUsed/>
+    <w:qFormat/>
+    <w:rsid w:val="007D3AA4"/>
+    <w:pPr>
+      <w:keepNext/>
+      <w:keepLines/>
+      <w:spacing w:before="40" w:after="0"/>
+      <w:outlineLvl w:val="2"/>
+    </w:pPr>
+    <w:rPr>
+      <w:rFonts w:asciiTheme="majorHAnsi" w:eastAsiaTheme="majorEastAsia" w:hAnsiTheme="majorHAnsi" w:cstheme="majorBidi"/>
+      <w:color w:val="1F4D78" w:themeColor="accent1" w:themeShade="7F"/>
+      <w:sz w:val="24"/>
+      <w:szCs w:val="24"/>
+    </w:rPr>
+  </w:style>
+  <w:style w:type="character" w:default="1" w:styleId="a1">
     <w:name w:val="Default Paragraph Font"/>
     <w:uiPriority w:val="1"/>
     <w:semiHidden/>
     <w:unhideWhenUsed/>
   </w:style>
-  <w:style w:type="table" w:default="1" w:styleId="a1">
+  <w:style w:type="table" w:default="1" w:styleId="a2">
     <w:name w:val="Normal Table"/>
     <w:uiPriority w:val="99"/>
     <w:semiHidden/>
@@ -5468,16 +10716,16 @@
       </w:tblCellMar>
     </w:tblPr>
   </w:style>
-  <w:style w:type="numbering" w:default="1" w:styleId="a2">
+  <w:style w:type="numbering" w:default="1" w:styleId="a3">
     <w:name w:val="No List"/>
     <w:uiPriority w:val="99"/>
     <w:semiHidden/>
     <w:unhideWhenUsed/>
   </w:style>
-  <w:style w:type="paragraph" w:customStyle="1" w:styleId="a3">
+  <w:style w:type="paragraph" w:customStyle="1" w:styleId="a4">
     <w:name w:val="ТПУ"/>
-    <w:basedOn w:val="a"/>
-    <w:link w:val="a4"/>
+    <w:basedOn w:val="a0"/>
+    <w:link w:val="a5"/>
     <w:qFormat/>
     <w:rsid w:val="00AB1165"/>
     <w:pPr>
@@ -5491,10 +10739,10 @@
       <w:szCs w:val="28"/>
     </w:rPr>
   </w:style>
-  <w:style w:type="character" w:customStyle="1" w:styleId="a4">
+  <w:style w:type="character" w:customStyle="1" w:styleId="a5">
     <w:name w:val="ТПУ Знак"/>
-    <w:basedOn w:val="a0"/>
-    <w:link w:val="a3"/>
+    <w:basedOn w:val="a1"/>
+    <w:link w:val="a4"/>
     <w:rsid w:val="00AB1165"/>
     <w:rPr>
       <w:rFonts w:ascii="Times New Roman" w:eastAsiaTheme="minorEastAsia" w:hAnsi="Times New Roman" w:cs="Times New Roman"/>
@@ -5505,7 +10753,7 @@
   </w:style>
   <w:style w:type="character" w:customStyle="1" w:styleId="10">
     <w:name w:val="Заголовок 1 Знак"/>
-    <w:basedOn w:val="a0"/>
+    <w:basedOn w:val="a1"/>
     <w:link w:val="1"/>
     <w:uiPriority w:val="9"/>
     <w:rsid w:val="00AB1165"/>
@@ -5517,10 +10765,10 @@
       <w:lang w:eastAsia="ru-RU"/>
     </w:rPr>
   </w:style>
-  <w:style w:type="paragraph" w:styleId="a5">
+  <w:style w:type="paragraph" w:styleId="a6">
     <w:name w:val="TOC Heading"/>
     <w:basedOn w:val="1"/>
-    <w:next w:val="a"/>
+    <w:next w:val="a0"/>
     <w:uiPriority w:val="39"/>
     <w:unhideWhenUsed/>
     <w:qFormat/>
@@ -5530,10 +10778,10 @@
       <w:outlineLvl w:val="9"/>
     </w:pPr>
   </w:style>
-  <w:style w:type="paragraph" w:styleId="a6">
+  <w:style w:type="paragraph" w:styleId="a7">
     <w:name w:val="header"/>
-    <w:basedOn w:val="a"/>
-    <w:link w:val="a7"/>
+    <w:basedOn w:val="a0"/>
+    <w:link w:val="a8"/>
     <w:uiPriority w:val="99"/>
     <w:unhideWhenUsed/>
     <w:rsid w:val="00AB1165"/>
@@ -5545,10 +10793,10 @@
       <w:spacing w:after="0" w:line="240" w:lineRule="auto"/>
     </w:pPr>
   </w:style>
-  <w:style w:type="character" w:customStyle="1" w:styleId="a7">
+  <w:style w:type="character" w:customStyle="1" w:styleId="a8">
     <w:name w:val="Верхний колонтитул Знак"/>
-    <w:basedOn w:val="a0"/>
-    <w:link w:val="a6"/>
+    <w:basedOn w:val="a1"/>
+    <w:link w:val="a7"/>
     <w:uiPriority w:val="99"/>
     <w:rsid w:val="00AB1165"/>
     <w:rPr>
@@ -5556,10 +10804,10 @@
       <w:lang w:eastAsia="ru-RU"/>
     </w:rPr>
   </w:style>
-  <w:style w:type="paragraph" w:styleId="a8">
+  <w:style w:type="paragraph" w:styleId="a9">
     <w:name w:val="footer"/>
-    <w:basedOn w:val="a"/>
-    <w:link w:val="a9"/>
+    <w:basedOn w:val="a0"/>
+    <w:link w:val="aa"/>
     <w:uiPriority w:val="99"/>
     <w:unhideWhenUsed/>
     <w:rsid w:val="00AB1165"/>
@@ -5571,10 +10819,10 @@
       <w:spacing w:after="0" w:line="240" w:lineRule="auto"/>
     </w:pPr>
   </w:style>
-  <w:style w:type="character" w:customStyle="1" w:styleId="a9">
+  <w:style w:type="character" w:customStyle="1" w:styleId="aa">
     <w:name w:val="Нижний колонтитул Знак"/>
-    <w:basedOn w:val="a0"/>
-    <w:link w:val="a8"/>
+    <w:basedOn w:val="a1"/>
+    <w:link w:val="a9"/>
     <w:uiPriority w:val="99"/>
     <w:rsid w:val="00AB1165"/>
     <w:rPr>
@@ -5582,10 +10830,10 @@
       <w:lang w:eastAsia="ru-RU"/>
     </w:rPr>
   </w:style>
-  <w:style w:type="paragraph" w:customStyle="1" w:styleId="aa">
+  <w:style w:type="paragraph" w:customStyle="1" w:styleId="ab">
     <w:name w:val="ТПУ Заголовок"/>
     <w:basedOn w:val="1"/>
-    <w:link w:val="ab"/>
+    <w:link w:val="ac"/>
     <w:qFormat/>
     <w:rsid w:val="00AB1165"/>
     <w:pPr>
@@ -5600,9 +10848,9 @@
       <w:sz w:val="28"/>
     </w:rPr>
   </w:style>
-  <w:style w:type="table" w:styleId="ac">
+  <w:style w:type="table" w:styleId="ad">
     <w:name w:val="Table Grid"/>
-    <w:basedOn w:val="a1"/>
+    <w:basedOn w:val="a2"/>
     <w:uiPriority w:val="39"/>
     <w:rsid w:val="00AB1165"/>
     <w:pPr>
@@ -5625,10 +10873,10 @@
       </w:tblBorders>
     </w:tblPr>
   </w:style>
-  <w:style w:type="character" w:customStyle="1" w:styleId="ab">
+  <w:style w:type="character" w:customStyle="1" w:styleId="ac">
     <w:name w:val="ТПУ Заголовок Знак"/>
     <w:basedOn w:val="10"/>
-    <w:link w:val="aa"/>
+    <w:link w:val="ab"/>
     <w:rsid w:val="00AB1165"/>
     <w:rPr>
       <w:rFonts w:ascii="Times New Roman" w:eastAsiaTheme="majorEastAsia" w:hAnsi="Times New Roman" w:cs="Times New Roman"/>
@@ -5641,7 +10889,7 @@
   </w:style>
   <w:style w:type="character" w:customStyle="1" w:styleId="20">
     <w:name w:val="Заголовок 2 Знак"/>
-    <w:basedOn w:val="a0"/>
+    <w:basedOn w:val="a1"/>
     <w:link w:val="2"/>
     <w:uiPriority w:val="9"/>
     <w:semiHidden/>
@@ -5656,8 +10904,8 @@
   </w:style>
   <w:style w:type="table" w:customStyle="1" w:styleId="11">
     <w:name w:val="Сетка таблицы1"/>
-    <w:basedOn w:val="a1"/>
-    <w:next w:val="ac"/>
+    <w:basedOn w:val="a2"/>
+    <w:next w:val="ad"/>
     <w:uiPriority w:val="59"/>
     <w:rsid w:val="009C648E"/>
     <w:pPr>
@@ -5681,8 +10929,8 @@
   </w:style>
   <w:style w:type="paragraph" w:styleId="12">
     <w:name w:val="toc 1"/>
-    <w:basedOn w:val="a"/>
-    <w:next w:val="a"/>
+    <w:basedOn w:val="a0"/>
+    <w:next w:val="a0"/>
     <w:autoRedefine/>
     <w:uiPriority w:val="39"/>
     <w:unhideWhenUsed/>
@@ -5691,15 +10939,46 @@
       <w:spacing w:after="100"/>
     </w:pPr>
   </w:style>
-  <w:style w:type="character" w:styleId="ad">
+  <w:style w:type="character" w:styleId="ae">
     <w:name w:val="Hyperlink"/>
-    <w:basedOn w:val="a0"/>
+    <w:basedOn w:val="a1"/>
     <w:uiPriority w:val="99"/>
     <w:unhideWhenUsed/>
     <w:rsid w:val="0008472B"/>
     <w:rPr>
       <w:color w:val="0563C1" w:themeColor="hyperlink"/>
       <w:u w:val="single"/>
+    </w:rPr>
+  </w:style>
+  <w:style w:type="character" w:customStyle="1" w:styleId="30">
+    <w:name w:val="Заголовок 3 Знак"/>
+    <w:basedOn w:val="a1"/>
+    <w:link w:val="3"/>
+    <w:uiPriority w:val="9"/>
+    <w:semiHidden/>
+    <w:rsid w:val="007D3AA4"/>
+    <w:rPr>
+      <w:rFonts w:asciiTheme="majorHAnsi" w:eastAsiaTheme="majorEastAsia" w:hAnsiTheme="majorHAnsi" w:cstheme="majorBidi"/>
+      <w:color w:val="1F4D78" w:themeColor="accent1" w:themeShade="7F"/>
+      <w:sz w:val="24"/>
+      <w:szCs w:val="24"/>
+      <w:lang w:eastAsia="ru-RU"/>
+    </w:rPr>
+  </w:style>
+  <w:style w:type="paragraph" w:styleId="a">
+    <w:name w:val="List Bullet"/>
+    <w:basedOn w:val="a0"/>
+    <w:uiPriority w:val="99"/>
+    <w:unhideWhenUsed/>
+    <w:rsid w:val="007D3AA4"/>
+    <w:pPr>
+      <w:numPr>
+        <w:numId w:val="2"/>
+      </w:numPr>
+      <w:contextualSpacing/>
+    </w:pPr>
+    <w:rPr>
+      <w:lang w:val="en-US" w:eastAsia="en-US"/>
     </w:rPr>
   </w:style>
 </w:styles>
@@ -5971,7 +11250,7 @@
 </file>
 
 <file path=customXml/itemProps1.xml><?xml version="1.0" encoding="utf-8"?>
-<ds:datastoreItem xmlns:ds="http://schemas.openxmlformats.org/officeDocument/2006/customXml" ds:itemID="{3E3ABC71-91F7-4E46-BA84-2C08B9CBB299}">
+<ds:datastoreItem xmlns:ds="http://schemas.openxmlformats.org/officeDocument/2006/customXml" ds:itemID="{1272E790-1457-4754-B0C6-15CE24A61598}">
   <ds:schemaRefs>
     <ds:schemaRef ds:uri="http://schemas.openxmlformats.org/officeDocument/2006/bibliography"/>
   </ds:schemaRefs>

--- a/Lab5/Лб 5 UML Дягилев.docx
+++ b/Lab5/Лб 5 UML Дягилев.docx
@@ -1657,10 +1657,10 @@
           <w:noProof/>
         </w:rPr>
         <w:drawing>
-          <wp:inline distT="0" distB="0" distL="0" distR="0" wp14:anchorId="7669C39E" wp14:editId="1D813B6D">
+          <wp:inline distT="0" distB="0" distL="0" distR="0" wp14:anchorId="63BF81D7" wp14:editId="68737F44">
             <wp:extent cx="5940425" cy="3072130"/>
             <wp:effectExtent l="0" t="0" r="3175" b="0"/>
-            <wp:docPr id="10" name="Рисунок 10"/>
+            <wp:docPr id="2" name="Рисунок 2"/>
             <wp:cNvGraphicFramePr>
               <a:graphicFrameLocks xmlns:a="http://schemas.openxmlformats.org/drawingml/2006/main" noChangeAspect="1"/>
             </wp:cNvGraphicFramePr>
@@ -1692,6 +1692,8 @@
           </wp:inline>
         </w:drawing>
       </w:r>
+      <w:bookmarkStart w:id="3" w:name="_GoBack"/>
+      <w:bookmarkEnd w:id="3"/>
     </w:p>
     <w:p>
       <w:pPr>
@@ -1729,11 +1731,11 @@
           <w:numId w:val="1"/>
         </w:numPr>
       </w:pPr>
-      <w:bookmarkStart w:id="3" w:name="_Toc201827282"/>
+      <w:bookmarkStart w:id="4" w:name="_Toc201827282"/>
       <w:r>
         <w:t>Описание классов, образующих связь типа «общее-частное»</w:t>
       </w:r>
-      <w:bookmarkEnd w:id="3"/>
+      <w:bookmarkEnd w:id="4"/>
     </w:p>
     <w:p>
       <w:pPr>
@@ -4955,8 +4957,8 @@
       <w:r>
         <w:rPr>
           <w:rFonts w:ascii="Times New Roman" w:eastAsia="Calibri" w:hAnsi="Times New Roman" w:cs="Times New Roman"/>
-          <w:sz w:val="28"/>
-          <w:lang w:eastAsia="en-US"/>
+          <w:noProof/>
+          <w:sz w:val="28"/>
         </w:rPr>
         <w:drawing>
           <wp:inline distT="0" distB="0" distL="0" distR="0" wp14:anchorId="24528440" wp14:editId="59D3FF28">
@@ -5149,8 +5151,8 @@
       <w:r>
         <w:rPr>
           <w:rFonts w:ascii="Times New Roman" w:eastAsia="Calibri" w:hAnsi="Times New Roman" w:cs="Times New Roman"/>
-          <w:sz w:val="28"/>
-          <w:lang w:eastAsia="en-US"/>
+          <w:noProof/>
+          <w:sz w:val="28"/>
         </w:rPr>
         <w:drawing>
           <wp:inline distT="0" distB="0" distL="0" distR="0" wp14:anchorId="06DF8837" wp14:editId="48795E1A">
@@ -5262,8 +5264,8 @@
       <w:r>
         <w:rPr>
           <w:rFonts w:ascii="Times New Roman" w:eastAsia="Calibri" w:hAnsi="Times New Roman" w:cs="Times New Roman"/>
-          <w:sz w:val="28"/>
-          <w:lang w:eastAsia="en-US"/>
+          <w:noProof/>
+          <w:sz w:val="28"/>
         </w:rPr>
         <w:drawing>
           <wp:inline distT="0" distB="0" distL="0" distR="0" wp14:anchorId="0B254583" wp14:editId="2FE87281">
@@ -5446,8 +5448,8 @@
       <w:r>
         <w:rPr>
           <w:rFonts w:ascii="Times New Roman" w:eastAsia="Calibri" w:hAnsi="Times New Roman" w:cs="Times New Roman"/>
-          <w:sz w:val="28"/>
-          <w:lang w:eastAsia="en-US"/>
+          <w:noProof/>
+          <w:sz w:val="28"/>
         </w:rPr>
         <w:lastRenderedPageBreak/>
         <w:drawing>
@@ -5530,8 +5532,8 @@
       <w:r>
         <w:rPr>
           <w:rFonts w:ascii="Times New Roman" w:eastAsia="Calibri" w:hAnsi="Times New Roman" w:cs="Times New Roman"/>
-          <w:sz w:val="28"/>
-          <w:lang w:eastAsia="en-US"/>
+          <w:noProof/>
+          <w:sz w:val="28"/>
         </w:rPr>
         <w:drawing>
           <wp:inline distT="0" distB="0" distL="0" distR="0" wp14:anchorId="1B466413" wp14:editId="7679DBE1">
@@ -5742,8 +5744,8 @@
       <w:r>
         <w:rPr>
           <w:rFonts w:ascii="Times New Roman" w:eastAsia="Calibri" w:hAnsi="Times New Roman" w:cs="Times New Roman"/>
-          <w:sz w:val="28"/>
-          <w:lang w:eastAsia="en-US"/>
+          <w:noProof/>
+          <w:sz w:val="28"/>
         </w:rPr>
         <w:lastRenderedPageBreak/>
         <w:drawing>
@@ -5932,8 +5934,8 @@
       <w:r>
         <w:rPr>
           <w:rFonts w:ascii="Times New Roman" w:eastAsia="Calibri" w:hAnsi="Times New Roman" w:cs="Times New Roman"/>
-          <w:sz w:val="28"/>
-          <w:lang w:eastAsia="en-US"/>
+          <w:noProof/>
+          <w:sz w:val="28"/>
         </w:rPr>
         <w:drawing>
           <wp:inline distT="0" distB="0" distL="0" distR="0" wp14:anchorId="67E42EA7" wp14:editId="37DEB8FA">
@@ -6031,8 +6033,8 @@
       <w:r>
         <w:rPr>
           <w:rFonts w:ascii="Times New Roman" w:eastAsia="Calibri" w:hAnsi="Times New Roman" w:cs="Times New Roman"/>
-          <w:sz w:val="28"/>
-          <w:lang w:eastAsia="en-US"/>
+          <w:noProof/>
+          <w:sz w:val="28"/>
         </w:rPr>
         <w:lastRenderedPageBreak/>
         <w:drawing>
@@ -6183,6 +6185,9 @@
         <w:jc w:val="center"/>
       </w:pPr>
       <w:r>
+        <w:rPr>
+          <w:noProof/>
+        </w:rPr>
         <w:drawing>
           <wp:inline distT="0" distB="0" distL="0" distR="0" wp14:anchorId="5D0E60F5" wp14:editId="0BAA7365">
             <wp:extent cx="3839111" cy="2162477"/>
@@ -6363,8 +6368,8 @@
       <w:r>
         <w:rPr>
           <w:rFonts w:ascii="Times New Roman" w:eastAsia="Calibri" w:hAnsi="Times New Roman" w:cs="Times New Roman"/>
-          <w:sz w:val="28"/>
-          <w:lang w:eastAsia="en-US"/>
+          <w:noProof/>
+          <w:sz w:val="28"/>
         </w:rPr>
         <w:lastRenderedPageBreak/>
         <w:drawing>
@@ -6463,8 +6468,8 @@
       <w:r>
         <w:rPr>
           <w:rFonts w:ascii="Times New Roman" w:eastAsia="Calibri" w:hAnsi="Times New Roman" w:cs="Times New Roman"/>
-          <w:sz w:val="28"/>
-          <w:lang w:eastAsia="en-US"/>
+          <w:noProof/>
+          <w:sz w:val="28"/>
         </w:rPr>
         <w:drawing>
           <wp:inline distT="0" distB="0" distL="0" distR="0" wp14:anchorId="5157EC78" wp14:editId="35178E5D">
@@ -6563,8 +6568,8 @@
       <w:r>
         <w:rPr>
           <w:rFonts w:ascii="Times New Roman" w:eastAsia="Calibri" w:hAnsi="Times New Roman" w:cs="Times New Roman"/>
-          <w:sz w:val="28"/>
-          <w:lang w:eastAsia="en-US"/>
+          <w:noProof/>
+          <w:sz w:val="28"/>
         </w:rPr>
         <w:lastRenderedPageBreak/>
         <w:drawing>
@@ -6663,8 +6668,8 @@
       <w:r>
         <w:rPr>
           <w:rFonts w:ascii="Times New Roman" w:eastAsia="Calibri" w:hAnsi="Times New Roman" w:cs="Times New Roman"/>
-          <w:sz w:val="28"/>
-          <w:lang w:eastAsia="en-US"/>
+          <w:noProof/>
+          <w:sz w:val="28"/>
         </w:rPr>
         <w:drawing>
           <wp:inline distT="0" distB="0" distL="0" distR="0" wp14:anchorId="4123B9BC" wp14:editId="129948C7">
@@ -6836,8 +6841,8 @@
       <w:r>
         <w:rPr>
           <w:rFonts w:ascii="Times New Roman" w:eastAsia="Calibri" w:hAnsi="Times New Roman" w:cs="Times New Roman"/>
-          <w:sz w:val="28"/>
-          <w:lang w:val="en-US" w:eastAsia="en-US"/>
+          <w:noProof/>
+          <w:sz w:val="28"/>
         </w:rPr>
         <w:lastRenderedPageBreak/>
         <w:drawing>
@@ -6936,8 +6941,8 @@
       <w:r>
         <w:rPr>
           <w:rFonts w:ascii="Times New Roman" w:eastAsia="Calibri" w:hAnsi="Times New Roman" w:cs="Times New Roman"/>
-          <w:sz w:val="28"/>
-          <w:lang w:val="en-US" w:eastAsia="en-US"/>
+          <w:noProof/>
+          <w:sz w:val="28"/>
         </w:rPr>
         <w:drawing>
           <wp:inline distT="0" distB="0" distL="0" distR="0" wp14:anchorId="43E5FC57" wp14:editId="690E6600">
@@ -7124,8 +7129,8 @@
       <w:r>
         <w:rPr>
           <w:rFonts w:ascii="Times New Roman" w:eastAsia="Calibri" w:hAnsi="Times New Roman" w:cs="Times New Roman"/>
-          <w:sz w:val="28"/>
-          <w:lang w:val="en-US" w:eastAsia="en-US"/>
+          <w:noProof/>
+          <w:sz w:val="28"/>
         </w:rPr>
         <w:lastRenderedPageBreak/>
         <w:drawing>
@@ -7213,8 +7218,8 @@
       <w:r>
         <w:rPr>
           <w:rFonts w:ascii="Times New Roman" w:eastAsia="Calibri" w:hAnsi="Times New Roman" w:cs="Times New Roman"/>
-          <w:sz w:val="28"/>
-          <w:lang w:eastAsia="en-US"/>
+          <w:noProof/>
+          <w:sz w:val="28"/>
         </w:rPr>
         <w:drawing>
           <wp:inline distT="0" distB="0" distL="0" distR="0" wp14:anchorId="64537BBB" wp14:editId="71BEAB9E">
@@ -7312,8 +7317,8 @@
       <w:r>
         <w:rPr>
           <w:rFonts w:ascii="Times New Roman" w:eastAsia="Calibri" w:hAnsi="Times New Roman" w:cs="Times New Roman"/>
-          <w:sz w:val="28"/>
-          <w:lang w:val="en-US" w:eastAsia="en-US"/>
+          <w:noProof/>
+          <w:sz w:val="28"/>
         </w:rPr>
         <w:lastRenderedPageBreak/>
         <w:drawing>
@@ -7474,8 +7479,8 @@
       <w:r>
         <w:rPr>
           <w:rFonts w:ascii="Times New Roman" w:eastAsia="Calibri" w:hAnsi="Times New Roman" w:cs="Times New Roman"/>
-          <w:sz w:val="28"/>
-          <w:lang w:eastAsia="en-US"/>
+          <w:noProof/>
+          <w:sz w:val="28"/>
         </w:rPr>
         <w:drawing>
           <wp:inline distT="0" distB="0" distL="0" distR="0" wp14:anchorId="787CDE19" wp14:editId="69614EF4">
@@ -7562,8 +7567,8 @@
       <w:r>
         <w:rPr>
           <w:rFonts w:ascii="Times New Roman" w:eastAsia="Calibri" w:hAnsi="Times New Roman" w:cs="Times New Roman"/>
-          <w:sz w:val="28"/>
-          <w:lang w:val="en-US" w:eastAsia="en-US"/>
+          <w:noProof/>
+          <w:sz w:val="28"/>
         </w:rPr>
         <w:lastRenderedPageBreak/>
         <w:drawing>
@@ -7715,8 +7720,8 @@
       <w:r>
         <w:rPr>
           <w:rFonts w:ascii="Times New Roman" w:eastAsia="Calibri" w:hAnsi="Times New Roman" w:cs="Times New Roman"/>
-          <w:sz w:val="28"/>
-          <w:lang w:val="en-US" w:eastAsia="en-US"/>
+          <w:noProof/>
+          <w:sz w:val="28"/>
         </w:rPr>
         <w:drawing>
           <wp:inline distT="0" distB="0" distL="0" distR="0" wp14:anchorId="316A2173" wp14:editId="4F920222">
@@ -7803,8 +7808,8 @@
       <w:r>
         <w:rPr>
           <w:rFonts w:ascii="Times New Roman" w:eastAsia="Calibri" w:hAnsi="Times New Roman" w:cs="Times New Roman"/>
-          <w:sz w:val="28"/>
-          <w:lang w:eastAsia="en-US"/>
+          <w:noProof/>
+          <w:sz w:val="28"/>
         </w:rPr>
         <w:lastRenderedPageBreak/>
         <w:drawing>
@@ -7940,8 +7945,8 @@
       <w:r>
         <w:rPr>
           <w:rFonts w:ascii="Times New Roman" w:eastAsia="Calibri" w:hAnsi="Times New Roman" w:cs="Times New Roman"/>
-          <w:sz w:val="28"/>
-          <w:lang w:eastAsia="en-US"/>
+          <w:noProof/>
+          <w:sz w:val="28"/>
         </w:rPr>
         <w:drawing>
           <wp:inline distT="0" distB="0" distL="0" distR="0" wp14:anchorId="55DB40AD" wp14:editId="574D17D8">
@@ -8059,23 +8064,7 @@
           <w:sz w:val="28"/>
           <w:lang w:eastAsia="en-US"/>
         </w:rPr>
-        <w:t>Для загрузки данных в таблицу необходимо нажать на соответствующую кнопку (рисунок 2</w:t>
-      </w:r>
-      <w:r>
-        <w:rPr>
-          <w:rFonts w:ascii="Times New Roman" w:eastAsia="Calibri" w:hAnsi="Times New Roman" w:cs="Times New Roman"/>
-          <w:sz w:val="28"/>
-          <w:lang w:eastAsia="en-US"/>
-        </w:rPr>
-        <w:t>6</w:t>
-      </w:r>
-      <w:r>
-        <w:rPr>
-          <w:rFonts w:ascii="Times New Roman" w:eastAsia="Calibri" w:hAnsi="Times New Roman" w:cs="Times New Roman"/>
-          <w:sz w:val="28"/>
-          <w:lang w:eastAsia="en-US"/>
-        </w:rPr>
-        <w:t>).</w:t>
+        <w:t>Для загрузки данных в таблицу необходимо нажать на соответствующую кнопку (рисунок 26).</w:t>
       </w:r>
     </w:p>
     <w:p>
@@ -8091,8 +8080,8 @@
       <w:r>
         <w:rPr>
           <w:rFonts w:ascii="Times New Roman" w:eastAsia="Calibri" w:hAnsi="Times New Roman" w:cs="Times New Roman"/>
-          <w:sz w:val="28"/>
-          <w:lang w:eastAsia="en-US"/>
+          <w:noProof/>
+          <w:sz w:val="28"/>
         </w:rPr>
         <w:lastRenderedPageBreak/>
         <w:drawing>
@@ -8272,8 +8261,8 @@
       <w:r>
         <w:rPr>
           <w:rFonts w:ascii="Times New Roman" w:eastAsia="Calibri" w:hAnsi="Times New Roman" w:cs="Times New Roman"/>
-          <w:sz w:val="28"/>
-          <w:lang w:eastAsia="en-US"/>
+          <w:noProof/>
+          <w:sz w:val="28"/>
         </w:rPr>
         <w:drawing>
           <wp:inline distT="0" distB="0" distL="0" distR="0" wp14:anchorId="144B9EC8" wp14:editId="7A8346C7">
@@ -8372,8 +8361,8 @@
       <w:r>
         <w:rPr>
           <w:rFonts w:ascii="Times New Roman" w:eastAsia="Calibri" w:hAnsi="Times New Roman" w:cs="Times New Roman"/>
-          <w:sz w:val="28"/>
-          <w:lang w:eastAsia="en-US"/>
+          <w:noProof/>
+          <w:sz w:val="28"/>
         </w:rPr>
         <w:drawing>
           <wp:inline distT="0" distB="0" distL="0" distR="0" wp14:anchorId="02DBDE7D" wp14:editId="47F31D81">
@@ -8471,8 +8460,8 @@
       <w:r>
         <w:rPr>
           <w:rFonts w:ascii="Times New Roman" w:eastAsia="Calibri" w:hAnsi="Times New Roman" w:cs="Times New Roman"/>
-          <w:sz w:val="28"/>
-          <w:lang w:eastAsia="en-US"/>
+          <w:noProof/>
+          <w:sz w:val="28"/>
         </w:rPr>
         <w:drawing>
           <wp:inline distT="0" distB="0" distL="0" distR="0" wp14:anchorId="7FCB418D" wp14:editId="339EAB9E">
@@ -8590,23 +8579,7 @@
           <w:sz w:val="28"/>
           <w:lang w:eastAsia="en-US"/>
         </w:rPr>
-        <w:t xml:space="preserve"> схема файла не соответствует установленному формату, появится соответствующее сообщение (рисунок </w:t>
-      </w:r>
-      <w:r>
-        <w:rPr>
-          <w:rFonts w:ascii="Times New Roman" w:eastAsia="Calibri" w:hAnsi="Times New Roman" w:cs="Times New Roman"/>
-          <w:sz w:val="28"/>
-          <w:lang w:eastAsia="en-US"/>
-        </w:rPr>
-        <w:t>30</w:t>
-      </w:r>
-      <w:r>
-        <w:rPr>
-          <w:rFonts w:ascii="Times New Roman" w:eastAsia="Calibri" w:hAnsi="Times New Roman" w:cs="Times New Roman"/>
-          <w:sz w:val="28"/>
-          <w:lang w:eastAsia="en-US"/>
-        </w:rPr>
-        <w:t>).</w:t>
+        <w:t xml:space="preserve"> схема файла не соответствует установленному формату, появится соответствующее сообщение (рисунок 30).</w:t>
       </w:r>
     </w:p>
     <w:p>
@@ -8701,7 +8674,7 @@
         <w:rPr>
           <w:rFonts w:ascii="Times New Roman" w:eastAsia="Calibri" w:hAnsi="Times New Roman" w:cs="Times New Roman"/>
           <w:sz w:val="28"/>
-          <w:lang w:val="en-US" w:eastAsia="en-US"/>
+          <w:lang w:eastAsia="en-US"/>
         </w:rPr>
         <w:t>30</w:t>
       </w:r>
@@ -8738,8 +8711,8 @@
           <w:lang w:eastAsia="en-US"/>
         </w:rPr>
       </w:pPr>
-      <w:bookmarkStart w:id="4" w:name="_Toc74829070"/>
-      <w:bookmarkStart w:id="5" w:name="_Toc74956679"/>
+      <w:bookmarkStart w:id="5" w:name="_Toc74829070"/>
+      <w:bookmarkStart w:id="6" w:name="_Toc74956679"/>
       <w:r>
         <w:rPr>
           <w:rFonts w:ascii="Times New Roman" w:eastAsia="Calibri" w:hAnsi="Times New Roman" w:cs="Times New Roman"/>
@@ -8750,8 +8723,8 @@
         </w:rPr>
         <w:t>ПРИЛОЖЕНИЕ А</w:t>
       </w:r>
-      <w:bookmarkEnd w:id="4"/>
       <w:bookmarkEnd w:id="5"/>
+      <w:bookmarkEnd w:id="6"/>
     </w:p>
     <w:p>
       <w:pPr>
@@ -9892,12 +9865,7 @@
         <w:t>Windows 10, версия 18</w:t>
       </w:r>
       <w:r>
-        <w:t>03 (Ap</w:t>
-      </w:r>
-      <w:bookmarkStart w:id="6" w:name="_GoBack"/>
-      <w:bookmarkEnd w:id="6"/>
-      <w:r>
-        <w:t>ril 2018 Update) или выше</w:t>
+        <w:t>03 (April 2018 Update) или выше</w:t>
       </w:r>
       <w:r>
         <w:t>.</w:t>
@@ -9974,7 +9942,7 @@
     </w:p>
     <w:p>
       <w:pPr>
-        <w:pStyle w:val="ab"/>
+        <w:pStyle w:val="a4"/>
       </w:pPr>
     </w:p>
     <w:sectPr>
@@ -10061,7 +10029,7 @@
             <w:rFonts w:ascii="Times New Roman" w:hAnsi="Times New Roman" w:cs="Times New Roman"/>
             <w:noProof/>
           </w:rPr>
-          <w:t>23</w:t>
+          <w:t>5</w:t>
         </w:r>
         <w:r>
           <w:rPr>
@@ -11250,7 +11218,7 @@
 </file>
 
 <file path=customXml/itemProps1.xml><?xml version="1.0" encoding="utf-8"?>
-<ds:datastoreItem xmlns:ds="http://schemas.openxmlformats.org/officeDocument/2006/customXml" ds:itemID="{1272E790-1457-4754-B0C6-15CE24A61598}">
+<ds:datastoreItem xmlns:ds="http://schemas.openxmlformats.org/officeDocument/2006/customXml" ds:itemID="{729AC693-C957-4F32-9289-B6E4C2874006}">
   <ds:schemaRefs>
     <ds:schemaRef ds:uri="http://schemas.openxmlformats.org/officeDocument/2006/bibliography"/>
   </ds:schemaRefs>

--- a/Lab5/Лб 5 UML Дягилев.docx
+++ b/Lab5/Лб 5 UML Дягилев.docx
@@ -1046,7 +1046,7 @@
             </w:rPr>
             <w:fldChar w:fldCharType="separate"/>
           </w:r>
-          <w:hyperlink w:anchor="_Toc201827279" w:history="1">
+          <w:hyperlink w:anchor="_Toc201824890" w:history="1">
             <w:r>
               <w:rPr>
                 <w:rStyle w:val="ae"/>
@@ -1085,7 +1085,7 @@
                 <w:sz w:val="28"/>
                 <w:szCs w:val="28"/>
               </w:rPr>
-              <w:instrText xml:space="preserve"> PAGEREF _Toc201827279 \h </w:instrText>
+              <w:instrText xml:space="preserve"> PAGEREF _Toc201824890 \h </w:instrText>
             </w:r>
             <w:r>
               <w:rPr>
@@ -1115,6 +1115,618 @@
                 <w:szCs w:val="28"/>
               </w:rPr>
               <w:t>3</w:t>
+            </w:r>
+            <w:r>
+              <w:rPr>
+                <w:rFonts w:ascii="Times New Roman" w:hAnsi="Times New Roman" w:cs="Times New Roman"/>
+                <w:noProof/>
+                <w:webHidden/>
+                <w:sz w:val="28"/>
+                <w:szCs w:val="28"/>
+              </w:rPr>
+              <w:fldChar w:fldCharType="end"/>
+            </w:r>
+          </w:hyperlink>
+        </w:p>
+        <w:p>
+          <w:pPr>
+            <w:pStyle w:val="12"/>
+            <w:tabs>
+              <w:tab w:val="left" w:pos="440"/>
+              <w:tab w:val="right" w:leader="dot" w:pos="9345"/>
+            </w:tabs>
+            <w:rPr>
+              <w:rFonts w:ascii="Times New Roman" w:hAnsi="Times New Roman" w:cs="Times New Roman"/>
+              <w:noProof/>
+              <w:sz w:val="28"/>
+              <w:szCs w:val="28"/>
+            </w:rPr>
+          </w:pPr>
+          <w:hyperlink w:anchor="_Toc201824891" w:history="1">
+            <w:r>
+              <w:rPr>
+                <w:rStyle w:val="ae"/>
+                <w:rFonts w:ascii="Times New Roman" w:hAnsi="Times New Roman" w:cs="Times New Roman"/>
+                <w:noProof/>
+                <w:sz w:val="28"/>
+                <w:szCs w:val="28"/>
+              </w:rPr>
+              <w:t>1.</w:t>
+            </w:r>
+            <w:r>
+              <w:rPr>
+                <w:rFonts w:ascii="Times New Roman" w:hAnsi="Times New Roman" w:cs="Times New Roman"/>
+                <w:noProof/>
+                <w:sz w:val="28"/>
+                <w:szCs w:val="28"/>
+              </w:rPr>
+              <w:tab/>
+            </w:r>
+            <w:r>
+              <w:rPr>
+                <w:rStyle w:val="ae"/>
+                <w:rFonts w:ascii="Times New Roman" w:hAnsi="Times New Roman" w:cs="Times New Roman"/>
+                <w:noProof/>
+                <w:sz w:val="28"/>
+                <w:szCs w:val="28"/>
+                <w:lang w:val="en-US"/>
+              </w:rPr>
+              <w:t xml:space="preserve">UML </w:t>
+            </w:r>
+            <w:r>
+              <w:rPr>
+                <w:rStyle w:val="ae"/>
+                <w:rFonts w:ascii="Times New Roman" w:hAnsi="Times New Roman" w:cs="Times New Roman"/>
+                <w:noProof/>
+                <w:sz w:val="28"/>
+                <w:szCs w:val="28"/>
+              </w:rPr>
+              <w:t>диаграмма вариантов использования</w:t>
+            </w:r>
+            <w:r>
+              <w:rPr>
+                <w:rFonts w:ascii="Times New Roman" w:hAnsi="Times New Roman" w:cs="Times New Roman"/>
+                <w:noProof/>
+                <w:webHidden/>
+                <w:sz w:val="28"/>
+                <w:szCs w:val="28"/>
+              </w:rPr>
+              <w:tab/>
+            </w:r>
+            <w:r>
+              <w:rPr>
+                <w:rFonts w:ascii="Times New Roman" w:hAnsi="Times New Roman" w:cs="Times New Roman"/>
+                <w:noProof/>
+                <w:webHidden/>
+                <w:sz w:val="28"/>
+                <w:szCs w:val="28"/>
+              </w:rPr>
+              <w:fldChar w:fldCharType="begin"/>
+            </w:r>
+            <w:r>
+              <w:rPr>
+                <w:rFonts w:ascii="Times New Roman" w:hAnsi="Times New Roman" w:cs="Times New Roman"/>
+                <w:noProof/>
+                <w:webHidden/>
+                <w:sz w:val="28"/>
+                <w:szCs w:val="28"/>
+              </w:rPr>
+              <w:instrText xml:space="preserve"> PAGEREF _Toc201824891 \h </w:instrText>
+            </w:r>
+            <w:r>
+              <w:rPr>
+                <w:rFonts w:ascii="Times New Roman" w:hAnsi="Times New Roman" w:cs="Times New Roman"/>
+                <w:noProof/>
+                <w:webHidden/>
+                <w:sz w:val="28"/>
+                <w:szCs w:val="28"/>
+              </w:rPr>
+            </w:r>
+            <w:r>
+              <w:rPr>
+                <w:rFonts w:ascii="Times New Roman" w:hAnsi="Times New Roman" w:cs="Times New Roman"/>
+                <w:noProof/>
+                <w:webHidden/>
+                <w:sz w:val="28"/>
+                <w:szCs w:val="28"/>
+              </w:rPr>
+              <w:fldChar w:fldCharType="separate"/>
+            </w:r>
+            <w:r>
+              <w:rPr>
+                <w:rFonts w:ascii="Times New Roman" w:hAnsi="Times New Roman" w:cs="Times New Roman"/>
+                <w:noProof/>
+                <w:webHidden/>
+                <w:sz w:val="28"/>
+                <w:szCs w:val="28"/>
+              </w:rPr>
+              <w:t>3</w:t>
+            </w:r>
+            <w:r>
+              <w:rPr>
+                <w:rFonts w:ascii="Times New Roman" w:hAnsi="Times New Roman" w:cs="Times New Roman"/>
+                <w:noProof/>
+                <w:webHidden/>
+                <w:sz w:val="28"/>
+                <w:szCs w:val="28"/>
+              </w:rPr>
+              <w:fldChar w:fldCharType="end"/>
+            </w:r>
+          </w:hyperlink>
+        </w:p>
+        <w:p>
+          <w:pPr>
+            <w:pStyle w:val="12"/>
+            <w:tabs>
+              <w:tab w:val="left" w:pos="440"/>
+              <w:tab w:val="right" w:leader="dot" w:pos="9345"/>
+            </w:tabs>
+            <w:rPr>
+              <w:rFonts w:ascii="Times New Roman" w:hAnsi="Times New Roman" w:cs="Times New Roman"/>
+              <w:noProof/>
+              <w:sz w:val="28"/>
+              <w:szCs w:val="28"/>
+            </w:rPr>
+          </w:pPr>
+          <w:hyperlink w:anchor="_Toc201824892" w:history="1">
+            <w:r>
+              <w:rPr>
+                <w:rStyle w:val="ae"/>
+                <w:rFonts w:ascii="Times New Roman" w:hAnsi="Times New Roman" w:cs="Times New Roman"/>
+                <w:bCs/>
+                <w:noProof/>
+                <w:sz w:val="28"/>
+                <w:szCs w:val="28"/>
+              </w:rPr>
+              <w:t>2.</w:t>
+            </w:r>
+            <w:r>
+              <w:rPr>
+                <w:rFonts w:ascii="Times New Roman" w:hAnsi="Times New Roman" w:cs="Times New Roman"/>
+                <w:noProof/>
+                <w:sz w:val="28"/>
+                <w:szCs w:val="28"/>
+              </w:rPr>
+              <w:tab/>
+            </w:r>
+            <w:r>
+              <w:rPr>
+                <w:rStyle w:val="ae"/>
+                <w:rFonts w:ascii="Times New Roman" w:hAnsi="Times New Roman" w:cs="Times New Roman"/>
+                <w:bCs/>
+                <w:noProof/>
+                <w:sz w:val="28"/>
+                <w:szCs w:val="28"/>
+                <w:lang w:val="en-US"/>
+              </w:rPr>
+              <w:t>UML</w:t>
+            </w:r>
+            <w:r>
+              <w:rPr>
+                <w:rStyle w:val="ae"/>
+                <w:rFonts w:ascii="Times New Roman" w:hAnsi="Times New Roman" w:cs="Times New Roman"/>
+                <w:bCs/>
+                <w:noProof/>
+                <w:sz w:val="28"/>
+                <w:szCs w:val="28"/>
+              </w:rPr>
+              <w:t xml:space="preserve"> диаграмма классов</w:t>
+            </w:r>
+            <w:r>
+              <w:rPr>
+                <w:rFonts w:ascii="Times New Roman" w:hAnsi="Times New Roman" w:cs="Times New Roman"/>
+                <w:noProof/>
+                <w:webHidden/>
+                <w:sz w:val="28"/>
+                <w:szCs w:val="28"/>
+              </w:rPr>
+              <w:tab/>
+            </w:r>
+            <w:r>
+              <w:rPr>
+                <w:rFonts w:ascii="Times New Roman" w:hAnsi="Times New Roman" w:cs="Times New Roman"/>
+                <w:noProof/>
+                <w:webHidden/>
+                <w:sz w:val="28"/>
+                <w:szCs w:val="28"/>
+              </w:rPr>
+              <w:fldChar w:fldCharType="begin"/>
+            </w:r>
+            <w:r>
+              <w:rPr>
+                <w:rFonts w:ascii="Times New Roman" w:hAnsi="Times New Roman" w:cs="Times New Roman"/>
+                <w:noProof/>
+                <w:webHidden/>
+                <w:sz w:val="28"/>
+                <w:szCs w:val="28"/>
+              </w:rPr>
+              <w:instrText xml:space="preserve"> PAGEREF _Toc201824892 \h </w:instrText>
+            </w:r>
+            <w:r>
+              <w:rPr>
+                <w:rFonts w:ascii="Times New Roman" w:hAnsi="Times New Roman" w:cs="Times New Roman"/>
+                <w:noProof/>
+                <w:webHidden/>
+                <w:sz w:val="28"/>
+                <w:szCs w:val="28"/>
+              </w:rPr>
+            </w:r>
+            <w:r>
+              <w:rPr>
+                <w:rFonts w:ascii="Times New Roman" w:hAnsi="Times New Roman" w:cs="Times New Roman"/>
+                <w:noProof/>
+                <w:webHidden/>
+                <w:sz w:val="28"/>
+                <w:szCs w:val="28"/>
+              </w:rPr>
+              <w:fldChar w:fldCharType="separate"/>
+            </w:r>
+            <w:r>
+              <w:rPr>
+                <w:rFonts w:ascii="Times New Roman" w:hAnsi="Times New Roman" w:cs="Times New Roman"/>
+                <w:noProof/>
+                <w:webHidden/>
+                <w:sz w:val="28"/>
+                <w:szCs w:val="28"/>
+              </w:rPr>
+              <w:t>4</w:t>
+            </w:r>
+            <w:r>
+              <w:rPr>
+                <w:rFonts w:ascii="Times New Roman" w:hAnsi="Times New Roman" w:cs="Times New Roman"/>
+                <w:noProof/>
+                <w:webHidden/>
+                <w:sz w:val="28"/>
+                <w:szCs w:val="28"/>
+              </w:rPr>
+              <w:fldChar w:fldCharType="end"/>
+            </w:r>
+          </w:hyperlink>
+        </w:p>
+        <w:p>
+          <w:pPr>
+            <w:pStyle w:val="12"/>
+            <w:tabs>
+              <w:tab w:val="left" w:pos="440"/>
+              <w:tab w:val="right" w:leader="dot" w:pos="9345"/>
+            </w:tabs>
+            <w:rPr>
+              <w:rFonts w:ascii="Times New Roman" w:hAnsi="Times New Roman" w:cs="Times New Roman"/>
+              <w:noProof/>
+              <w:sz w:val="28"/>
+              <w:szCs w:val="28"/>
+            </w:rPr>
+          </w:pPr>
+          <w:hyperlink w:anchor="_Toc201824893" w:history="1">
+            <w:r>
+              <w:rPr>
+                <w:rStyle w:val="ae"/>
+                <w:rFonts w:ascii="Times New Roman" w:hAnsi="Times New Roman" w:cs="Times New Roman"/>
+                <w:noProof/>
+                <w:sz w:val="28"/>
+                <w:szCs w:val="28"/>
+              </w:rPr>
+              <w:t>3.</w:t>
+            </w:r>
+            <w:r>
+              <w:rPr>
+                <w:rFonts w:ascii="Times New Roman" w:hAnsi="Times New Roman" w:cs="Times New Roman"/>
+                <w:noProof/>
+                <w:sz w:val="28"/>
+                <w:szCs w:val="28"/>
+              </w:rPr>
+              <w:tab/>
+            </w:r>
+            <w:r>
+              <w:rPr>
+                <w:rStyle w:val="ae"/>
+                <w:rFonts w:ascii="Times New Roman" w:hAnsi="Times New Roman" w:cs="Times New Roman"/>
+                <w:noProof/>
+                <w:sz w:val="28"/>
+                <w:szCs w:val="28"/>
+              </w:rPr>
+              <w:t>Описание классов, образующих связь типа «общее-частное»</w:t>
+            </w:r>
+            <w:r>
+              <w:rPr>
+                <w:rFonts w:ascii="Times New Roman" w:hAnsi="Times New Roman" w:cs="Times New Roman"/>
+                <w:noProof/>
+                <w:webHidden/>
+                <w:sz w:val="28"/>
+                <w:szCs w:val="28"/>
+              </w:rPr>
+              <w:tab/>
+            </w:r>
+            <w:r>
+              <w:rPr>
+                <w:rFonts w:ascii="Times New Roman" w:hAnsi="Times New Roman" w:cs="Times New Roman"/>
+                <w:noProof/>
+                <w:webHidden/>
+                <w:sz w:val="28"/>
+                <w:szCs w:val="28"/>
+              </w:rPr>
+              <w:fldChar w:fldCharType="begin"/>
+            </w:r>
+            <w:r>
+              <w:rPr>
+                <w:rFonts w:ascii="Times New Roman" w:hAnsi="Times New Roman" w:cs="Times New Roman"/>
+                <w:noProof/>
+                <w:webHidden/>
+                <w:sz w:val="28"/>
+                <w:szCs w:val="28"/>
+              </w:rPr>
+              <w:instrText xml:space="preserve"> PAGEREF _Toc201824893 \h </w:instrText>
+            </w:r>
+            <w:r>
+              <w:rPr>
+                <w:rFonts w:ascii="Times New Roman" w:hAnsi="Times New Roman" w:cs="Times New Roman"/>
+                <w:noProof/>
+                <w:webHidden/>
+                <w:sz w:val="28"/>
+                <w:szCs w:val="28"/>
+              </w:rPr>
+            </w:r>
+            <w:r>
+              <w:rPr>
+                <w:rFonts w:ascii="Times New Roman" w:hAnsi="Times New Roman" w:cs="Times New Roman"/>
+                <w:noProof/>
+                <w:webHidden/>
+                <w:sz w:val="28"/>
+                <w:szCs w:val="28"/>
+              </w:rPr>
+              <w:fldChar w:fldCharType="separate"/>
+            </w:r>
+            <w:r>
+              <w:rPr>
+                <w:rFonts w:ascii="Times New Roman" w:hAnsi="Times New Roman" w:cs="Times New Roman"/>
+                <w:noProof/>
+                <w:webHidden/>
+                <w:sz w:val="28"/>
+                <w:szCs w:val="28"/>
+              </w:rPr>
+              <w:t>4</w:t>
+            </w:r>
+            <w:r>
+              <w:rPr>
+                <w:rFonts w:ascii="Times New Roman" w:hAnsi="Times New Roman" w:cs="Times New Roman"/>
+                <w:noProof/>
+                <w:webHidden/>
+                <w:sz w:val="28"/>
+                <w:szCs w:val="28"/>
+              </w:rPr>
+              <w:fldChar w:fldCharType="end"/>
+            </w:r>
+          </w:hyperlink>
+        </w:p>
+        <w:p>
+          <w:pPr>
+            <w:pStyle w:val="12"/>
+            <w:tabs>
+              <w:tab w:val="left" w:pos="440"/>
+              <w:tab w:val="right" w:leader="dot" w:pos="9345"/>
+            </w:tabs>
+            <w:rPr>
+              <w:rFonts w:ascii="Times New Roman" w:hAnsi="Times New Roman" w:cs="Times New Roman"/>
+              <w:noProof/>
+              <w:sz w:val="28"/>
+              <w:szCs w:val="28"/>
+            </w:rPr>
+          </w:pPr>
+          <w:hyperlink w:anchor="_Toc201824894" w:history="1">
+            <w:r>
+              <w:rPr>
+                <w:rStyle w:val="ae"/>
+                <w:rFonts w:ascii="Times New Roman" w:hAnsi="Times New Roman" w:cs="Times New Roman"/>
+                <w:noProof/>
+                <w:sz w:val="28"/>
+                <w:szCs w:val="28"/>
+                <w:lang w:val="en-US"/>
+              </w:rPr>
+              <w:t>4.</w:t>
+            </w:r>
+            <w:r>
+              <w:rPr>
+                <w:rFonts w:ascii="Times New Roman" w:hAnsi="Times New Roman" w:cs="Times New Roman"/>
+                <w:noProof/>
+                <w:sz w:val="28"/>
+                <w:szCs w:val="28"/>
+              </w:rPr>
+              <w:tab/>
+            </w:r>
+            <w:r>
+              <w:rPr>
+                <w:rStyle w:val="ae"/>
+                <w:rFonts w:ascii="Times New Roman" w:hAnsi="Times New Roman" w:cs="Times New Roman"/>
+                <w:noProof/>
+                <w:sz w:val="28"/>
+                <w:szCs w:val="28"/>
+              </w:rPr>
+              <w:t xml:space="preserve">Дерево ветвлений </w:t>
+            </w:r>
+            <w:r>
+              <w:rPr>
+                <w:rStyle w:val="ae"/>
+                <w:rFonts w:ascii="Times New Roman" w:hAnsi="Times New Roman" w:cs="Times New Roman"/>
+                <w:noProof/>
+                <w:sz w:val="28"/>
+                <w:szCs w:val="28"/>
+                <w:lang w:val="en-US"/>
+              </w:rPr>
+              <w:t>Git</w:t>
+            </w:r>
+            <w:r>
+              <w:rPr>
+                <w:rFonts w:ascii="Times New Roman" w:hAnsi="Times New Roman" w:cs="Times New Roman"/>
+                <w:noProof/>
+                <w:webHidden/>
+                <w:sz w:val="28"/>
+                <w:szCs w:val="28"/>
+              </w:rPr>
+              <w:tab/>
+            </w:r>
+            <w:r>
+              <w:rPr>
+                <w:rFonts w:ascii="Times New Roman" w:hAnsi="Times New Roman" w:cs="Times New Roman"/>
+                <w:noProof/>
+                <w:webHidden/>
+                <w:sz w:val="28"/>
+                <w:szCs w:val="28"/>
+              </w:rPr>
+              <w:fldChar w:fldCharType="begin"/>
+            </w:r>
+            <w:r>
+              <w:rPr>
+                <w:rFonts w:ascii="Times New Roman" w:hAnsi="Times New Roman" w:cs="Times New Roman"/>
+                <w:noProof/>
+                <w:webHidden/>
+                <w:sz w:val="28"/>
+                <w:szCs w:val="28"/>
+              </w:rPr>
+              <w:instrText xml:space="preserve"> PAGEREF _Toc201824894 \h </w:instrText>
+            </w:r>
+            <w:r>
+              <w:rPr>
+                <w:rFonts w:ascii="Times New Roman" w:hAnsi="Times New Roman" w:cs="Times New Roman"/>
+                <w:noProof/>
+                <w:webHidden/>
+                <w:sz w:val="28"/>
+                <w:szCs w:val="28"/>
+              </w:rPr>
+            </w:r>
+            <w:r>
+              <w:rPr>
+                <w:rFonts w:ascii="Times New Roman" w:hAnsi="Times New Roman" w:cs="Times New Roman"/>
+                <w:noProof/>
+                <w:webHidden/>
+                <w:sz w:val="28"/>
+                <w:szCs w:val="28"/>
+              </w:rPr>
+              <w:fldChar w:fldCharType="separate"/>
+            </w:r>
+            <w:r>
+              <w:rPr>
+                <w:rFonts w:ascii="Times New Roman" w:hAnsi="Times New Roman" w:cs="Times New Roman"/>
+                <w:noProof/>
+                <w:webHidden/>
+                <w:sz w:val="28"/>
+                <w:szCs w:val="28"/>
+              </w:rPr>
+              <w:t>6</w:t>
+            </w:r>
+            <w:r>
+              <w:rPr>
+                <w:rFonts w:ascii="Times New Roman" w:hAnsi="Times New Roman" w:cs="Times New Roman"/>
+                <w:noProof/>
+                <w:webHidden/>
+                <w:sz w:val="28"/>
+                <w:szCs w:val="28"/>
+              </w:rPr>
+              <w:fldChar w:fldCharType="end"/>
+            </w:r>
+          </w:hyperlink>
+        </w:p>
+        <w:p>
+          <w:pPr>
+            <w:pStyle w:val="12"/>
+            <w:tabs>
+              <w:tab w:val="left" w:pos="440"/>
+              <w:tab w:val="right" w:leader="dot" w:pos="9345"/>
+            </w:tabs>
+            <w:rPr>
+              <w:rFonts w:ascii="Times New Roman" w:hAnsi="Times New Roman" w:cs="Times New Roman"/>
+              <w:noProof/>
+              <w:sz w:val="28"/>
+              <w:szCs w:val="28"/>
+            </w:rPr>
+          </w:pPr>
+          <w:hyperlink w:anchor="_Toc201824895" w:history="1">
+            <w:r>
+              <w:rPr>
+                <w:rStyle w:val="ae"/>
+                <w:rFonts w:ascii="Times New Roman" w:hAnsi="Times New Roman" w:cs="Times New Roman"/>
+                <w:noProof/>
+                <w:sz w:val="28"/>
+                <w:szCs w:val="28"/>
+              </w:rPr>
+              <w:t>5.</w:t>
+            </w:r>
+            <w:r>
+              <w:rPr>
+                <w:rFonts w:ascii="Times New Roman" w:hAnsi="Times New Roman" w:cs="Times New Roman"/>
+                <w:noProof/>
+                <w:sz w:val="28"/>
+                <w:szCs w:val="28"/>
+              </w:rPr>
+              <w:tab/>
+            </w:r>
+            <w:r>
+              <w:rPr>
+                <w:rStyle w:val="ae"/>
+                <w:rFonts w:ascii="Times New Roman" w:hAnsi="Times New Roman" w:cs="Times New Roman"/>
+                <w:noProof/>
+                <w:sz w:val="28"/>
+                <w:szCs w:val="28"/>
+              </w:rPr>
+              <w:t>Тестирование программы</w:t>
+            </w:r>
+            <w:r>
+              <w:rPr>
+                <w:rFonts w:ascii="Times New Roman" w:hAnsi="Times New Roman" w:cs="Times New Roman"/>
+                <w:noProof/>
+                <w:webHidden/>
+                <w:sz w:val="28"/>
+                <w:szCs w:val="28"/>
+              </w:rPr>
+              <w:tab/>
+            </w:r>
+            <w:r>
+              <w:rPr>
+                <w:rFonts w:ascii="Times New Roman" w:hAnsi="Times New Roman" w:cs="Times New Roman"/>
+                <w:noProof/>
+                <w:webHidden/>
+                <w:sz w:val="28"/>
+                <w:szCs w:val="28"/>
+              </w:rPr>
+              <w:fldChar w:fldCharType="begin"/>
+            </w:r>
+            <w:r>
+              <w:rPr>
+                <w:rFonts w:ascii="Times New Roman" w:hAnsi="Times New Roman" w:cs="Times New Roman"/>
+                <w:noProof/>
+                <w:webHidden/>
+                <w:sz w:val="28"/>
+                <w:szCs w:val="28"/>
+              </w:rPr>
+              <w:instrText xml:space="preserve"> PAGEREF _Toc201824895 \h </w:instrText>
+            </w:r>
+            <w:r>
+              <w:rPr>
+                <w:rFonts w:ascii="Times New Roman" w:hAnsi="Times New Roman" w:cs="Times New Roman"/>
+                <w:noProof/>
+                <w:webHidden/>
+                <w:sz w:val="28"/>
+                <w:szCs w:val="28"/>
+              </w:rPr>
+            </w:r>
+            <w:r>
+              <w:rPr>
+                <w:rFonts w:ascii="Times New Roman" w:hAnsi="Times New Roman" w:cs="Times New Roman"/>
+                <w:noProof/>
+                <w:webHidden/>
+                <w:sz w:val="28"/>
+                <w:szCs w:val="28"/>
+              </w:rPr>
+              <w:fldChar w:fldCharType="separate"/>
+            </w:r>
+            <w:r>
+              <w:rPr>
+                <w:rFonts w:ascii="Times New Roman" w:hAnsi="Times New Roman" w:cs="Times New Roman"/>
+                <w:noProof/>
+                <w:webHidden/>
+                <w:sz w:val="28"/>
+                <w:szCs w:val="28"/>
+              </w:rPr>
+              <w:t>7</w:t>
             </w:r>
             <w:r>
               <w:rPr>
@@ -1141,27 +1753,17 @@
               <w:szCs w:val="28"/>
             </w:rPr>
           </w:pPr>
-          <w:hyperlink w:anchor="_Toc201827280" w:history="1">
+          <w:hyperlink w:anchor="_Toc201824896" w:history="1">
             <w:r>
               <w:rPr>
                 <w:rStyle w:val="ae"/>
-                <w:rFonts w:ascii="Times New Roman" w:hAnsi="Times New Roman" w:cs="Times New Roman"/>
+                <w:rFonts w:ascii="Times New Roman" w:eastAsia="Calibri" w:hAnsi="Times New Roman" w:cs="Times New Roman"/>
                 <w:noProof/>
                 <w:sz w:val="28"/>
                 <w:szCs w:val="28"/>
-                <w:lang w:val="en-US"/>
-              </w:rPr>
-              <w:t xml:space="preserve">UML </w:t>
-            </w:r>
-            <w:r>
-              <w:rPr>
-                <w:rStyle w:val="ae"/>
-                <w:rFonts w:ascii="Times New Roman" w:hAnsi="Times New Roman" w:cs="Times New Roman"/>
-                <w:noProof/>
-                <w:sz w:val="28"/>
-                <w:szCs w:val="28"/>
-              </w:rPr>
-              <w:t>диаграмма вариантов использования</w:t>
+                <w:lang w:eastAsia="en-US"/>
+              </w:rPr>
+              <w:t>5.1 Тестовый случай «Добавить элемент»</w:t>
             </w:r>
             <w:r>
               <w:rPr>
@@ -1191,7 +1793,7 @@
                 <w:sz w:val="28"/>
                 <w:szCs w:val="28"/>
               </w:rPr>
-              <w:instrText xml:space="preserve"> PAGEREF _Toc201827280 \h </w:instrText>
+              <w:instrText xml:space="preserve"> PAGEREF _Toc201824896 \h </w:instrText>
             </w:r>
             <w:r>
               <w:rPr>
@@ -1220,7 +1822,7 @@
                 <w:sz w:val="28"/>
                 <w:szCs w:val="28"/>
               </w:rPr>
-              <w:t>3</w:t>
+              <w:t>7</w:t>
             </w:r>
             <w:r>
               <w:rPr>
@@ -1247,29 +1849,17 @@
               <w:szCs w:val="28"/>
             </w:rPr>
           </w:pPr>
-          <w:hyperlink w:anchor="_Toc201827281" w:history="1">
+          <w:hyperlink w:anchor="_Toc201824897" w:history="1">
             <w:r>
               <w:rPr>
                 <w:rStyle w:val="ae"/>
-                <w:rFonts w:ascii="Times New Roman" w:hAnsi="Times New Roman" w:cs="Times New Roman"/>
-                <w:bCs/>
+                <w:rFonts w:ascii="Times New Roman" w:eastAsia="Calibri" w:hAnsi="Times New Roman" w:cs="Times New Roman"/>
                 <w:noProof/>
                 <w:sz w:val="28"/>
                 <w:szCs w:val="28"/>
-                <w:lang w:val="en-US"/>
-              </w:rPr>
-              <w:t>UML</w:t>
-            </w:r>
-            <w:r>
-              <w:rPr>
-                <w:rStyle w:val="ae"/>
-                <w:rFonts w:ascii="Times New Roman" w:hAnsi="Times New Roman" w:cs="Times New Roman"/>
-                <w:bCs/>
-                <w:noProof/>
-                <w:sz w:val="28"/>
-                <w:szCs w:val="28"/>
-              </w:rPr>
-              <w:t xml:space="preserve"> диаграмма классов</w:t>
+                <w:lang w:eastAsia="en-US"/>
+              </w:rPr>
+              <w:t>5.2 Тестовый случай «Удалить элемент»</w:t>
             </w:r>
             <w:r>
               <w:rPr>
@@ -1299,7 +1889,7 @@
                 <w:sz w:val="28"/>
                 <w:szCs w:val="28"/>
               </w:rPr>
-              <w:instrText xml:space="preserve"> PAGEREF _Toc201827281 \h </w:instrText>
+              <w:instrText xml:space="preserve"> PAGEREF _Toc201824897 \h </w:instrText>
             </w:r>
             <w:r>
               <w:rPr>
@@ -1328,7 +1918,7 @@
                 <w:sz w:val="28"/>
                 <w:szCs w:val="28"/>
               </w:rPr>
-              <w:t>4</w:t>
+              <w:t>10</w:t>
             </w:r>
             <w:r>
               <w:rPr>
@@ -1355,16 +1945,17 @@
               <w:szCs w:val="28"/>
             </w:rPr>
           </w:pPr>
-          <w:hyperlink w:anchor="_Toc201827282" w:history="1">
+          <w:hyperlink w:anchor="_Toc201824898" w:history="1">
             <w:r>
               <w:rPr>
                 <w:rStyle w:val="ae"/>
-                <w:rFonts w:ascii="Times New Roman" w:hAnsi="Times New Roman" w:cs="Times New Roman"/>
+                <w:rFonts w:ascii="Times New Roman" w:eastAsia="Calibri" w:hAnsi="Times New Roman" w:cs="Times New Roman"/>
                 <w:noProof/>
                 <w:sz w:val="28"/>
                 <w:szCs w:val="28"/>
-              </w:rPr>
-              <w:t>Описание классов, образующих связь типа «общее-частное»</w:t>
+                <w:lang w:eastAsia="en-US"/>
+              </w:rPr>
+              <w:t>5.3 Тестовый случай «Найти элемент»</w:t>
             </w:r>
             <w:r>
               <w:rPr>
@@ -1394,7 +1985,7 @@
                 <w:sz w:val="28"/>
                 <w:szCs w:val="28"/>
               </w:rPr>
-              <w:instrText xml:space="preserve"> PAGEREF _Toc201827282 \h </w:instrText>
+              <w:instrText xml:space="preserve"> PAGEREF _Toc201824898 \h </w:instrText>
             </w:r>
             <w:r>
               <w:rPr>
@@ -1423,7 +2014,296 @@
                 <w:sz w:val="28"/>
                 <w:szCs w:val="28"/>
               </w:rPr>
-              <w:t>4</w:t>
+              <w:t>12</w:t>
+            </w:r>
+            <w:r>
+              <w:rPr>
+                <w:rFonts w:ascii="Times New Roman" w:hAnsi="Times New Roman" w:cs="Times New Roman"/>
+                <w:noProof/>
+                <w:webHidden/>
+                <w:sz w:val="28"/>
+                <w:szCs w:val="28"/>
+              </w:rPr>
+              <w:fldChar w:fldCharType="end"/>
+            </w:r>
+          </w:hyperlink>
+        </w:p>
+        <w:p>
+          <w:pPr>
+            <w:pStyle w:val="12"/>
+            <w:tabs>
+              <w:tab w:val="right" w:leader="dot" w:pos="9345"/>
+            </w:tabs>
+            <w:rPr>
+              <w:rFonts w:ascii="Times New Roman" w:hAnsi="Times New Roman" w:cs="Times New Roman"/>
+              <w:noProof/>
+              <w:sz w:val="28"/>
+              <w:szCs w:val="28"/>
+            </w:rPr>
+          </w:pPr>
+          <w:hyperlink w:anchor="_Toc201824899" w:history="1">
+            <w:r>
+              <w:rPr>
+                <w:rStyle w:val="ae"/>
+                <w:rFonts w:ascii="Times New Roman" w:eastAsia="Calibri" w:hAnsi="Times New Roman" w:cs="Times New Roman"/>
+                <w:noProof/>
+                <w:sz w:val="28"/>
+                <w:szCs w:val="28"/>
+                <w:lang w:eastAsia="en-US"/>
+              </w:rPr>
+              <w:t>5.4 Тестовый случай «Сохранить данные»</w:t>
+            </w:r>
+            <w:r>
+              <w:rPr>
+                <w:rFonts w:ascii="Times New Roman" w:hAnsi="Times New Roman" w:cs="Times New Roman"/>
+                <w:noProof/>
+                <w:webHidden/>
+                <w:sz w:val="28"/>
+                <w:szCs w:val="28"/>
+              </w:rPr>
+              <w:tab/>
+            </w:r>
+            <w:r>
+              <w:rPr>
+                <w:rFonts w:ascii="Times New Roman" w:hAnsi="Times New Roman" w:cs="Times New Roman"/>
+                <w:noProof/>
+                <w:webHidden/>
+                <w:sz w:val="28"/>
+                <w:szCs w:val="28"/>
+              </w:rPr>
+              <w:fldChar w:fldCharType="begin"/>
+            </w:r>
+            <w:r>
+              <w:rPr>
+                <w:rFonts w:ascii="Times New Roman" w:hAnsi="Times New Roman" w:cs="Times New Roman"/>
+                <w:noProof/>
+                <w:webHidden/>
+                <w:sz w:val="28"/>
+                <w:szCs w:val="28"/>
+              </w:rPr>
+              <w:instrText xml:space="preserve"> PAGEREF _Toc201824899 \h </w:instrText>
+            </w:r>
+            <w:r>
+              <w:rPr>
+                <w:rFonts w:ascii="Times New Roman" w:hAnsi="Times New Roman" w:cs="Times New Roman"/>
+                <w:noProof/>
+                <w:webHidden/>
+                <w:sz w:val="28"/>
+                <w:szCs w:val="28"/>
+              </w:rPr>
+            </w:r>
+            <w:r>
+              <w:rPr>
+                <w:rFonts w:ascii="Times New Roman" w:hAnsi="Times New Roman" w:cs="Times New Roman"/>
+                <w:noProof/>
+                <w:webHidden/>
+                <w:sz w:val="28"/>
+                <w:szCs w:val="28"/>
+              </w:rPr>
+              <w:fldChar w:fldCharType="separate"/>
+            </w:r>
+            <w:r>
+              <w:rPr>
+                <w:rFonts w:ascii="Times New Roman" w:hAnsi="Times New Roman" w:cs="Times New Roman"/>
+                <w:noProof/>
+                <w:webHidden/>
+                <w:sz w:val="28"/>
+                <w:szCs w:val="28"/>
+              </w:rPr>
+              <w:t>15</w:t>
+            </w:r>
+            <w:r>
+              <w:rPr>
+                <w:rFonts w:ascii="Times New Roman" w:hAnsi="Times New Roman" w:cs="Times New Roman"/>
+                <w:noProof/>
+                <w:webHidden/>
+                <w:sz w:val="28"/>
+                <w:szCs w:val="28"/>
+              </w:rPr>
+              <w:fldChar w:fldCharType="end"/>
+            </w:r>
+          </w:hyperlink>
+        </w:p>
+        <w:p>
+          <w:pPr>
+            <w:pStyle w:val="12"/>
+            <w:tabs>
+              <w:tab w:val="right" w:leader="dot" w:pos="9345"/>
+            </w:tabs>
+            <w:rPr>
+              <w:rFonts w:ascii="Times New Roman" w:hAnsi="Times New Roman" w:cs="Times New Roman"/>
+              <w:noProof/>
+              <w:sz w:val="28"/>
+              <w:szCs w:val="28"/>
+            </w:rPr>
+          </w:pPr>
+          <w:hyperlink w:anchor="_Toc201824900" w:history="1">
+            <w:r>
+              <w:rPr>
+                <w:rStyle w:val="ae"/>
+                <w:rFonts w:ascii="Times New Roman" w:eastAsia="Calibri" w:hAnsi="Times New Roman" w:cs="Times New Roman"/>
+                <w:noProof/>
+                <w:sz w:val="28"/>
+                <w:szCs w:val="28"/>
+                <w:lang w:eastAsia="en-US"/>
+              </w:rPr>
+              <w:t>5.5 Тестовый случай «Загрузить данные»</w:t>
+            </w:r>
+            <w:r>
+              <w:rPr>
+                <w:rFonts w:ascii="Times New Roman" w:hAnsi="Times New Roman" w:cs="Times New Roman"/>
+                <w:noProof/>
+                <w:webHidden/>
+                <w:sz w:val="28"/>
+                <w:szCs w:val="28"/>
+              </w:rPr>
+              <w:tab/>
+            </w:r>
+            <w:r>
+              <w:rPr>
+                <w:rFonts w:ascii="Times New Roman" w:hAnsi="Times New Roman" w:cs="Times New Roman"/>
+                <w:noProof/>
+                <w:webHidden/>
+                <w:sz w:val="28"/>
+                <w:szCs w:val="28"/>
+              </w:rPr>
+              <w:fldChar w:fldCharType="begin"/>
+            </w:r>
+            <w:r>
+              <w:rPr>
+                <w:rFonts w:ascii="Times New Roman" w:hAnsi="Times New Roman" w:cs="Times New Roman"/>
+                <w:noProof/>
+                <w:webHidden/>
+                <w:sz w:val="28"/>
+                <w:szCs w:val="28"/>
+              </w:rPr>
+              <w:instrText xml:space="preserve"> PAGEREF _Toc201824900 \h </w:instrText>
+            </w:r>
+            <w:r>
+              <w:rPr>
+                <w:rFonts w:ascii="Times New Roman" w:hAnsi="Times New Roman" w:cs="Times New Roman"/>
+                <w:noProof/>
+                <w:webHidden/>
+                <w:sz w:val="28"/>
+                <w:szCs w:val="28"/>
+              </w:rPr>
+            </w:r>
+            <w:r>
+              <w:rPr>
+                <w:rFonts w:ascii="Times New Roman" w:hAnsi="Times New Roman" w:cs="Times New Roman"/>
+                <w:noProof/>
+                <w:webHidden/>
+                <w:sz w:val="28"/>
+                <w:szCs w:val="28"/>
+              </w:rPr>
+              <w:fldChar w:fldCharType="separate"/>
+            </w:r>
+            <w:r>
+              <w:rPr>
+                <w:rFonts w:ascii="Times New Roman" w:hAnsi="Times New Roman" w:cs="Times New Roman"/>
+                <w:noProof/>
+                <w:webHidden/>
+                <w:sz w:val="28"/>
+                <w:szCs w:val="28"/>
+              </w:rPr>
+              <w:t>17</w:t>
+            </w:r>
+            <w:r>
+              <w:rPr>
+                <w:rFonts w:ascii="Times New Roman" w:hAnsi="Times New Roman" w:cs="Times New Roman"/>
+                <w:noProof/>
+                <w:webHidden/>
+                <w:sz w:val="28"/>
+                <w:szCs w:val="28"/>
+              </w:rPr>
+              <w:fldChar w:fldCharType="end"/>
+            </w:r>
+          </w:hyperlink>
+        </w:p>
+        <w:p>
+          <w:pPr>
+            <w:pStyle w:val="12"/>
+            <w:tabs>
+              <w:tab w:val="right" w:leader="dot" w:pos="9345"/>
+            </w:tabs>
+            <w:rPr>
+              <w:rFonts w:ascii="Times New Roman" w:hAnsi="Times New Roman" w:cs="Times New Roman"/>
+              <w:noProof/>
+              <w:sz w:val="28"/>
+              <w:szCs w:val="28"/>
+            </w:rPr>
+          </w:pPr>
+          <w:hyperlink w:anchor="_Toc201824901" w:history="1">
+            <w:r>
+              <w:rPr>
+                <w:rStyle w:val="ae"/>
+                <w:rFonts w:ascii="Times New Roman" w:eastAsia="Calibri" w:hAnsi="Times New Roman" w:cs="Times New Roman"/>
+                <w:bCs/>
+                <w:noProof/>
+                <w:sz w:val="28"/>
+                <w:szCs w:val="28"/>
+                <w:lang w:eastAsia="en-US"/>
+              </w:rPr>
+              <w:t>ПРИЛОЖЕНИЕ А</w:t>
+            </w:r>
+            <w:r>
+              <w:rPr>
+                <w:rFonts w:ascii="Times New Roman" w:hAnsi="Times New Roman" w:cs="Times New Roman"/>
+                <w:noProof/>
+                <w:webHidden/>
+                <w:sz w:val="28"/>
+                <w:szCs w:val="28"/>
+              </w:rPr>
+              <w:tab/>
+            </w:r>
+            <w:r>
+              <w:rPr>
+                <w:rFonts w:ascii="Times New Roman" w:hAnsi="Times New Roman" w:cs="Times New Roman"/>
+                <w:noProof/>
+                <w:webHidden/>
+                <w:sz w:val="28"/>
+                <w:szCs w:val="28"/>
+              </w:rPr>
+              <w:fldChar w:fldCharType="begin"/>
+            </w:r>
+            <w:r>
+              <w:rPr>
+                <w:rFonts w:ascii="Times New Roman" w:hAnsi="Times New Roman" w:cs="Times New Roman"/>
+                <w:noProof/>
+                <w:webHidden/>
+                <w:sz w:val="28"/>
+                <w:szCs w:val="28"/>
+              </w:rPr>
+              <w:instrText xml:space="preserve"> PAGEREF _Toc201824901 \h </w:instrText>
+            </w:r>
+            <w:r>
+              <w:rPr>
+                <w:rFonts w:ascii="Times New Roman" w:hAnsi="Times New Roman" w:cs="Times New Roman"/>
+                <w:noProof/>
+                <w:webHidden/>
+                <w:sz w:val="28"/>
+                <w:szCs w:val="28"/>
+              </w:rPr>
+            </w:r>
+            <w:r>
+              <w:rPr>
+                <w:rFonts w:ascii="Times New Roman" w:hAnsi="Times New Roman" w:cs="Times New Roman"/>
+                <w:noProof/>
+                <w:webHidden/>
+                <w:sz w:val="28"/>
+                <w:szCs w:val="28"/>
+              </w:rPr>
+              <w:fldChar w:fldCharType="separate"/>
+            </w:r>
+            <w:r>
+              <w:rPr>
+                <w:rFonts w:ascii="Times New Roman" w:hAnsi="Times New Roman" w:cs="Times New Roman"/>
+                <w:noProof/>
+                <w:webHidden/>
+                <w:sz w:val="28"/>
+                <w:szCs w:val="28"/>
+              </w:rPr>
+              <w:t>20</w:t>
             </w:r>
             <w:r>
               <w:rPr>
@@ -1441,7 +2321,6 @@
           <w:r>
             <w:rPr>
               <w:rFonts w:ascii="Times New Roman" w:hAnsi="Times New Roman" w:cs="Times New Roman"/>
-              <w:b/>
               <w:bCs/>
               <w:sz w:val="28"/>
               <w:szCs w:val="28"/>
@@ -1454,6 +2333,10 @@
     <w:p/>
     <w:p/>
     <w:p/>
+    <w:p>
+      <w:bookmarkStart w:id="0" w:name="_GoBack"/>
+      <w:bookmarkEnd w:id="0"/>
+    </w:p>
     <w:p/>
     <w:p/>
     <w:p/>
@@ -1466,24 +2349,16 @@
     <w:p/>
     <w:p/>
     <w:p/>
-    <w:p/>
-    <w:p/>
-    <w:p/>
-    <w:p/>
-    <w:p/>
-    <w:p/>
-    <w:p/>
-    <w:p/>
-    <w:p/>
     <w:p>
       <w:pPr>
         <w:pStyle w:val="ab"/>
       </w:pPr>
-      <w:bookmarkStart w:id="0" w:name="_Toc201827279"/>
-      <w:r>
+      <w:bookmarkStart w:id="1" w:name="_Toc201824890"/>
+      <w:r>
+        <w:lastRenderedPageBreak/>
         <w:t>Введение</w:t>
       </w:r>
-      <w:bookmarkEnd w:id="0"/>
+      <w:bookmarkEnd w:id="1"/>
     </w:p>
     <w:p>
       <w:pPr>
@@ -1515,7 +2390,7 @@
           <w:numId w:val="1"/>
         </w:numPr>
       </w:pPr>
-      <w:bookmarkStart w:id="1" w:name="_Toc201827280"/>
+      <w:bookmarkStart w:id="2" w:name="_Toc201824891"/>
       <w:r>
         <w:rPr>
           <w:lang w:val="en-US"/>
@@ -1525,7 +2400,7 @@
       <w:r>
         <w:t>диаграмма вариантов использования</w:t>
       </w:r>
-      <w:bookmarkEnd w:id="1"/>
+      <w:bookmarkEnd w:id="2"/>
     </w:p>
     <w:p>
       <w:pPr>
@@ -1624,12 +2499,13 @@
           <w:bCs/>
         </w:rPr>
       </w:pPr>
-      <w:bookmarkStart w:id="2" w:name="_Toc201827281"/>
+      <w:bookmarkStart w:id="3" w:name="_Toc201824892"/>
       <w:r>
         <w:rPr>
           <w:bCs/>
           <w:lang w:val="en-US"/>
         </w:rPr>
+        <w:lastRenderedPageBreak/>
         <w:t>UML</w:t>
       </w:r>
       <w:r>
@@ -1644,7 +2520,7 @@
         </w:rPr>
         <w:t>диаграмма классов</w:t>
       </w:r>
-      <w:bookmarkEnd w:id="2"/>
+      <w:bookmarkEnd w:id="3"/>
     </w:p>
     <w:p>
       <w:pPr>
@@ -1692,8 +2568,6 @@
           </wp:inline>
         </w:drawing>
       </w:r>
-      <w:bookmarkStart w:id="3" w:name="_GoBack"/>
-      <w:bookmarkEnd w:id="3"/>
     </w:p>
     <w:p>
       <w:pPr>
@@ -1731,7 +2605,7 @@
           <w:numId w:val="1"/>
         </w:numPr>
       </w:pPr>
-      <w:bookmarkStart w:id="4" w:name="_Toc201827282"/>
+      <w:bookmarkStart w:id="4" w:name="_Toc201824893"/>
       <w:r>
         <w:t>Описание классов, образующих связь типа «общее-частное»</w:t>
       </w:r>
@@ -2419,7 +3293,6 @@
           <w:rFonts w:eastAsia="MS Gothic"/>
           <w:lang w:val="en-US" w:eastAsia="en-US"/>
         </w:rPr>
-        <w:lastRenderedPageBreak/>
         <w:t>Таблица 2 – Описание класса Circle</w:t>
       </w:r>
     </w:p>
@@ -2462,6 +3335,7 @@
                 <w:sz w:val="24"/>
                 <w:lang w:eastAsia="en-US"/>
               </w:rPr>
+              <w:lastRenderedPageBreak/>
               <w:t>Название</w:t>
             </w:r>
           </w:p>
@@ -4899,6 +5773,7 @@
           <w:lang w:val="en-US"/>
         </w:rPr>
       </w:pPr>
+      <w:bookmarkStart w:id="5" w:name="_Toc201824894"/>
       <w:r>
         <w:lastRenderedPageBreak/>
         <w:t xml:space="preserve">Дерево ветвлений </w:t>
@@ -4910,6 +5785,7 @@
         </w:rPr>
         <w:t>Git</w:t>
       </w:r>
+      <w:bookmarkEnd w:id="5"/>
       <w:proofErr w:type="spellEnd"/>
     </w:p>
     <w:p>
@@ -5117,10 +5993,12 @@
           <w:numId w:val="1"/>
         </w:numPr>
       </w:pPr>
+      <w:bookmarkStart w:id="6" w:name="_Toc201824895"/>
       <w:r>
         <w:lastRenderedPageBreak/>
         <w:t>Тестирование программы</w:t>
       </w:r>
+      <w:bookmarkEnd w:id="6"/>
     </w:p>
     <w:p>
       <w:pPr>
@@ -5223,6 +6101,7 @@
           <w:lang w:eastAsia="en-US"/>
         </w:rPr>
       </w:pPr>
+      <w:bookmarkStart w:id="7" w:name="_Toc201824896"/>
       <w:r>
         <w:rPr>
           <w:rFonts w:eastAsia="Calibri"/>
@@ -5230,6 +6109,7 @@
         </w:rPr>
         <w:t>5.1 Тестовый случай «Добавить элемент»</w:t>
       </w:r>
+      <w:bookmarkEnd w:id="7"/>
     </w:p>
     <w:p>
       <w:pPr>
@@ -6275,6 +7155,7 @@
           <w:lang w:eastAsia="en-US"/>
         </w:rPr>
       </w:pPr>
+      <w:bookmarkStart w:id="8" w:name="_Toc201824897"/>
       <w:r>
         <w:rPr>
           <w:rFonts w:eastAsia="Calibri"/>
@@ -6282,6 +7163,7 @@
         </w:rPr>
         <w:t>5.2 Тестовый случай «Удалить элемент»</w:t>
       </w:r>
+      <w:bookmarkEnd w:id="8"/>
     </w:p>
     <w:p>
       <w:pPr>
@@ -6756,6 +7638,7 @@
           <w:lang w:eastAsia="en-US"/>
         </w:rPr>
       </w:pPr>
+      <w:bookmarkStart w:id="9" w:name="_Toc201824898"/>
       <w:r>
         <w:rPr>
           <w:rFonts w:eastAsia="Calibri"/>
@@ -6763,6 +7646,7 @@
         </w:rPr>
         <w:t>5.3 Тестовый случай «Найти элемент»</w:t>
       </w:r>
+      <w:bookmarkEnd w:id="9"/>
     </w:p>
     <w:p>
       <w:pPr>
@@ -7406,6 +8290,7 @@
           <w:lang w:eastAsia="en-US"/>
         </w:rPr>
       </w:pPr>
+      <w:bookmarkStart w:id="10" w:name="_Toc201824899"/>
       <w:r>
         <w:rPr>
           <w:rFonts w:eastAsia="Calibri"/>
@@ -7413,6 +8298,7 @@
         </w:rPr>
         <w:t>5.4 Тестовый случай «Сохранить данные»</w:t>
       </w:r>
+      <w:bookmarkEnd w:id="10"/>
     </w:p>
     <w:p>
       <w:pPr>
@@ -8039,6 +8925,7 @@
           <w:lang w:eastAsia="en-US"/>
         </w:rPr>
       </w:pPr>
+      <w:bookmarkStart w:id="11" w:name="_Toc201824900"/>
       <w:r>
         <w:rPr>
           <w:rFonts w:eastAsia="Calibri"/>
@@ -8046,6 +8933,7 @@
         </w:rPr>
         <w:t>5.5 Тестовый случай «Загрузить данные»</w:t>
       </w:r>
+      <w:bookmarkEnd w:id="11"/>
     </w:p>
     <w:p>
       <w:pPr>
@@ -8711,8 +9599,9 @@
           <w:lang w:eastAsia="en-US"/>
         </w:rPr>
       </w:pPr>
-      <w:bookmarkStart w:id="5" w:name="_Toc74829070"/>
-      <w:bookmarkStart w:id="6" w:name="_Toc74956679"/>
+      <w:bookmarkStart w:id="12" w:name="_Toc74829070"/>
+      <w:bookmarkStart w:id="13" w:name="_Toc74956679"/>
+      <w:bookmarkStart w:id="14" w:name="_Toc201824901"/>
       <w:r>
         <w:rPr>
           <w:rFonts w:ascii="Times New Roman" w:eastAsia="Calibri" w:hAnsi="Times New Roman" w:cs="Times New Roman"/>
@@ -8723,8 +9612,9 @@
         </w:rPr>
         <w:t>ПРИЛОЖЕНИЕ А</w:t>
       </w:r>
-      <w:bookmarkEnd w:id="5"/>
-      <w:bookmarkEnd w:id="6"/>
+      <w:bookmarkEnd w:id="12"/>
+      <w:bookmarkEnd w:id="13"/>
+      <w:bookmarkEnd w:id="14"/>
     </w:p>
     <w:p>
       <w:pPr>
@@ -10029,7 +10919,7 @@
             <w:rFonts w:ascii="Times New Roman" w:hAnsi="Times New Roman" w:cs="Times New Roman"/>
             <w:noProof/>
           </w:rPr>
-          <w:t>5</w:t>
+          <w:t>2</w:t>
         </w:r>
         <w:r>
           <w:rPr>
@@ -11218,7 +12108,7 @@
 </file>
 
 <file path=customXml/itemProps1.xml><?xml version="1.0" encoding="utf-8"?>
-<ds:datastoreItem xmlns:ds="http://schemas.openxmlformats.org/officeDocument/2006/customXml" ds:itemID="{729AC693-C957-4F32-9289-B6E4C2874006}">
+<ds:datastoreItem xmlns:ds="http://schemas.openxmlformats.org/officeDocument/2006/customXml" ds:itemID="{8B2FBA2C-5760-4133-A5FC-AC7059CE0BD7}">
   <ds:schemaRefs>
     <ds:schemaRef ds:uri="http://schemas.openxmlformats.org/officeDocument/2006/bibliography"/>
   </ds:schemaRefs>

--- a/Lab5/Лб 5 UML Дягилев.docx
+++ b/Lab5/Лб 5 UML Дягилев.docx
@@ -2333,10 +2333,6 @@
     <w:p/>
     <w:p/>
     <w:p/>
-    <w:p>
-      <w:bookmarkStart w:id="0" w:name="_GoBack"/>
-      <w:bookmarkEnd w:id="0"/>
-    </w:p>
     <w:p/>
     <w:p/>
     <w:p/>
@@ -2349,16 +2345,17 @@
     <w:p/>
     <w:p/>
     <w:p/>
+    <w:p/>
     <w:p>
       <w:pPr>
         <w:pStyle w:val="ab"/>
       </w:pPr>
-      <w:bookmarkStart w:id="1" w:name="_Toc201824890"/>
+      <w:bookmarkStart w:id="0" w:name="_Toc201824890"/>
       <w:r>
         <w:lastRenderedPageBreak/>
         <w:t>Введение</w:t>
       </w:r>
-      <w:bookmarkEnd w:id="1"/>
+      <w:bookmarkEnd w:id="0"/>
     </w:p>
     <w:p>
       <w:pPr>
@@ -2390,7 +2387,7 @@
           <w:numId w:val="1"/>
         </w:numPr>
       </w:pPr>
-      <w:bookmarkStart w:id="2" w:name="_Toc201824891"/>
+      <w:bookmarkStart w:id="1" w:name="_Toc201824891"/>
       <w:r>
         <w:rPr>
           <w:lang w:val="en-US"/>
@@ -2400,7 +2397,7 @@
       <w:r>
         <w:t>диаграмма вариантов использования</w:t>
       </w:r>
-      <w:bookmarkEnd w:id="2"/>
+      <w:bookmarkEnd w:id="1"/>
     </w:p>
     <w:p>
       <w:pPr>
@@ -2499,7 +2496,7 @@
           <w:bCs/>
         </w:rPr>
       </w:pPr>
-      <w:bookmarkStart w:id="3" w:name="_Toc201824892"/>
+      <w:bookmarkStart w:id="2" w:name="_Toc201824892"/>
       <w:r>
         <w:rPr>
           <w:bCs/>
@@ -2520,7 +2517,7 @@
         </w:rPr>
         <w:t>диаграмма классов</w:t>
       </w:r>
-      <w:bookmarkEnd w:id="3"/>
+      <w:bookmarkEnd w:id="2"/>
     </w:p>
     <w:p>
       <w:pPr>
@@ -2605,11 +2602,11 @@
           <w:numId w:val="1"/>
         </w:numPr>
       </w:pPr>
-      <w:bookmarkStart w:id="4" w:name="_Toc201824893"/>
+      <w:bookmarkStart w:id="3" w:name="_Toc201824893"/>
       <w:r>
         <w:t>Описание классов, образующих связь типа «общее-частное»</w:t>
       </w:r>
-      <w:bookmarkEnd w:id="4"/>
+      <w:bookmarkEnd w:id="3"/>
     </w:p>
     <w:p>
       <w:pPr>
@@ -5773,7 +5770,7 @@
           <w:lang w:val="en-US"/>
         </w:rPr>
       </w:pPr>
-      <w:bookmarkStart w:id="5" w:name="_Toc201824894"/>
+      <w:bookmarkStart w:id="4" w:name="_Toc201824894"/>
       <w:r>
         <w:lastRenderedPageBreak/>
         <w:t xml:space="preserve">Дерево ветвлений </w:t>
@@ -5785,7 +5782,7 @@
         </w:rPr>
         <w:t>Git</w:t>
       </w:r>
-      <w:bookmarkEnd w:id="5"/>
+      <w:bookmarkEnd w:id="4"/>
       <w:proofErr w:type="spellEnd"/>
     </w:p>
     <w:p>
@@ -5993,12 +5990,12 @@
           <w:numId w:val="1"/>
         </w:numPr>
       </w:pPr>
-      <w:bookmarkStart w:id="6" w:name="_Toc201824895"/>
+      <w:bookmarkStart w:id="5" w:name="_Toc201824895"/>
       <w:r>
         <w:lastRenderedPageBreak/>
         <w:t>Тестирование программы</w:t>
       </w:r>
-      <w:bookmarkEnd w:id="6"/>
+      <w:bookmarkEnd w:id="5"/>
     </w:p>
     <w:p>
       <w:pPr>
@@ -6101,7 +6098,7 @@
           <w:lang w:eastAsia="en-US"/>
         </w:rPr>
       </w:pPr>
-      <w:bookmarkStart w:id="7" w:name="_Toc201824896"/>
+      <w:bookmarkStart w:id="6" w:name="_Toc201824896"/>
       <w:r>
         <w:rPr>
           <w:rFonts w:eastAsia="Calibri"/>
@@ -6109,7 +6106,7 @@
         </w:rPr>
         <w:t>5.1 Тестовый случай «Добавить элемент»</w:t>
       </w:r>
-      <w:bookmarkEnd w:id="7"/>
+      <w:bookmarkEnd w:id="6"/>
     </w:p>
     <w:p>
       <w:pPr>
@@ -7155,7 +7152,7 @@
           <w:lang w:eastAsia="en-US"/>
         </w:rPr>
       </w:pPr>
-      <w:bookmarkStart w:id="8" w:name="_Toc201824897"/>
+      <w:bookmarkStart w:id="7" w:name="_Toc201824897"/>
       <w:r>
         <w:rPr>
           <w:rFonts w:eastAsia="Calibri"/>
@@ -7163,7 +7160,7 @@
         </w:rPr>
         <w:t>5.2 Тестовый случай «Удалить элемент»</w:t>
       </w:r>
-      <w:bookmarkEnd w:id="8"/>
+      <w:bookmarkEnd w:id="7"/>
     </w:p>
     <w:p>
       <w:pPr>
@@ -7638,7 +7635,7 @@
           <w:lang w:eastAsia="en-US"/>
         </w:rPr>
       </w:pPr>
-      <w:bookmarkStart w:id="9" w:name="_Toc201824898"/>
+      <w:bookmarkStart w:id="8" w:name="_Toc201824898"/>
       <w:r>
         <w:rPr>
           <w:rFonts w:eastAsia="Calibri"/>
@@ -7646,7 +7643,7 @@
         </w:rPr>
         <w:t>5.3 Тестовый случай «Найти элемент»</w:t>
       </w:r>
-      <w:bookmarkEnd w:id="9"/>
+      <w:bookmarkEnd w:id="8"/>
     </w:p>
     <w:p>
       <w:pPr>
@@ -8290,7 +8287,7 @@
           <w:lang w:eastAsia="en-US"/>
         </w:rPr>
       </w:pPr>
-      <w:bookmarkStart w:id="10" w:name="_Toc201824899"/>
+      <w:bookmarkStart w:id="9" w:name="_Toc201824899"/>
       <w:r>
         <w:rPr>
           <w:rFonts w:eastAsia="Calibri"/>
@@ -8298,7 +8295,7 @@
         </w:rPr>
         <w:t>5.4 Тестовый случай «Сохранить данные»</w:t>
       </w:r>
-      <w:bookmarkEnd w:id="10"/>
+      <w:bookmarkEnd w:id="9"/>
     </w:p>
     <w:p>
       <w:pPr>
@@ -8925,7 +8922,7 @@
           <w:lang w:eastAsia="en-US"/>
         </w:rPr>
       </w:pPr>
-      <w:bookmarkStart w:id="11" w:name="_Toc201824900"/>
+      <w:bookmarkStart w:id="10" w:name="_Toc201824900"/>
       <w:r>
         <w:rPr>
           <w:rFonts w:eastAsia="Calibri"/>
@@ -8933,7 +8930,7 @@
         </w:rPr>
         <w:t>5.5 Тестовый случай «Загрузить данные»</w:t>
       </w:r>
-      <w:bookmarkEnd w:id="11"/>
+      <w:bookmarkEnd w:id="10"/>
     </w:p>
     <w:p>
       <w:pPr>
@@ -9599,9 +9596,9 @@
           <w:lang w:eastAsia="en-US"/>
         </w:rPr>
       </w:pPr>
-      <w:bookmarkStart w:id="12" w:name="_Toc74829070"/>
-      <w:bookmarkStart w:id="13" w:name="_Toc74956679"/>
-      <w:bookmarkStart w:id="14" w:name="_Toc201824901"/>
+      <w:bookmarkStart w:id="11" w:name="_Toc74829070"/>
+      <w:bookmarkStart w:id="12" w:name="_Toc74956679"/>
+      <w:bookmarkStart w:id="13" w:name="_Toc201824901"/>
       <w:r>
         <w:rPr>
           <w:rFonts w:ascii="Times New Roman" w:eastAsia="Calibri" w:hAnsi="Times New Roman" w:cs="Times New Roman"/>
@@ -9612,9 +9609,9 @@
         </w:rPr>
         <w:t>ПРИЛОЖЕНИЕ А</w:t>
       </w:r>
+      <w:bookmarkEnd w:id="11"/>
       <w:bookmarkEnd w:id="12"/>
       <w:bookmarkEnd w:id="13"/>
-      <w:bookmarkEnd w:id="14"/>
     </w:p>
     <w:p>
       <w:pPr>
@@ -10752,10 +10749,21 @@
         <w:t xml:space="preserve"> Система должна работать на операционной системе </w:t>
       </w:r>
       <w:r>
-        <w:t>Windows 10, версия 18</w:t>
-      </w:r>
-      <w:r>
-        <w:t>03 (April 2018 Update) или выше</w:t>
+        <w:t xml:space="preserve">Windows 10, версия </w:t>
+      </w:r>
+      <w:bookmarkStart w:id="14" w:name="_GoBack"/>
+      <w:bookmarkEnd w:id="14"/>
+      <w:r>
+        <w:t>22</w:t>
+      </w:r>
+      <w:r>
+        <w:rPr>
+          <w:lang w:val="en-US"/>
+        </w:rPr>
+        <w:t>H</w:t>
+      </w:r>
+      <w:r>
+        <w:t>2</w:t>
       </w:r>
       <w:r>
         <w:t>.</w:t>
@@ -10919,7 +10927,7 @@
             <w:rFonts w:ascii="Times New Roman" w:hAnsi="Times New Roman" w:cs="Times New Roman"/>
             <w:noProof/>
           </w:rPr>
-          <w:t>2</w:t>
+          <w:t>22</w:t>
         </w:r>
         <w:r>
           <w:rPr>
@@ -12108,7 +12116,7 @@
 </file>
 
 <file path=customXml/itemProps1.xml><?xml version="1.0" encoding="utf-8"?>
-<ds:datastoreItem xmlns:ds="http://schemas.openxmlformats.org/officeDocument/2006/customXml" ds:itemID="{8B2FBA2C-5760-4133-A5FC-AC7059CE0BD7}">
+<ds:datastoreItem xmlns:ds="http://schemas.openxmlformats.org/officeDocument/2006/customXml" ds:itemID="{1AD60001-43B9-4BBF-8586-10B8C674CABF}">
   <ds:schemaRefs>
     <ds:schemaRef ds:uri="http://schemas.openxmlformats.org/officeDocument/2006/bibliography"/>
   </ds:schemaRefs>

--- a/Lab5/Лб 5 UML Дягилев.docx
+++ b/Lab5/Лб 5 UML Дягилев.docx
@@ -10575,7 +10575,21 @@
         <w:pStyle w:val="a4"/>
       </w:pPr>
       <w:r>
-        <w:t>- численные параметры (стороны, радиус и др.);</w:t>
+        <w:t>- численные параметры (сто</w:t>
+      </w:r>
+      <w:bookmarkStart w:id="14" w:name="_GoBack"/>
+      <w:bookmarkEnd w:id="14"/>
+      <w:r>
+        <w:t>роны, радиус и др.)</w:t>
+      </w:r>
+      <w:r>
+        <w:t xml:space="preserve"> </w:t>
+      </w:r>
+      <w:r>
+        <w:t xml:space="preserve"> в метрах</w:t>
+      </w:r>
+      <w:r>
+        <w:t>;</w:t>
       </w:r>
     </w:p>
     <w:p>
@@ -10583,7 +10597,13 @@
         <w:pStyle w:val="a4"/>
       </w:pPr>
       <w:r>
-        <w:t>- площадь.</w:t>
+        <w:t>- площадь</w:t>
+      </w:r>
+      <w:r>
+        <w:t xml:space="preserve"> в метрах</w:t>
+      </w:r>
+      <w:r>
+        <w:t>.</w:t>
       </w:r>
     </w:p>
     <w:p>
@@ -10751,8 +10771,6 @@
       <w:r>
         <w:t xml:space="preserve">Windows 10, версия </w:t>
       </w:r>
-      <w:bookmarkStart w:id="14" w:name="_GoBack"/>
-      <w:bookmarkEnd w:id="14"/>
       <w:r>
         <w:t>22</w:t>
       </w:r>
@@ -10927,7 +10945,7 @@
             <w:rFonts w:ascii="Times New Roman" w:hAnsi="Times New Roman" w:cs="Times New Roman"/>
             <w:noProof/>
           </w:rPr>
-          <w:t>22</w:t>
+          <w:t>21</w:t>
         </w:r>
         <w:r>
           <w:rPr>
@@ -12116,7 +12134,7 @@
 </file>
 
 <file path=customXml/itemProps1.xml><?xml version="1.0" encoding="utf-8"?>
-<ds:datastoreItem xmlns:ds="http://schemas.openxmlformats.org/officeDocument/2006/customXml" ds:itemID="{1AD60001-43B9-4BBF-8586-10B8C674CABF}">
+<ds:datastoreItem xmlns:ds="http://schemas.openxmlformats.org/officeDocument/2006/customXml" ds:itemID="{C99C7625-3191-471D-BE7E-FDFDBE7E76A6}">
   <ds:schemaRefs>
     <ds:schemaRef ds:uri="http://schemas.openxmlformats.org/officeDocument/2006/bibliography"/>
   </ds:schemaRefs>
